--- a/HW1/ML_Chip_HW1_吳嘉城.docx
+++ b/HW1/ML_Chip_HW1_吳嘉城.docx
@@ -50,45 +50,8 @@
           <w:szCs w:val="40"/>
           <w:u w:val="single"/>
         </w:rPr>
-        <w:t xml:space="preserve">1 Implementation of </w:t>
-      </w:r>
-      <w:proofErr w:type="spellStart"/>
-      <w:r>
-        <w:rPr>
-          <w:rFonts w:ascii="Times New Roman" w:hAnsi="Times New Roman" w:cs="Times New Roman"/>
-          <w:b/>
-          <w:bCs/>
-          <w:sz w:val="40"/>
-          <w:szCs w:val="40"/>
-          <w:u w:val="single"/>
-        </w:rPr>
-        <w:t>AlexNet</w:t>
-      </w:r>
-      <w:proofErr w:type="spellEnd"/>
-      <w:r>
-        <w:rPr>
-          <w:rFonts w:ascii="Times New Roman" w:hAnsi="Times New Roman" w:cs="Times New Roman"/>
-          <w:b/>
-          <w:bCs/>
-          <w:sz w:val="40"/>
-          <w:szCs w:val="40"/>
-          <w:u w:val="single"/>
-        </w:rPr>
-        <w:t xml:space="preserve"> in </w:t>
-      </w:r>
-      <w:proofErr w:type="spellStart"/>
-      <w:r>
-        <w:rPr>
-          <w:rFonts w:ascii="Times New Roman" w:hAnsi="Times New Roman" w:cs="Times New Roman"/>
-          <w:b/>
-          <w:bCs/>
-          <w:sz w:val="40"/>
-          <w:szCs w:val="40"/>
-          <w:u w:val="single"/>
-        </w:rPr>
-        <w:t>SystemC</w:t>
-      </w:r>
-      <w:proofErr w:type="spellEnd"/>
+        <w:t>1 Implementation of AlexNet in SystemC</w:t>
+      </w:r>
       <w:r>
         <w:rPr>
           <w:rFonts w:ascii="Times New Roman" w:hAnsi="Times New Roman" w:cs="Times New Roman"/>
@@ -146,39 +109,38 @@
     <w:p>
       <w:pPr>
         <w:ind w:firstLine="480"/>
-        <w:rPr>
-          <w:rFonts w:ascii="Times New Roman" w:eastAsia="標楷體" w:hAnsi="Times New Roman" w:cs="Times New Roman" w:hint="eastAsia"/>
-        </w:rPr>
-      </w:pPr>
-      <w:r>
-        <w:rPr>
-          <w:rFonts w:ascii="Times New Roman" w:eastAsia="標楷體" w:hAnsi="Times New Roman" w:cs="Times New Roman"/>
-        </w:rPr>
-        <w:t>在</w:t>
-      </w:r>
-      <w:r>
-        <w:rPr>
-          <w:rFonts w:ascii="Times New Roman" w:eastAsia="標楷體" w:hAnsi="Times New Roman" w:cs="Times New Roman"/>
-        </w:rPr>
-        <w:t xml:space="preserve"> </w:t>
-      </w:r>
-      <w:proofErr w:type="spellStart"/>
-      <w:r>
-        <w:rPr>
-          <w:rFonts w:ascii="Times New Roman" w:eastAsia="標楷體" w:hAnsi="Times New Roman" w:cs="Times New Roman"/>
-        </w:rPr>
-        <w:t>SystemC</w:t>
-      </w:r>
-      <w:proofErr w:type="spellEnd"/>
-      <w:r>
-        <w:rPr>
-          <w:rFonts w:ascii="Times New Roman" w:eastAsia="標楷體" w:hAnsi="Times New Roman" w:cs="Times New Roman"/>
-        </w:rPr>
-        <w:t xml:space="preserve"> </w:t>
-      </w:r>
-      <w:r>
-        <w:rPr>
-          <w:rFonts w:ascii="Times New Roman" w:eastAsia="標楷體" w:hAnsi="Times New Roman" w:cs="Times New Roman"/>
+        <w:jc w:val="both"/>
+        <w:rPr>
+          <w:rFonts w:ascii="Times New Roman" w:eastAsia="標楷體" w:hAnsi="Times New Roman" w:cs="Times New Roman"/>
+        </w:rPr>
+      </w:pPr>
+      <w:r>
+        <w:rPr>
+          <w:rFonts w:ascii="Times New Roman" w:eastAsia="標楷體" w:hAnsi="Times New Roman" w:cs="Times New Roman" w:hint="eastAsia"/>
+        </w:rPr>
+        <w:t>這次</w:t>
+      </w:r>
+      <w:r>
+        <w:rPr>
+          <w:rFonts w:ascii="Times New Roman" w:eastAsia="標楷體" w:hAnsi="Times New Roman" w:cs="Times New Roman" w:hint="eastAsia"/>
+        </w:rPr>
+        <w:t>作業目標</w:t>
+      </w:r>
+      <w:r>
+        <w:rPr>
+          <w:rFonts w:ascii="Times New Roman" w:eastAsia="標楷體" w:hAnsi="Times New Roman" w:cs="Times New Roman" w:hint="eastAsia"/>
+        </w:rPr>
+        <w:t>是在</w:t>
+      </w:r>
+      <w:r>
+        <w:rPr>
+          <w:rFonts w:ascii="Times New Roman" w:eastAsia="標楷體" w:hAnsi="Times New Roman" w:cs="Times New Roman" w:hint="eastAsia"/>
+        </w:rPr>
+        <w:t xml:space="preserve"> SystemC </w:t>
+      </w:r>
+      <w:r>
+        <w:rPr>
+          <w:rFonts w:ascii="Times New Roman" w:eastAsia="標楷體" w:hAnsi="Times New Roman" w:cs="Times New Roman" w:hint="eastAsia"/>
         </w:rPr>
         <w:t>環境中實作完整</w:t>
       </w:r>
@@ -186,135 +148,103 @@
         <w:rPr>
           <w:rFonts w:ascii="Times New Roman" w:eastAsia="標楷體" w:hAnsi="Times New Roman" w:cs="Times New Roman" w:hint="eastAsia"/>
         </w:rPr>
+        <w:t xml:space="preserve"> AlexNet </w:t>
+      </w:r>
+      <w:r>
+        <w:rPr>
+          <w:rFonts w:ascii="Times New Roman" w:eastAsia="標楷體" w:hAnsi="Times New Roman" w:cs="Times New Roman" w:hint="eastAsia"/>
+        </w:rPr>
         <w:t>的</w:t>
       </w:r>
       <w:r>
         <w:rPr>
-          <w:rFonts w:ascii="Times New Roman" w:eastAsia="標楷體" w:hAnsi="Times New Roman" w:cs="Times New Roman"/>
-        </w:rPr>
-        <w:t xml:space="preserve"> </w:t>
-      </w:r>
-      <w:proofErr w:type="spellStart"/>
-      <w:r>
-        <w:rPr>
-          <w:rFonts w:ascii="Times New Roman" w:eastAsia="標楷體" w:hAnsi="Times New Roman" w:cs="Times New Roman"/>
+          <w:rFonts w:ascii="Times New Roman" w:eastAsia="標楷體" w:hAnsi="Times New Roman" w:cs="Times New Roman" w:hint="eastAsia"/>
+        </w:rPr>
+        <w:t>推論流程</w:t>
+      </w:r>
+      <w:r>
+        <w:rPr>
+          <w:rFonts w:ascii="Times New Roman" w:eastAsia="標楷體" w:hAnsi="Times New Roman" w:cs="Times New Roman" w:hint="eastAsia"/>
+        </w:rPr>
+        <w:t>(</w:t>
+      </w:r>
+      <w:r>
+        <w:rPr>
+          <w:rFonts w:ascii="Times New Roman" w:eastAsia="標楷體" w:hAnsi="Times New Roman" w:cs="Times New Roman" w:hint="eastAsia"/>
+        </w:rPr>
+        <w:t>如圖一</w:t>
+      </w:r>
+      <w:r>
+        <w:rPr>
+          <w:rFonts w:ascii="Times New Roman" w:eastAsia="標楷體" w:hAnsi="Times New Roman" w:cs="Times New Roman" w:hint="eastAsia"/>
+        </w:rPr>
+        <w:t>)</w:t>
+      </w:r>
+      <w:r>
+        <w:rPr>
+          <w:rFonts w:ascii="Times New Roman" w:eastAsia="標楷體" w:hAnsi="Times New Roman" w:cs="Times New Roman" w:hint="eastAsia"/>
+        </w:rPr>
+        <w:t>，並利用助教提供</w:t>
+      </w:r>
+      <w:r>
+        <w:rPr>
+          <w:rFonts w:ascii="Times New Roman" w:eastAsia="標楷體" w:hAnsi="Times New Roman" w:cs="Times New Roman" w:hint="eastAsia"/>
+        </w:rPr>
+        <w:t>的</w:t>
+      </w:r>
+      <w:r>
+        <w:rPr>
+          <w:rFonts w:ascii="Times New Roman" w:eastAsia="標楷體" w:hAnsi="Times New Roman" w:cs="Times New Roman" w:hint="eastAsia"/>
+        </w:rPr>
+        <w:t>輸入影像、權重與</w:t>
+      </w:r>
+      <w:r>
+        <w:rPr>
+          <w:rFonts w:ascii="Times New Roman" w:eastAsia="標楷體" w:hAnsi="Times New Roman" w:cs="Times New Roman" w:hint="eastAsia"/>
+        </w:rPr>
+        <w:t>bias</w:t>
+      </w:r>
+      <w:r>
+        <w:rPr>
+          <w:rFonts w:ascii="Times New Roman" w:eastAsia="標楷體" w:hAnsi="Times New Roman" w:cs="Times New Roman" w:hint="eastAsia"/>
+        </w:rPr>
+        <w:t>資料完成分類任務。系統需依照</w:t>
+      </w:r>
+      <w:r>
+        <w:rPr>
+          <w:rFonts w:ascii="Times New Roman" w:eastAsia="標楷體" w:hAnsi="Times New Roman" w:cs="Times New Roman" w:hint="eastAsia"/>
         </w:rPr>
         <w:t>AlexNet</w:t>
       </w:r>
-      <w:proofErr w:type="spellEnd"/>
-      <w:r>
-        <w:rPr>
-          <w:rFonts w:ascii="Times New Roman" w:eastAsia="標楷體" w:hAnsi="Times New Roman" w:cs="Times New Roman"/>
-        </w:rPr>
-        <w:t xml:space="preserve"> </w:t>
-      </w:r>
-      <w:r>
-        <w:rPr>
-          <w:rFonts w:ascii="Times New Roman" w:eastAsia="標楷體" w:hAnsi="Times New Roman" w:cs="Times New Roman"/>
-        </w:rPr>
-        <w:t>推論流程</w:t>
-      </w:r>
-      <w:r>
-        <w:rPr>
-          <w:rFonts w:ascii="Times New Roman" w:eastAsia="標楷體" w:hAnsi="Times New Roman" w:cs="Times New Roman" w:hint="eastAsia"/>
-        </w:rPr>
-        <w:t>(</w:t>
-      </w:r>
-      <w:r>
-        <w:rPr>
-          <w:rFonts w:ascii="Times New Roman" w:eastAsia="標楷體" w:hAnsi="Times New Roman" w:cs="Times New Roman" w:hint="eastAsia"/>
-        </w:rPr>
-        <w:t>如圖一</w:t>
-      </w:r>
-      <w:r>
-        <w:rPr>
-          <w:rFonts w:ascii="Times New Roman" w:eastAsia="標楷體" w:hAnsi="Times New Roman" w:cs="Times New Roman" w:hint="eastAsia"/>
-        </w:rPr>
-        <w:t>)</w:t>
-      </w:r>
-      <w:r>
-        <w:rPr>
-          <w:rFonts w:ascii="Times New Roman" w:eastAsia="標楷體" w:hAnsi="Times New Roman" w:cs="Times New Roman"/>
-        </w:rPr>
-        <w:t>，並利用</w:t>
-      </w:r>
-      <w:r>
-        <w:rPr>
-          <w:rFonts w:ascii="Times New Roman" w:eastAsia="標楷體" w:hAnsi="Times New Roman" w:cs="Times New Roman" w:hint="eastAsia"/>
-        </w:rPr>
-        <w:t>助教</w:t>
-      </w:r>
-      <w:r>
-        <w:rPr>
-          <w:rFonts w:ascii="Times New Roman" w:eastAsia="標楷體" w:hAnsi="Times New Roman" w:cs="Times New Roman"/>
-        </w:rPr>
-        <w:t>提供</w:t>
-      </w:r>
-      <w:r>
-        <w:rPr>
-          <w:rFonts w:ascii="Times New Roman" w:eastAsia="標楷體" w:hAnsi="Times New Roman" w:cs="Times New Roman" w:hint="eastAsia"/>
-        </w:rPr>
-        <w:t>的</w:t>
-      </w:r>
-      <w:r>
-        <w:rPr>
-          <w:rFonts w:ascii="Times New Roman" w:eastAsia="標楷體" w:hAnsi="Times New Roman" w:cs="Times New Roman"/>
-        </w:rPr>
-        <w:t>影像與預訓練權重資料，輸出分類結果與對應機率。模型結構</w:t>
-      </w:r>
-      <w:proofErr w:type="gramStart"/>
-      <w:r>
-        <w:rPr>
-          <w:rFonts w:ascii="Times New Roman" w:eastAsia="標楷體" w:hAnsi="Times New Roman" w:cs="Times New Roman"/>
-        </w:rPr>
-        <w:t>包含卷積層</w:t>
-      </w:r>
-      <w:proofErr w:type="gramEnd"/>
-      <w:r>
-        <w:rPr>
-          <w:rFonts w:ascii="Times New Roman" w:eastAsia="標楷體" w:hAnsi="Times New Roman" w:cs="Times New Roman"/>
-        </w:rPr>
-        <w:t>、</w:t>
-      </w:r>
-      <w:proofErr w:type="gramStart"/>
-      <w:r>
-        <w:rPr>
-          <w:rFonts w:ascii="Times New Roman" w:eastAsia="標楷體" w:hAnsi="Times New Roman" w:cs="Times New Roman"/>
-        </w:rPr>
-        <w:t>池化層</w:t>
-      </w:r>
-      <w:proofErr w:type="gramEnd"/>
-      <w:r>
-        <w:rPr>
-          <w:rFonts w:ascii="Times New Roman" w:eastAsia="標楷體" w:hAnsi="Times New Roman" w:cs="Times New Roman"/>
-        </w:rPr>
-        <w:t>與全連接層，並依照原始</w:t>
-      </w:r>
-      <w:r>
-        <w:rPr>
-          <w:rFonts w:ascii="Times New Roman" w:eastAsia="標楷體" w:hAnsi="Times New Roman" w:cs="Times New Roman"/>
-        </w:rPr>
-        <w:t xml:space="preserve"> </w:t>
-      </w:r>
-      <w:proofErr w:type="spellStart"/>
-      <w:r>
-        <w:rPr>
-          <w:rFonts w:ascii="Times New Roman" w:eastAsia="標楷體" w:hAnsi="Times New Roman" w:cs="Times New Roman"/>
-        </w:rPr>
-        <w:t>AlexNet</w:t>
-      </w:r>
-      <w:proofErr w:type="spellEnd"/>
-      <w:r>
-        <w:rPr>
-          <w:rFonts w:ascii="Times New Roman" w:eastAsia="標楷體" w:hAnsi="Times New Roman" w:cs="Times New Roman"/>
-        </w:rPr>
-        <w:t xml:space="preserve"> </w:t>
-      </w:r>
-      <w:r>
-        <w:rPr>
-          <w:rFonts w:ascii="Times New Roman" w:eastAsia="標楷體" w:hAnsi="Times New Roman" w:cs="Times New Roman"/>
-        </w:rPr>
-        <w:t>架構進行設計。</w:t>
+      <w:r>
+        <w:rPr>
+          <w:rFonts w:ascii="Times New Roman" w:eastAsia="標楷體" w:hAnsi="Times New Roman" w:cs="Times New Roman" w:hint="eastAsia"/>
+        </w:rPr>
+        <w:t>架構進行卷積、池化與全連接運算，最終輸出</w:t>
+      </w:r>
+      <w:r>
+        <w:rPr>
+          <w:rFonts w:ascii="Times New Roman" w:eastAsia="標楷體" w:hAnsi="Times New Roman" w:cs="Times New Roman" w:hint="eastAsia"/>
+        </w:rPr>
+        <w:t>1000</w:t>
+      </w:r>
+      <w:r>
+        <w:rPr>
+          <w:rFonts w:ascii="Times New Roman" w:eastAsia="標楷體" w:hAnsi="Times New Roman" w:cs="Times New Roman" w:hint="eastAsia"/>
+        </w:rPr>
+        <w:t>維分類結果，並透過</w:t>
+      </w:r>
+      <w:r>
+        <w:rPr>
+          <w:rFonts w:ascii="Times New Roman" w:eastAsia="標楷體" w:hAnsi="Times New Roman" w:cs="Times New Roman" w:hint="eastAsia"/>
+        </w:rPr>
+        <w:t>softmax</w:t>
+      </w:r>
+      <w:r>
+        <w:rPr>
+          <w:rFonts w:ascii="Times New Roman" w:eastAsia="標楷體" w:hAnsi="Times New Roman" w:cs="Times New Roman" w:hint="eastAsia"/>
+        </w:rPr>
+        <w:t>轉換為機率分布。</w:t>
       </w:r>
     </w:p>
     <w:p>
@@ -326,51 +256,73 @@
       </w:pPr>
       <w:r>
         <w:rPr>
-          <w:rFonts w:ascii="Times New Roman" w:eastAsia="標楷體" w:hAnsi="Times New Roman" w:cs="Times New Roman"/>
-        </w:rPr>
-        <w:t>在資料進入第</w:t>
-      </w:r>
-      <w:proofErr w:type="gramStart"/>
-      <w:r>
-        <w:rPr>
-          <w:rFonts w:ascii="Times New Roman" w:eastAsia="標楷體" w:hAnsi="Times New Roman" w:cs="Times New Roman"/>
-        </w:rPr>
-        <w:t>一層卷積之前</w:t>
-      </w:r>
-      <w:proofErr w:type="gramEnd"/>
-      <w:r>
-        <w:rPr>
-          <w:rFonts w:ascii="Times New Roman" w:eastAsia="標楷體" w:hAnsi="Times New Roman" w:cs="Times New Roman"/>
-        </w:rPr>
-        <w:t>，需執行不對稱</w:t>
-      </w:r>
-      <w:r>
-        <w:rPr>
-          <w:rFonts w:ascii="Times New Roman" w:eastAsia="標楷體" w:hAnsi="Times New Roman" w:cs="Times New Roman"/>
-        </w:rPr>
-        <w:t xml:space="preserve"> zero padding</w:t>
-      </w:r>
-      <w:r>
-        <w:rPr>
-          <w:rFonts w:ascii="Times New Roman" w:eastAsia="標楷體" w:hAnsi="Times New Roman" w:cs="Times New Roman"/>
-        </w:rPr>
-        <w:t>（上與左補</w:t>
-      </w:r>
-      <w:r>
-        <w:rPr>
-          <w:rFonts w:ascii="Times New Roman" w:eastAsia="標楷體" w:hAnsi="Times New Roman" w:cs="Times New Roman"/>
+          <w:rFonts w:ascii="Times New Roman" w:eastAsia="標楷體" w:hAnsi="Times New Roman" w:cs="Times New Roman" w:hint="eastAsia"/>
+        </w:rPr>
+        <w:t>按照</w:t>
+      </w:r>
+      <w:r>
+        <w:rPr>
+          <w:rFonts w:ascii="Times New Roman" w:eastAsia="標楷體" w:hAnsi="Times New Roman" w:cs="Times New Roman" w:hint="eastAsia"/>
+        </w:rPr>
+        <w:t>題目規範，輸入影像</w:t>
+      </w:r>
+      <w:r>
+        <w:rPr>
+          <w:rFonts w:ascii="Times New Roman" w:eastAsia="標楷體" w:hAnsi="Times New Roman" w:cs="Times New Roman" w:hint="eastAsia"/>
+        </w:rPr>
+        <w:t>要</w:t>
+      </w:r>
+      <w:r>
+        <w:rPr>
+          <w:rFonts w:ascii="Times New Roman" w:eastAsia="標楷體" w:hAnsi="Times New Roman" w:cs="Times New Roman" w:hint="eastAsia"/>
+        </w:rPr>
+        <w:t>先進行不對稱</w:t>
+      </w:r>
+      <w:r>
+        <w:rPr>
+          <w:rFonts w:ascii="Times New Roman" w:eastAsia="標楷體" w:hAnsi="Times New Roman" w:cs="Times New Roman" w:hint="eastAsia"/>
+        </w:rPr>
+        <w:t>zero padding</w:t>
+      </w:r>
+      <w:r>
+        <w:rPr>
+          <w:rFonts w:ascii="Times New Roman" w:eastAsia="標楷體" w:hAnsi="Times New Roman" w:cs="Times New Roman" w:hint="eastAsia"/>
+        </w:rPr>
+        <w:t>(</w:t>
+      </w:r>
+      <w:r>
+        <w:rPr>
+          <w:rFonts w:ascii="Times New Roman" w:eastAsia="標楷體" w:hAnsi="Times New Roman" w:cs="Times New Roman" w:hint="eastAsia"/>
+        </w:rPr>
+        <w:t>如圖二</w:t>
+      </w:r>
+      <w:r>
+        <w:rPr>
+          <w:rFonts w:ascii="Times New Roman" w:eastAsia="標楷體" w:hAnsi="Times New Roman" w:cs="Times New Roman" w:hint="eastAsia"/>
+        </w:rPr>
+        <w:t>)</w:t>
+      </w:r>
+      <w:r>
+        <w:rPr>
+          <w:rFonts w:ascii="Times New Roman" w:eastAsia="標楷體" w:hAnsi="Times New Roman" w:cs="Times New Roman" w:hint="eastAsia"/>
+        </w:rPr>
+        <w:t>，上方與左方補</w:t>
+      </w:r>
+      <w:r>
+        <w:rPr>
+          <w:rFonts w:ascii="Times New Roman" w:eastAsia="標楷體" w:hAnsi="Times New Roman" w:cs="Times New Roman" w:hint="eastAsia"/>
         </w:rPr>
         <w:t xml:space="preserve"> 2</w:t>
       </w:r>
       <w:r>
         <w:rPr>
-          <w:rFonts w:ascii="Times New Roman" w:eastAsia="標楷體" w:hAnsi="Times New Roman" w:cs="Times New Roman"/>
-        </w:rPr>
-        <w:t>，右與下補</w:t>
-      </w:r>
-      <w:r>
-        <w:rPr>
-          <w:rFonts w:ascii="Times New Roman" w:eastAsia="標楷體" w:hAnsi="Times New Roman" w:cs="Times New Roman"/>
+          <w:rFonts w:ascii="Times New Roman" w:eastAsia="標楷體" w:hAnsi="Times New Roman" w:cs="Times New Roman" w:hint="eastAsia"/>
+        </w:rPr>
+        <w:t>，下方與右方補</w:t>
+      </w:r>
+      <w:r>
+        <w:rPr>
+          <w:rFonts w:ascii="Times New Roman" w:eastAsia="標楷體" w:hAnsi="Times New Roman" w:cs="Times New Roman" w:hint="eastAsia"/>
         </w:rPr>
         <w:t xml:space="preserve"> 1</w:t>
       </w:r>
@@ -378,71 +330,91 @@
         <w:rPr>
           <w:rFonts w:ascii="Times New Roman" w:eastAsia="標楷體" w:hAnsi="Times New Roman" w:cs="Times New Roman" w:hint="eastAsia"/>
         </w:rPr>
-        <w:t>，如圖</w:t>
-      </w:r>
-      <w:r>
-        <w:rPr>
-          <w:rFonts w:ascii="Times New Roman" w:eastAsia="標楷體" w:hAnsi="Times New Roman" w:cs="Times New Roman" w:hint="eastAsia"/>
-        </w:rPr>
-        <w:t>二</w:t>
-      </w:r>
-      <w:r>
-        <w:rPr>
-          <w:rFonts w:ascii="Times New Roman" w:eastAsia="標楷體" w:hAnsi="Times New Roman" w:cs="Times New Roman"/>
-        </w:rPr>
-        <w:t>），以確保</w:t>
-      </w:r>
-      <w:proofErr w:type="gramStart"/>
-      <w:r>
-        <w:rPr>
-          <w:rFonts w:ascii="Times New Roman" w:eastAsia="標楷體" w:hAnsi="Times New Roman" w:cs="Times New Roman"/>
-        </w:rPr>
-        <w:t>後續卷積輸出</w:t>
-      </w:r>
-      <w:proofErr w:type="gramEnd"/>
-      <w:r>
-        <w:rPr>
-          <w:rFonts w:ascii="Times New Roman" w:eastAsia="標楷體" w:hAnsi="Times New Roman" w:cs="Times New Roman"/>
-        </w:rPr>
-        <w:t>尺寸符合規格。最終輸出需經</w:t>
-      </w:r>
-      <w:r>
-        <w:rPr>
-          <w:rFonts w:ascii="Times New Roman" w:eastAsia="標楷體" w:hAnsi="Times New Roman" w:cs="Times New Roman"/>
-        </w:rPr>
-        <w:t xml:space="preserve"> </w:t>
-      </w:r>
-      <w:proofErr w:type="spellStart"/>
-      <w:r>
-        <w:rPr>
-          <w:rFonts w:ascii="Times New Roman" w:eastAsia="標楷體" w:hAnsi="Times New Roman" w:cs="Times New Roman"/>
-        </w:rPr>
-        <w:t>softmax</w:t>
-      </w:r>
-      <w:proofErr w:type="spellEnd"/>
-      <w:r>
-        <w:rPr>
-          <w:rFonts w:ascii="Times New Roman" w:eastAsia="標楷體" w:hAnsi="Times New Roman" w:cs="Times New Roman"/>
-        </w:rPr>
-        <w:t xml:space="preserve"> </w:t>
-      </w:r>
-      <w:r>
-        <w:rPr>
-          <w:rFonts w:ascii="Times New Roman" w:eastAsia="標楷體" w:hAnsi="Times New Roman" w:cs="Times New Roman"/>
-        </w:rPr>
-        <w:t>轉換為機率分布，以</w:t>
-      </w:r>
-      <w:r>
-        <w:rPr>
-          <w:rFonts w:ascii="Times New Roman" w:eastAsia="標楷體" w:hAnsi="Times New Roman" w:cs="Times New Roman" w:hint="eastAsia"/>
-        </w:rPr>
-        <w:t>完成</w:t>
-      </w:r>
-      <w:r>
-        <w:rPr>
-          <w:rFonts w:ascii="Times New Roman" w:eastAsia="標楷體" w:hAnsi="Times New Roman" w:cs="Times New Roman"/>
-        </w:rPr>
-        <w:t>分類任務。</w:t>
+        <w:t>，使輸入尺寸由</w:t>
+      </w:r>
+      <w:r>
+        <w:rPr>
+          <w:rFonts w:ascii="Times New Roman" w:eastAsia="標楷體" w:hAnsi="Times New Roman" w:cs="Times New Roman" w:hint="eastAsia"/>
+        </w:rPr>
+        <w:t>224</w:t>
+      </w:r>
+      <w:r>
+        <w:rPr>
+          <w:rFonts w:ascii="Times New Roman" w:eastAsia="標楷體" w:hAnsi="Times New Roman" w:cs="Times New Roman" w:hint="eastAsia"/>
+        </w:rPr>
+        <w:t>×</w:t>
+      </w:r>
+      <w:r>
+        <w:rPr>
+          <w:rFonts w:ascii="Times New Roman" w:eastAsia="標楷體" w:hAnsi="Times New Roman" w:cs="Times New Roman" w:hint="eastAsia"/>
+        </w:rPr>
+        <w:t>224</w:t>
+      </w:r>
+      <w:r>
+        <w:rPr>
+          <w:rFonts w:ascii="Times New Roman" w:eastAsia="標楷體" w:hAnsi="Times New Roman" w:cs="Times New Roman" w:hint="eastAsia"/>
+        </w:rPr>
+        <w:t>×</w:t>
+      </w:r>
+      <w:r>
+        <w:rPr>
+          <w:rFonts w:ascii="Times New Roman" w:eastAsia="標楷體" w:hAnsi="Times New Roman" w:cs="Times New Roman" w:hint="eastAsia"/>
+        </w:rPr>
+        <w:t>3</w:t>
+      </w:r>
+      <w:r>
+        <w:rPr>
+          <w:rFonts w:ascii="Times New Roman" w:eastAsia="標楷體" w:hAnsi="Times New Roman" w:cs="Times New Roman" w:hint="eastAsia"/>
+        </w:rPr>
+        <w:t>轉換為</w:t>
+      </w:r>
+      <w:r>
+        <w:rPr>
+          <w:rFonts w:ascii="Times New Roman" w:eastAsia="標楷體" w:hAnsi="Times New Roman" w:cs="Times New Roman" w:hint="eastAsia"/>
+        </w:rPr>
+        <w:t>227</w:t>
+      </w:r>
+      <w:r>
+        <w:rPr>
+          <w:rFonts w:ascii="Times New Roman" w:eastAsia="標楷體" w:hAnsi="Times New Roman" w:cs="Times New Roman" w:hint="eastAsia"/>
+        </w:rPr>
+        <w:t>×</w:t>
+      </w:r>
+      <w:r>
+        <w:rPr>
+          <w:rFonts w:ascii="Times New Roman" w:eastAsia="標楷體" w:hAnsi="Times New Roman" w:cs="Times New Roman" w:hint="eastAsia"/>
+        </w:rPr>
+        <w:t>227</w:t>
+      </w:r>
+      <w:r>
+        <w:rPr>
+          <w:rFonts w:ascii="Times New Roman" w:eastAsia="標楷體" w:hAnsi="Times New Roman" w:cs="Times New Roman" w:hint="eastAsia"/>
+        </w:rPr>
+        <w:t>×</w:t>
+      </w:r>
+      <w:r>
+        <w:rPr>
+          <w:rFonts w:ascii="Times New Roman" w:eastAsia="標楷體" w:hAnsi="Times New Roman" w:cs="Times New Roman" w:hint="eastAsia"/>
+        </w:rPr>
+        <w:t>3</w:t>
+      </w:r>
+      <w:r>
+        <w:rPr>
+          <w:rFonts w:ascii="Times New Roman" w:eastAsia="標楷體" w:hAnsi="Times New Roman" w:cs="Times New Roman" w:hint="eastAsia"/>
+        </w:rPr>
+        <w:t>。輸出端需依機率排序顯示</w:t>
+      </w:r>
+      <w:r>
+        <w:rPr>
+          <w:rFonts w:ascii="Times New Roman" w:eastAsia="標楷體" w:hAnsi="Times New Roman" w:cs="Times New Roman" w:hint="eastAsia"/>
+        </w:rPr>
+        <w:t>Top 100</w:t>
+      </w:r>
+      <w:r>
+        <w:rPr>
+          <w:rFonts w:ascii="Times New Roman" w:eastAsia="標楷體" w:hAnsi="Times New Roman" w:cs="Times New Roman" w:hint="eastAsia"/>
+        </w:rPr>
+        <w:t>類別，並固定輸出至小數點後兩位。</w:t>
       </w:r>
     </w:p>
     <w:tbl>
@@ -606,7 +578,7 @@
             <w:pPr>
               <w:jc w:val="center"/>
               <w:rPr>
-                <w:rFonts w:ascii="Times New Roman" w:eastAsia="標楷體" w:hAnsi="Times New Roman" w:cs="Times New Roman" w:hint="eastAsia"/>
+                <w:rFonts w:ascii="Times New Roman" w:eastAsia="標楷體" w:hAnsi="Times New Roman" w:cs="Times New Roman"/>
               </w:rPr>
             </w:pPr>
             <w:r>
@@ -615,19 +587,11 @@
               </w:rPr>
               <w:t>圖一、</w:t>
             </w:r>
-            <w:proofErr w:type="spellStart"/>
-            <w:r>
-              <w:rPr>
-                <w:rFonts w:ascii="Times New Roman" w:eastAsia="標楷體" w:hAnsi="Times New Roman" w:cs="Times New Roman" w:hint="eastAsia"/>
-              </w:rPr>
-              <w:t>AlexNet</w:t>
-            </w:r>
-            <w:proofErr w:type="spellEnd"/>
-            <w:r>
-              <w:rPr>
-                <w:rFonts w:ascii="Times New Roman" w:eastAsia="標楷體" w:hAnsi="Times New Roman" w:cs="Times New Roman" w:hint="eastAsia"/>
-              </w:rPr>
-              <w:t xml:space="preserve"> </w:t>
+            <w:r>
+              <w:rPr>
+                <w:rFonts w:ascii="Times New Roman" w:eastAsia="標楷體" w:hAnsi="Times New Roman" w:cs="Times New Roman" w:hint="eastAsia"/>
+              </w:rPr>
+              <w:t xml:space="preserve">AlexNet </w:t>
             </w:r>
             <w:r>
               <w:rPr>
@@ -645,26 +609,14 @@
             <w:pPr>
               <w:jc w:val="center"/>
               <w:rPr>
-                <w:rFonts w:ascii="Times New Roman" w:eastAsia="標楷體" w:hAnsi="Times New Roman" w:cs="Times New Roman" w:hint="eastAsia"/>
+                <w:rFonts w:ascii="Times New Roman" w:eastAsia="標楷體" w:hAnsi="Times New Roman" w:cs="Times New Roman"/>
               </w:rPr>
             </w:pPr>
             <w:r>
               <w:rPr>
                 <w:rFonts w:ascii="Times New Roman" w:eastAsia="標楷體" w:hAnsi="Times New Roman" w:cs="Times New Roman" w:hint="eastAsia"/>
               </w:rPr>
-              <w:t>圖</w:t>
-            </w:r>
-            <w:r>
-              <w:rPr>
-                <w:rFonts w:ascii="Times New Roman" w:eastAsia="標楷體" w:hAnsi="Times New Roman" w:cs="Times New Roman" w:hint="eastAsia"/>
-              </w:rPr>
-              <w:t>二</w:t>
-            </w:r>
-            <w:r>
-              <w:rPr>
-                <w:rFonts w:ascii="Times New Roman" w:eastAsia="標楷體" w:hAnsi="Times New Roman" w:cs="Times New Roman" w:hint="eastAsia"/>
-              </w:rPr>
-              <w:t>、</w:t>
+              <w:t>圖二、</w:t>
             </w:r>
             <w:r>
               <w:rPr>
@@ -712,7 +664,7 @@
         <w:rPr>
           <w:rFonts w:ascii="Times New Roman" w:eastAsia="標楷體" w:hAnsi="Times New Roman" w:cs="Times New Roman" w:hint="eastAsia"/>
         </w:rPr>
-        <w:t>本次作業我利用</w:t>
+        <w:t>我利用</w:t>
       </w:r>
       <w:r>
         <w:rPr>
@@ -726,19 +678,11 @@
         </w:rPr>
         <w:t>的</w:t>
       </w:r>
-      <w:proofErr w:type="spellStart"/>
-      <w:r>
-        <w:rPr>
-          <w:rFonts w:ascii="Times New Roman" w:eastAsia="標楷體" w:hAnsi="Times New Roman" w:cs="Times New Roman" w:hint="eastAsia"/>
-        </w:rPr>
-        <w:t>SystemC</w:t>
-      </w:r>
-      <w:proofErr w:type="spellEnd"/>
-      <w:r>
-        <w:rPr>
-          <w:rFonts w:ascii="Times New Roman" w:eastAsia="標楷體" w:hAnsi="Times New Roman" w:cs="Times New Roman" w:hint="eastAsia"/>
-        </w:rPr>
-        <w:t xml:space="preserve"> module</w:t>
+      <w:r>
+        <w:rPr>
+          <w:rFonts w:ascii="Times New Roman" w:eastAsia="標楷體" w:hAnsi="Times New Roman" w:cs="Times New Roman" w:hint="eastAsia"/>
+        </w:rPr>
+        <w:t>SystemC module</w:t>
       </w:r>
       <w:r>
         <w:rPr>
@@ -750,27 +694,19 @@
         <w:rPr>
           <w:rFonts w:ascii="Times New Roman" w:eastAsia="標楷體" w:hAnsi="Times New Roman" w:cs="Times New Roman" w:hint="eastAsia"/>
         </w:rPr>
-        <w:t xml:space="preserve"> FIFO </w:t>
-      </w:r>
-      <w:r>
-        <w:rPr>
-          <w:rFonts w:ascii="Times New Roman" w:eastAsia="標楷體" w:hAnsi="Times New Roman" w:cs="Times New Roman" w:hint="eastAsia"/>
-        </w:rPr>
-        <w:t>進行資料傳遞。每</w:t>
-      </w:r>
-      <w:proofErr w:type="gramStart"/>
-      <w:r>
-        <w:rPr>
-          <w:rFonts w:ascii="Times New Roman" w:eastAsia="標楷體" w:hAnsi="Times New Roman" w:cs="Times New Roman" w:hint="eastAsia"/>
-        </w:rPr>
-        <w:t>個</w:t>
-      </w:r>
-      <w:proofErr w:type="gramEnd"/>
-      <w:r>
-        <w:rPr>
-          <w:rFonts w:ascii="Times New Roman" w:eastAsia="標楷體" w:hAnsi="Times New Roman" w:cs="Times New Roman" w:hint="eastAsia"/>
-        </w:rPr>
-        <w:t>模組僅負責單一功能，並透過統一資料格式進行</w:t>
+        <w:t>FIF</w:t>
+      </w:r>
+      <w:r>
+        <w:rPr>
+          <w:rFonts w:ascii="Times New Roman" w:eastAsia="標楷體" w:hAnsi="Times New Roman" w:cs="Times New Roman" w:hint="eastAsia"/>
+        </w:rPr>
+        <w:t>O</w:t>
+      </w:r>
+      <w:r>
+        <w:rPr>
+          <w:rFonts w:ascii="Times New Roman" w:eastAsia="標楷體" w:hAnsi="Times New Roman" w:cs="Times New Roman" w:hint="eastAsia"/>
+        </w:rPr>
+        <w:t>進行資料傳遞。每個模組僅負責單一功能，並透過統一資料格式進行</w:t>
       </w:r>
       <w:r>
         <w:rPr>
@@ -783,13 +719,31 @@
           <w:rFonts w:ascii="Times New Roman" w:eastAsia="標楷體" w:hAnsi="Times New Roman" w:cs="Times New Roman" w:hint="eastAsia"/>
         </w:rPr>
         <w:t>接。</w:t>
+      </w:r>
+      <w:r>
+        <w:rPr>
+          <w:rFonts w:ascii="Times New Roman" w:eastAsia="標楷體" w:hAnsi="Times New Roman" w:cs="Times New Roman" w:hint="eastAsia"/>
+        </w:rPr>
+        <w:t>最後再利用助教提供之</w:t>
+      </w:r>
+      <w:r>
+        <w:rPr>
+          <w:rFonts w:ascii="Times New Roman" w:eastAsia="標楷體" w:hAnsi="Times New Roman" w:cs="Times New Roman" w:hint="eastAsia"/>
+        </w:rPr>
+        <w:t>Pattern</w:t>
+      </w:r>
+      <w:r>
+        <w:rPr>
+          <w:rFonts w:ascii="Times New Roman" w:eastAsia="標楷體" w:hAnsi="Times New Roman" w:cs="Times New Roman" w:hint="eastAsia"/>
+        </w:rPr>
+        <w:t>模組做驗證。</w:t>
       </w:r>
     </w:p>
     <w:p>
       <w:pPr>
         <w:ind w:firstLine="480"/>
         <w:rPr>
-          <w:rFonts w:ascii="Times New Roman" w:eastAsia="標楷體" w:hAnsi="Times New Roman" w:cs="Times New Roman" w:hint="eastAsia"/>
+          <w:rFonts w:ascii="Times New Roman" w:eastAsia="標楷體" w:hAnsi="Times New Roman" w:cs="Times New Roman"/>
         </w:rPr>
       </w:pPr>
       <w:r>
@@ -826,9 +780,8 @@
         <w:rPr>
           <w:rFonts w:ascii="Times New Roman" w:eastAsia="標楷體" w:hAnsi="Times New Roman" w:cs="Times New Roman" w:hint="eastAsia"/>
         </w:rPr>
-        <w:t xml:space="preserve"> feature map </w:t>
-      </w:r>
-      <w:proofErr w:type="gramStart"/>
+        <w:t>feature map</w:t>
+      </w:r>
       <w:r>
         <w:rPr>
           <w:rFonts w:ascii="Times New Roman" w:eastAsia="標楷體" w:hAnsi="Times New Roman" w:cs="Times New Roman" w:hint="eastAsia"/>
@@ -841,7 +794,6 @@
         </w:rPr>
         <w:t>權重</w:t>
       </w:r>
-      <w:proofErr w:type="gramEnd"/>
       <w:r>
         <w:rPr>
           <w:rFonts w:ascii="Times New Roman" w:eastAsia="標楷體" w:hAnsi="Times New Roman" w:cs="Times New Roman" w:hint="eastAsia"/>
@@ -864,7 +816,7 @@
         <w:rPr>
           <w:rFonts w:ascii="Times New Roman" w:eastAsia="標楷體" w:hAnsi="Times New Roman" w:cs="Times New Roman" w:hint="eastAsia"/>
         </w:rPr>
-        <w:t xml:space="preserve"> FIFO </w:t>
+        <w:t>FIFO</w:t>
       </w:r>
       <w:r>
         <w:rPr>
@@ -938,23 +890,15 @@
         <w:spacing w:after="0"/>
         <w:jc w:val="center"/>
         <w:rPr>
-          <w:rFonts w:ascii="Times New Roman" w:eastAsia="標楷體" w:hAnsi="Times New Roman" w:cs="Times New Roman" w:hint="eastAsia"/>
-        </w:rPr>
-      </w:pPr>
-      <w:r>
-        <w:rPr>
-          <w:rFonts w:ascii="Times New Roman" w:eastAsia="標楷體" w:hAnsi="Times New Roman" w:cs="Times New Roman" w:hint="eastAsia"/>
-        </w:rPr>
-        <w:t>表一、系統模組總</w:t>
-      </w:r>
-      <w:proofErr w:type="gramStart"/>
-      <w:r>
-        <w:rPr>
-          <w:rFonts w:ascii="Times New Roman" w:eastAsia="標楷體" w:hAnsi="Times New Roman" w:cs="Times New Roman" w:hint="eastAsia"/>
-        </w:rPr>
-        <w:t>覽</w:t>
-      </w:r>
-      <w:proofErr w:type="gramEnd"/>
+          <w:rFonts w:ascii="Times New Roman" w:eastAsia="標楷體" w:hAnsi="Times New Roman" w:cs="Times New Roman"/>
+        </w:rPr>
+      </w:pPr>
+      <w:r>
+        <w:rPr>
+          <w:rFonts w:ascii="Times New Roman" w:eastAsia="標楷體" w:hAnsi="Times New Roman" w:cs="Times New Roman" w:hint="eastAsia"/>
+        </w:rPr>
+        <w:t>表一、系統模組總覽</w:t>
+      </w:r>
     </w:p>
     <w:tbl>
       <w:tblPr>
@@ -1007,7 +951,7 @@
               <w:jc w:val="center"/>
               <w:cnfStyle w:val="100000000000" w:firstRow="1" w:lastRow="0" w:firstColumn="0" w:lastColumn="0" w:oddVBand="0" w:evenVBand="0" w:oddHBand="0" w:evenHBand="0" w:firstRowFirstColumn="0" w:firstRowLastColumn="0" w:lastRowFirstColumn="0" w:lastRowLastColumn="0"/>
               <w:rPr>
-                <w:rFonts w:ascii="Times New Roman" w:eastAsia="標楷體" w:hAnsi="Times New Roman" w:cs="Times New Roman" w:hint="eastAsia"/>
+                <w:rFonts w:ascii="Times New Roman" w:eastAsia="標楷體" w:hAnsi="Times New Roman" w:cs="Times New Roman"/>
               </w:rPr>
             </w:pPr>
             <w:r>
@@ -1027,7 +971,7 @@
               <w:jc w:val="center"/>
               <w:cnfStyle w:val="100000000000" w:firstRow="1" w:lastRow="0" w:firstColumn="0" w:lastColumn="0" w:oddVBand="0" w:evenVBand="0" w:oddHBand="0" w:evenHBand="0" w:firstRowFirstColumn="0" w:firstRowLastColumn="0" w:lastRowFirstColumn="0" w:lastRowLastColumn="0"/>
               <w:rPr>
-                <w:rFonts w:ascii="Times New Roman" w:eastAsia="標楷體" w:hAnsi="Times New Roman" w:cs="Times New Roman" w:hint="eastAsia"/>
+                <w:rFonts w:ascii="Times New Roman" w:eastAsia="標楷體" w:hAnsi="Times New Roman" w:cs="Times New Roman"/>
               </w:rPr>
             </w:pPr>
             <w:r>
@@ -1047,7 +991,7 @@
               <w:jc w:val="center"/>
               <w:cnfStyle w:val="100000000000" w:firstRow="1" w:lastRow="0" w:firstColumn="0" w:lastColumn="0" w:oddVBand="0" w:evenVBand="0" w:oddHBand="0" w:evenHBand="0" w:firstRowFirstColumn="0" w:firstRowLastColumn="0" w:lastRowFirstColumn="0" w:lastRowLastColumn="0"/>
               <w:rPr>
-                <w:rFonts w:ascii="Times New Roman" w:eastAsia="標楷體" w:hAnsi="Times New Roman" w:cs="Times New Roman" w:hint="eastAsia"/>
+                <w:rFonts w:ascii="Times New Roman" w:eastAsia="標楷體" w:hAnsi="Times New Roman" w:cs="Times New Roman"/>
               </w:rPr>
             </w:pPr>
             <w:r>
@@ -1072,14 +1016,13 @@
             <w:pPr>
               <w:jc w:val="center"/>
               <w:rPr>
-                <w:rFonts w:ascii="Times New Roman" w:eastAsia="標楷體" w:hAnsi="Times New Roman" w:cs="Times New Roman" w:hint="eastAsia"/>
+                <w:rFonts w:ascii="Times New Roman" w:eastAsia="標楷體" w:hAnsi="Times New Roman" w:cs="Times New Roman"/>
                 <w:b w:val="0"/>
                 <w:bCs w:val="0"/>
                 <w:sz w:val="22"/>
                 <w:szCs w:val="22"/>
               </w:rPr>
             </w:pPr>
-            <w:proofErr w:type="spellStart"/>
             <w:r>
               <w:rPr>
                 <w:rFonts w:ascii="Times New Roman" w:eastAsia="標楷體" w:hAnsi="Times New Roman" w:cs="Times New Roman" w:hint="eastAsia"/>
@@ -1090,7 +1033,6 @@
               </w:rPr>
               <w:t>AlexNetTop</w:t>
             </w:r>
-            <w:proofErr w:type="spellEnd"/>
           </w:p>
         </w:tc>
         <w:tc>
@@ -1102,7 +1044,7 @@
               <w:jc w:val="center"/>
               <w:cnfStyle w:val="000000100000" w:firstRow="0" w:lastRow="0" w:firstColumn="0" w:lastColumn="0" w:oddVBand="0" w:evenVBand="0" w:oddHBand="1" w:evenHBand="0" w:firstRowFirstColumn="0" w:firstRowLastColumn="0" w:lastRowFirstColumn="0" w:lastRowLastColumn="0"/>
               <w:rPr>
-                <w:rFonts w:ascii="Times New Roman" w:eastAsia="標楷體" w:hAnsi="Times New Roman" w:cs="Times New Roman" w:hint="eastAsia"/>
+                <w:rFonts w:ascii="Times New Roman" w:eastAsia="標楷體" w:hAnsi="Times New Roman" w:cs="Times New Roman"/>
                 <w:sz w:val="22"/>
                 <w:szCs w:val="22"/>
               </w:rPr>
@@ -1143,7 +1085,7 @@
               <w:jc w:val="center"/>
               <w:cnfStyle w:val="000000100000" w:firstRow="0" w:lastRow="0" w:firstColumn="0" w:lastColumn="0" w:oddVBand="0" w:evenVBand="0" w:oddHBand="1" w:evenHBand="0" w:firstRowFirstColumn="0" w:firstRowLastColumn="0" w:lastRowFirstColumn="0" w:lastRowLastColumn="0"/>
               <w:rPr>
-                <w:rFonts w:ascii="Times New Roman" w:eastAsia="標楷體" w:hAnsi="Times New Roman" w:cs="Times New Roman" w:hint="eastAsia"/>
+                <w:rFonts w:ascii="Times New Roman" w:eastAsia="標楷體" w:hAnsi="Times New Roman" w:cs="Times New Roman"/>
                 <w:color w:val="FFFFFF" w:themeColor="background1"/>
               </w:rPr>
             </w:pPr>
@@ -1169,7 +1111,7 @@
               <w:jc w:val="center"/>
               <w:cnfStyle w:val="000000100000" w:firstRow="0" w:lastRow="0" w:firstColumn="0" w:lastColumn="0" w:oddVBand="0" w:evenVBand="0" w:oddHBand="1" w:evenHBand="0" w:firstRowFirstColumn="0" w:firstRowLastColumn="0" w:lastRowFirstColumn="0" w:lastRowLastColumn="0"/>
               <w:rPr>
-                <w:rFonts w:ascii="Times New Roman" w:eastAsia="標楷體" w:hAnsi="Times New Roman" w:cs="Times New Roman" w:hint="eastAsia"/>
+                <w:rFonts w:ascii="Times New Roman" w:eastAsia="標楷體" w:hAnsi="Times New Roman" w:cs="Times New Roman"/>
               </w:rPr>
             </w:pPr>
             <w:r>
@@ -1200,7 +1142,6 @@
                 <w:szCs w:val="22"/>
               </w:rPr>
             </w:pPr>
-            <w:proofErr w:type="spellStart"/>
             <w:r>
               <w:rPr>
                 <w:rFonts w:ascii="Times New Roman" w:eastAsia="標楷體" w:hAnsi="Times New Roman" w:cs="Times New Roman"/>
@@ -1211,7 +1152,6 @@
               </w:rPr>
               <w:t>InputAdapter</w:t>
             </w:r>
-            <w:proofErr w:type="spellEnd"/>
           </w:p>
         </w:tc>
         <w:tc>
@@ -1223,7 +1163,7 @@
               <w:jc w:val="center"/>
               <w:cnfStyle w:val="000000000000" w:firstRow="0" w:lastRow="0" w:firstColumn="0" w:lastColumn="0" w:oddVBand="0" w:evenVBand="0" w:oddHBand="0" w:evenHBand="0" w:firstRowFirstColumn="0" w:firstRowLastColumn="0" w:lastRowFirstColumn="0" w:lastRowLastColumn="0"/>
               <w:rPr>
-                <w:rFonts w:ascii="Times New Roman" w:eastAsia="標楷體" w:hAnsi="Times New Roman" w:cs="Times New Roman" w:hint="eastAsia"/>
+                <w:rFonts w:ascii="Times New Roman" w:eastAsia="標楷體" w:hAnsi="Times New Roman" w:cs="Times New Roman"/>
                 <w:sz w:val="22"/>
                 <w:szCs w:val="22"/>
               </w:rPr>
@@ -1272,7 +1212,7 @@
               <w:jc w:val="center"/>
               <w:cnfStyle w:val="000000000000" w:firstRow="0" w:lastRow="0" w:firstColumn="0" w:lastColumn="0" w:oddVBand="0" w:evenVBand="0" w:oddHBand="0" w:evenHBand="0" w:firstRowFirstColumn="0" w:firstRowLastColumn="0" w:lastRowFirstColumn="0" w:lastRowLastColumn="0"/>
               <w:rPr>
-                <w:rFonts w:ascii="Times New Roman" w:eastAsia="標楷體" w:hAnsi="Times New Roman" w:cs="Times New Roman" w:hint="eastAsia"/>
+                <w:rFonts w:ascii="Times New Roman" w:eastAsia="標楷體" w:hAnsi="Times New Roman" w:cs="Times New Roman"/>
                 <w:color w:val="FFFFFF" w:themeColor="background1"/>
               </w:rPr>
             </w:pPr>
@@ -1298,7 +1238,7 @@
               <w:jc w:val="center"/>
               <w:cnfStyle w:val="000000000000" w:firstRow="0" w:lastRow="0" w:firstColumn="0" w:lastColumn="0" w:oddVBand="0" w:evenVBand="0" w:oddHBand="0" w:evenHBand="0" w:firstRowFirstColumn="0" w:firstRowLastColumn="0" w:lastRowFirstColumn="0" w:lastRowLastColumn="0"/>
               <w:rPr>
-                <w:rFonts w:ascii="Times New Roman" w:eastAsia="標楷體" w:hAnsi="Times New Roman" w:cs="Times New Roman" w:hint="eastAsia"/>
+                <w:rFonts w:ascii="Times New Roman" w:eastAsia="標楷體" w:hAnsi="Times New Roman" w:cs="Times New Roman"/>
               </w:rPr>
             </w:pPr>
             <w:r>
@@ -1307,25 +1247,7 @@
                 <w:sz w:val="22"/>
                 <w:szCs w:val="22"/>
               </w:rPr>
-              <w:t>下</w:t>
-            </w:r>
-            <w:proofErr w:type="gramStart"/>
-            <w:r>
-              <w:rPr>
-                <w:rFonts w:ascii="Times New Roman" w:eastAsia="標楷體" w:hAnsi="Times New Roman" w:cs="Times New Roman" w:hint="eastAsia"/>
-                <w:sz w:val="22"/>
-                <w:szCs w:val="22"/>
-              </w:rPr>
-              <w:t>採</w:t>
-            </w:r>
-            <w:proofErr w:type="gramEnd"/>
-            <w:r>
-              <w:rPr>
-                <w:rFonts w:ascii="Times New Roman" w:eastAsia="標楷體" w:hAnsi="Times New Roman" w:cs="Times New Roman" w:hint="eastAsia"/>
-                <w:sz w:val="22"/>
-                <w:szCs w:val="22"/>
-              </w:rPr>
-              <w:t>樣</w:t>
+              <w:t>下採樣</w:t>
             </w:r>
           </w:p>
         </w:tc>
@@ -1350,7 +1272,6 @@
                 <w:szCs w:val="22"/>
               </w:rPr>
             </w:pPr>
-            <w:proofErr w:type="spellStart"/>
             <w:r>
               <w:rPr>
                 <w:rFonts w:ascii="Times New Roman" w:eastAsia="標楷體" w:hAnsi="Times New Roman" w:cs="Times New Roman"/>
@@ -1361,7 +1282,6 @@
               </w:rPr>
               <w:t>ZeroPadding</w:t>
             </w:r>
-            <w:proofErr w:type="spellEnd"/>
           </w:p>
         </w:tc>
         <w:tc>
@@ -1373,7 +1293,7 @@
               <w:jc w:val="center"/>
               <w:cnfStyle w:val="000000100000" w:firstRow="0" w:lastRow="0" w:firstColumn="0" w:lastColumn="0" w:oddVBand="0" w:evenVBand="0" w:oddHBand="1" w:evenHBand="0" w:firstRowFirstColumn="0" w:firstRowLastColumn="0" w:lastRowFirstColumn="0" w:lastRowLastColumn="0"/>
               <w:rPr>
-                <w:rFonts w:ascii="Times New Roman" w:eastAsia="標楷體" w:hAnsi="Times New Roman" w:cs="Times New Roman" w:hint="eastAsia"/>
+                <w:rFonts w:ascii="Times New Roman" w:eastAsia="標楷體" w:hAnsi="Times New Roman" w:cs="Times New Roman"/>
                 <w:sz w:val="22"/>
                 <w:szCs w:val="22"/>
               </w:rPr>
@@ -1406,7 +1326,7 @@
               <w:jc w:val="center"/>
               <w:cnfStyle w:val="000000100000" w:firstRow="0" w:lastRow="0" w:firstColumn="0" w:lastColumn="0" w:oddVBand="0" w:evenVBand="0" w:oddHBand="1" w:evenHBand="0" w:firstRowFirstColumn="0" w:firstRowLastColumn="0" w:lastRowFirstColumn="0" w:lastRowLastColumn="0"/>
               <w:rPr>
-                <w:rFonts w:ascii="Times New Roman" w:eastAsia="標楷體" w:hAnsi="Times New Roman" w:cs="Times New Roman" w:hint="eastAsia"/>
+                <w:rFonts w:ascii="Times New Roman" w:eastAsia="標楷體" w:hAnsi="Times New Roman" w:cs="Times New Roman"/>
                 <w:color w:val="FFFFFF" w:themeColor="background1"/>
               </w:rPr>
             </w:pPr>
@@ -1432,7 +1352,7 @@
               <w:jc w:val="center"/>
               <w:cnfStyle w:val="000000100000" w:firstRow="0" w:lastRow="0" w:firstColumn="0" w:lastColumn="0" w:oddVBand="0" w:evenVBand="0" w:oddHBand="1" w:evenHBand="0" w:firstRowFirstColumn="0" w:firstRowLastColumn="0" w:lastRowFirstColumn="0" w:lastRowLastColumn="0"/>
               <w:rPr>
-                <w:rFonts w:ascii="Times New Roman" w:eastAsia="標楷體" w:hAnsi="Times New Roman" w:cs="Times New Roman" w:hint="eastAsia"/>
+                <w:rFonts w:ascii="Times New Roman" w:eastAsia="標楷體" w:hAnsi="Times New Roman" w:cs="Times New Roman"/>
               </w:rPr>
             </w:pPr>
             <w:r>
@@ -1500,12 +1420,11 @@
               <w:jc w:val="center"/>
               <w:cnfStyle w:val="000000000000" w:firstRow="0" w:lastRow="0" w:firstColumn="0" w:lastColumn="0" w:oddVBand="0" w:evenVBand="0" w:oddHBand="0" w:evenHBand="0" w:firstRowFirstColumn="0" w:firstRowLastColumn="0" w:lastRowFirstColumn="0" w:lastRowLastColumn="0"/>
               <w:rPr>
-                <w:rFonts w:ascii="Times New Roman" w:eastAsia="標楷體" w:hAnsi="Times New Roman" w:cs="Times New Roman" w:hint="eastAsia"/>
+                <w:rFonts w:ascii="Times New Roman" w:eastAsia="標楷體" w:hAnsi="Times New Roman" w:cs="Times New Roman"/>
                 <w:sz w:val="22"/>
                 <w:szCs w:val="22"/>
               </w:rPr>
             </w:pPr>
-            <w:proofErr w:type="gramStart"/>
             <w:r>
               <w:rPr>
                 <w:rFonts w:ascii="Times New Roman" w:eastAsia="標楷體" w:hAnsi="Times New Roman" w:cs="Times New Roman" w:hint="eastAsia"/>
@@ -1514,7 +1433,6 @@
               </w:rPr>
               <w:t>卷積運算</w:t>
             </w:r>
-            <w:proofErr w:type="gramEnd"/>
           </w:p>
         </w:tc>
         <w:tc>
@@ -1527,7 +1445,7 @@
               <w:jc w:val="center"/>
               <w:cnfStyle w:val="000000000000" w:firstRow="0" w:lastRow="0" w:firstColumn="0" w:lastColumn="0" w:oddVBand="0" w:evenVBand="0" w:oddHBand="0" w:evenHBand="0" w:firstRowFirstColumn="0" w:firstRowLastColumn="0" w:lastRowFirstColumn="0" w:lastRowLastColumn="0"/>
               <w:rPr>
-                <w:rFonts w:ascii="Times New Roman" w:eastAsia="標楷體" w:hAnsi="Times New Roman" w:cs="Times New Roman" w:hint="eastAsia"/>
+                <w:rFonts w:ascii="Times New Roman" w:eastAsia="標楷體" w:hAnsi="Times New Roman" w:cs="Times New Roman"/>
                 <w:color w:val="FFFFFF" w:themeColor="background1"/>
               </w:rPr>
             </w:pPr>
@@ -1553,7 +1471,7 @@
               <w:jc w:val="center"/>
               <w:cnfStyle w:val="000000000000" w:firstRow="0" w:lastRow="0" w:firstColumn="0" w:lastColumn="0" w:oddVBand="0" w:evenVBand="0" w:oddHBand="0" w:evenHBand="0" w:firstRowFirstColumn="0" w:firstRowLastColumn="0" w:lastRowFirstColumn="0" w:lastRowLastColumn="0"/>
               <w:rPr>
-                <w:rFonts w:ascii="Times New Roman" w:eastAsia="標楷體" w:hAnsi="Times New Roman" w:cs="Times New Roman" w:hint="eastAsia"/>
+                <w:rFonts w:ascii="Times New Roman" w:eastAsia="標楷體" w:hAnsi="Times New Roman" w:cs="Times New Roman"/>
               </w:rPr>
             </w:pPr>
             <w:r>
@@ -1580,7 +1498,7 @@
             <w:pPr>
               <w:jc w:val="center"/>
               <w:rPr>
-                <w:rFonts w:ascii="Times New Roman" w:eastAsia="標楷體" w:hAnsi="Times New Roman" w:cs="Times New Roman" w:hint="eastAsia"/>
+                <w:rFonts w:ascii="Times New Roman" w:eastAsia="標楷體" w:hAnsi="Times New Roman" w:cs="Times New Roman"/>
                 <w:b w:val="0"/>
                 <w:bCs w:val="0"/>
                 <w:sz w:val="22"/>
@@ -1608,7 +1526,7 @@
               <w:jc w:val="center"/>
               <w:cnfStyle w:val="000000100000" w:firstRow="0" w:lastRow="0" w:firstColumn="0" w:lastColumn="0" w:oddVBand="0" w:evenVBand="0" w:oddHBand="1" w:evenHBand="0" w:firstRowFirstColumn="0" w:firstRowLastColumn="0" w:lastRowFirstColumn="0" w:lastRowLastColumn="0"/>
               <w:rPr>
-                <w:rFonts w:ascii="Times New Roman" w:eastAsia="標楷體" w:hAnsi="Times New Roman" w:cs="Times New Roman" w:hint="eastAsia"/>
+                <w:rFonts w:ascii="Times New Roman" w:eastAsia="標楷體" w:hAnsi="Times New Roman" w:cs="Times New Roman"/>
                 <w:sz w:val="22"/>
                 <w:szCs w:val="22"/>
               </w:rPr>
@@ -1641,7 +1559,6 @@
                 <w:szCs w:val="22"/>
               </w:rPr>
             </w:pPr>
-            <w:proofErr w:type="spellStart"/>
             <w:r>
               <w:rPr>
                 <w:rFonts w:ascii="Times New Roman" w:eastAsia="標楷體" w:hAnsi="Times New Roman" w:cs="Times New Roman"/>
@@ -1653,7 +1570,6 @@
               </w:rPr>
               <w:t>Softmax</w:t>
             </w:r>
-            <w:proofErr w:type="spellEnd"/>
           </w:p>
         </w:tc>
         <w:tc>
@@ -1665,7 +1581,7 @@
               <w:jc w:val="center"/>
               <w:cnfStyle w:val="000000100000" w:firstRow="0" w:lastRow="0" w:firstColumn="0" w:lastColumn="0" w:oddVBand="0" w:evenVBand="0" w:oddHBand="1" w:evenHBand="0" w:firstRowFirstColumn="0" w:firstRowLastColumn="0" w:lastRowFirstColumn="0" w:lastRowLastColumn="0"/>
               <w:rPr>
-                <w:rFonts w:ascii="Times New Roman" w:eastAsia="標楷體" w:hAnsi="Times New Roman" w:cs="Times New Roman" w:hint="eastAsia"/>
+                <w:rFonts w:ascii="Times New Roman" w:eastAsia="標楷體" w:hAnsi="Times New Roman" w:cs="Times New Roman"/>
                 <w:sz w:val="22"/>
                 <w:szCs w:val="22"/>
               </w:rPr>
@@ -1685,6 +1601,503 @@
     <w:p>
       <w:pPr>
         <w:ind w:firstLine="480"/>
+        <w:rPr>
+          <w:rFonts w:ascii="Times New Roman" w:eastAsia="標楷體" w:hAnsi="Times New Roman" w:cs="Times New Roman"/>
+        </w:rPr>
+      </w:pPr>
+    </w:p>
+    <w:tbl>
+      <w:tblPr>
+        <w:tblStyle w:val="af2"/>
+        <w:tblW w:w="0" w:type="auto"/>
+        <w:tblBorders>
+          <w:top w:val="none" w:sz="0" w:space="0" w:color="auto"/>
+          <w:left w:val="none" w:sz="0" w:space="0" w:color="auto"/>
+          <w:bottom w:val="none" w:sz="0" w:space="0" w:color="auto"/>
+          <w:right w:val="none" w:sz="0" w:space="0" w:color="auto"/>
+          <w:insideH w:val="none" w:sz="0" w:space="0" w:color="auto"/>
+          <w:insideV w:val="none" w:sz="0" w:space="0" w:color="auto"/>
+        </w:tblBorders>
+        <w:tblLook w:val="04A0" w:firstRow="1" w:lastRow="0" w:firstColumn="1" w:lastColumn="0" w:noHBand="0" w:noVBand="1"/>
+      </w:tblPr>
+      <w:tblGrid>
+        <w:gridCol w:w="5103"/>
+        <w:gridCol w:w="4649"/>
+      </w:tblGrid>
+      <w:tr>
+        <w:tc>
+          <w:tcPr>
+            <w:tcW w:w="5103" w:type="dxa"/>
+          </w:tcPr>
+          <w:p>
+            <w:pPr>
+              <w:jc w:val="center"/>
+              <w:rPr>
+                <w:rFonts w:ascii="Times New Roman" w:eastAsia="標楷體" w:hAnsi="Times New Roman" w:cs="Times New Roman"/>
+              </w:rPr>
+            </w:pPr>
+            <w:r>
+              <w:rPr>
+                <w:rFonts w:ascii="Arial" w:hAnsi="Arial" w:cs="Arial"/>
+                <w:noProof/>
+                <w:color w:val="000000"/>
+                <w:sz w:val="22"/>
+                <w:szCs w:val="22"/>
+                <w:bdr w:val="none" w:sz="0" w:space="0" w:color="auto" w:frame="1"/>
+              </w:rPr>
+              <w:lastRenderedPageBreak/>
+              <w:drawing>
+                <wp:inline distT="0" distB="0" distL="0" distR="0" wp14:anchorId="3A7D3675" wp14:editId="709F0C54">
+                  <wp:extent cx="2092147" cy="2524494"/>
+                  <wp:effectExtent l="0" t="0" r="3810" b="0"/>
+                  <wp:docPr id="11405778" name="圖片 1"/>
+                  <wp:cNvGraphicFramePr>
+                    <a:graphicFrameLocks xmlns:a="http://schemas.openxmlformats.org/drawingml/2006/main" noChangeAspect="1"/>
+                  </wp:cNvGraphicFramePr>
+                  <a:graphic xmlns:a="http://schemas.openxmlformats.org/drawingml/2006/main">
+                    <a:graphicData uri="http://schemas.openxmlformats.org/drawingml/2006/picture">
+                      <pic:pic xmlns:pic="http://schemas.openxmlformats.org/drawingml/2006/picture">
+                        <pic:nvPicPr>
+                          <pic:cNvPr id="0" name="Picture 1"/>
+                          <pic:cNvPicPr>
+                            <a:picLocks noChangeAspect="1" noChangeArrowheads="1"/>
+                          </pic:cNvPicPr>
+                        </pic:nvPicPr>
+                        <pic:blipFill>
+                          <a:blip r:embed="rId9">
+                            <a:extLst>
+                              <a:ext uri="{28A0092B-C50C-407E-A947-70E740481C1C}">
+                                <a14:useLocalDpi xmlns:a14="http://schemas.microsoft.com/office/drawing/2010/main" val="0"/>
+                              </a:ext>
+                            </a:extLst>
+                          </a:blip>
+                          <a:srcRect/>
+                          <a:stretch>
+                            <a:fillRect/>
+                          </a:stretch>
+                        </pic:blipFill>
+                        <pic:spPr bwMode="auto">
+                          <a:xfrm>
+                            <a:off x="0" y="0"/>
+                            <a:ext cx="2101836" cy="2536185"/>
+                          </a:xfrm>
+                          <a:prstGeom prst="rect">
+                            <a:avLst/>
+                          </a:prstGeom>
+                          <a:noFill/>
+                          <a:ln>
+                            <a:noFill/>
+                          </a:ln>
+                        </pic:spPr>
+                      </pic:pic>
+                    </a:graphicData>
+                  </a:graphic>
+                </wp:inline>
+              </w:drawing>
+            </w:r>
+          </w:p>
+        </w:tc>
+        <w:tc>
+          <w:tcPr>
+            <w:tcW w:w="4649" w:type="dxa"/>
+            <w:vMerge w:val="restart"/>
+            <w:vAlign w:val="center"/>
+          </w:tcPr>
+          <w:p>
+            <w:pPr>
+              <w:jc w:val="both"/>
+              <w:rPr>
+                <w:rFonts w:ascii="Times New Roman" w:eastAsia="標楷體" w:hAnsi="Times New Roman" w:cs="Times New Roman"/>
+                <w:noProof/>
+                <w:color w:val="000000"/>
+                <w:sz w:val="22"/>
+                <w:szCs w:val="22"/>
+                <w:bdr w:val="none" w:sz="0" w:space="0" w:color="auto" w:frame="1"/>
+              </w:rPr>
+            </w:pPr>
+            <w:r>
+              <w:rPr>
+                <w:rFonts w:ascii="Times New Roman" w:eastAsia="標楷體" w:hAnsi="Times New Roman" w:cs="Times New Roman"/>
+                <w:noProof/>
+                <w:color w:val="000000"/>
+                <w:sz w:val="22"/>
+                <w:szCs w:val="22"/>
+                <w:bdr w:val="none" w:sz="0" w:space="0" w:color="auto" w:frame="1"/>
+              </w:rPr>
+              <w:t>整份作業分為兩大部分架構組成</w:t>
+            </w:r>
+          </w:p>
+          <w:p>
+            <w:pPr>
+              <w:pStyle w:val="a9"/>
+              <w:numPr>
+                <w:ilvl w:val="0"/>
+                <w:numId w:val="4"/>
+              </w:numPr>
+              <w:jc w:val="both"/>
+              <w:rPr>
+                <w:rFonts w:ascii="Times New Roman" w:eastAsia="標楷體" w:hAnsi="Times New Roman" w:cs="Times New Roman"/>
+                <w:noProof/>
+                <w:color w:val="000000"/>
+                <w:sz w:val="22"/>
+                <w:szCs w:val="22"/>
+                <w:bdr w:val="none" w:sz="0" w:space="0" w:color="auto" w:frame="1"/>
+              </w:rPr>
+            </w:pPr>
+            <w:r>
+              <w:rPr>
+                <w:rFonts w:ascii="Times New Roman" w:eastAsia="標楷體" w:hAnsi="Times New Roman" w:cs="Times New Roman"/>
+                <w:noProof/>
+                <w:color w:val="000000"/>
+                <w:sz w:val="22"/>
+                <w:szCs w:val="22"/>
+                <w:bdr w:val="none" w:sz="0" w:space="0" w:color="auto" w:frame="1"/>
+              </w:rPr>
+              <w:t>Pattern</w:t>
+            </w:r>
+            <w:r>
+              <w:rPr>
+                <w:rFonts w:ascii="Times New Roman" w:eastAsia="標楷體" w:hAnsi="Times New Roman" w:cs="Times New Roman"/>
+                <w:noProof/>
+                <w:color w:val="000000"/>
+                <w:sz w:val="22"/>
+                <w:szCs w:val="22"/>
+                <w:bdr w:val="none" w:sz="0" w:space="0" w:color="auto" w:frame="1"/>
+              </w:rPr>
+              <w:t>模組</w:t>
+            </w:r>
+            <w:r>
+              <w:rPr>
+                <w:rFonts w:ascii="Times New Roman" w:eastAsia="標楷體" w:hAnsi="Times New Roman" w:cs="Times New Roman"/>
+                <w:noProof/>
+                <w:color w:val="000000"/>
+                <w:sz w:val="22"/>
+                <w:szCs w:val="22"/>
+                <w:bdr w:val="none" w:sz="0" w:space="0" w:color="auto" w:frame="1"/>
+              </w:rPr>
+              <w:t>(Testbench)</w:t>
+            </w:r>
+            <w:r>
+              <w:rPr>
+                <w:rFonts w:ascii="Times New Roman" w:eastAsia="標楷體" w:hAnsi="Times New Roman" w:cs="Times New Roman"/>
+                <w:noProof/>
+                <w:color w:val="000000"/>
+                <w:sz w:val="22"/>
+                <w:szCs w:val="22"/>
+                <w:bdr w:val="none" w:sz="0" w:space="0" w:color="auto" w:frame="1"/>
+              </w:rPr>
+              <w:t>：</w:t>
+            </w:r>
+          </w:p>
+          <w:p>
+            <w:pPr>
+              <w:pStyle w:val="Web"/>
+              <w:numPr>
+                <w:ilvl w:val="0"/>
+                <w:numId w:val="6"/>
+              </w:numPr>
+              <w:spacing w:before="0" w:beforeAutospacing="0" w:after="0" w:afterAutospacing="0"/>
+              <w:jc w:val="both"/>
+              <w:textAlignment w:val="baseline"/>
+              <w:rPr>
+                <w:rFonts w:ascii="Times New Roman" w:eastAsia="標楷體" w:hAnsi="Times New Roman" w:cs="Times New Roman"/>
+                <w:color w:val="000000"/>
+                <w:sz w:val="22"/>
+                <w:szCs w:val="22"/>
+              </w:rPr>
+            </w:pPr>
+            <w:r>
+              <w:rPr>
+                <w:rFonts w:ascii="Times New Roman" w:eastAsia="標楷體" w:hAnsi="Times New Roman" w:cs="Times New Roman"/>
+                <w:color w:val="000000"/>
+                <w:sz w:val="22"/>
+                <w:szCs w:val="22"/>
+              </w:rPr>
+              <w:t>讀取輸入影像（</w:t>
+            </w:r>
+            <w:r>
+              <w:rPr>
+                <w:rFonts w:ascii="Times New Roman" w:eastAsia="標楷體" w:hAnsi="Times New Roman" w:cs="Times New Roman"/>
+                <w:color w:val="000000"/>
+                <w:sz w:val="22"/>
+                <w:szCs w:val="22"/>
+              </w:rPr>
+              <w:t>cat.txt / dog.txt</w:t>
+            </w:r>
+            <w:r>
+              <w:rPr>
+                <w:rFonts w:ascii="Times New Roman" w:eastAsia="標楷體" w:hAnsi="Times New Roman" w:cs="Times New Roman"/>
+                <w:color w:val="000000"/>
+                <w:sz w:val="22"/>
+                <w:szCs w:val="22"/>
+              </w:rPr>
+              <w:t>）</w:t>
+            </w:r>
+          </w:p>
+          <w:p>
+            <w:pPr>
+              <w:pStyle w:val="Web"/>
+              <w:numPr>
+                <w:ilvl w:val="0"/>
+                <w:numId w:val="6"/>
+              </w:numPr>
+              <w:spacing w:before="0" w:beforeAutospacing="0" w:after="0" w:afterAutospacing="0"/>
+              <w:jc w:val="both"/>
+              <w:textAlignment w:val="baseline"/>
+              <w:rPr>
+                <w:rFonts w:ascii="Times New Roman" w:eastAsia="標楷體" w:hAnsi="Times New Roman" w:cs="Times New Roman"/>
+                <w:color w:val="000000"/>
+                <w:sz w:val="22"/>
+                <w:szCs w:val="22"/>
+              </w:rPr>
+            </w:pPr>
+            <w:r>
+              <w:rPr>
+                <w:rFonts w:ascii="Times New Roman" w:eastAsia="標楷體" w:hAnsi="Times New Roman" w:cs="Times New Roman"/>
+                <w:color w:val="000000"/>
+                <w:sz w:val="22"/>
+                <w:szCs w:val="22"/>
+              </w:rPr>
+              <w:t>控制</w:t>
+            </w:r>
+            <w:r>
+              <w:rPr>
+                <w:rFonts w:ascii="Times New Roman" w:eastAsia="標楷體" w:hAnsi="Times New Roman" w:cs="Times New Roman"/>
+                <w:color w:val="188038"/>
+                <w:sz w:val="22"/>
+                <w:szCs w:val="22"/>
+              </w:rPr>
+              <w:t>rst</w:t>
+            </w:r>
+            <w:r>
+              <w:rPr>
+                <w:rFonts w:ascii="Times New Roman" w:eastAsia="標楷體" w:hAnsi="Times New Roman" w:cs="Times New Roman"/>
+                <w:color w:val="000000"/>
+                <w:sz w:val="22"/>
+                <w:szCs w:val="22"/>
+              </w:rPr>
+              <w:t>與</w:t>
+            </w:r>
+            <w:r>
+              <w:rPr>
+                <w:rFonts w:ascii="Times New Roman" w:eastAsia="標楷體" w:hAnsi="Times New Roman" w:cs="Times New Roman"/>
+                <w:color w:val="188038"/>
+                <w:sz w:val="22"/>
+                <w:szCs w:val="22"/>
+              </w:rPr>
+              <w:t>in_valid</w:t>
+            </w:r>
+          </w:p>
+          <w:p>
+            <w:pPr>
+              <w:pStyle w:val="Web"/>
+              <w:numPr>
+                <w:ilvl w:val="0"/>
+                <w:numId w:val="6"/>
+              </w:numPr>
+              <w:spacing w:before="0" w:beforeAutospacing="0" w:after="0" w:afterAutospacing="0"/>
+              <w:jc w:val="both"/>
+              <w:textAlignment w:val="baseline"/>
+              <w:rPr>
+                <w:rFonts w:ascii="Times New Roman" w:eastAsia="標楷體" w:hAnsi="Times New Roman" w:cs="Times New Roman"/>
+                <w:color w:val="000000"/>
+                <w:sz w:val="22"/>
+                <w:szCs w:val="22"/>
+              </w:rPr>
+            </w:pPr>
+            <w:r>
+              <w:rPr>
+                <w:rFonts w:ascii="Times New Roman" w:eastAsia="標楷體" w:hAnsi="Times New Roman" w:cs="Times New Roman"/>
+                <w:color w:val="000000"/>
+                <w:sz w:val="22"/>
+                <w:szCs w:val="22"/>
+              </w:rPr>
+              <w:t>接收輸出並顯示結果</w:t>
+            </w:r>
+          </w:p>
+          <w:p>
+            <w:pPr>
+              <w:pStyle w:val="Web"/>
+              <w:spacing w:before="240" w:beforeAutospacing="0" w:after="0" w:afterAutospacing="0"/>
+              <w:jc w:val="both"/>
+              <w:textAlignment w:val="baseline"/>
+              <w:rPr>
+                <w:rFonts w:ascii="Times New Roman" w:eastAsia="標楷體" w:hAnsi="Times New Roman" w:cs="Times New Roman"/>
+                <w:color w:val="000000"/>
+                <w:sz w:val="22"/>
+                <w:szCs w:val="22"/>
+              </w:rPr>
+            </w:pPr>
+          </w:p>
+          <w:p>
+            <w:pPr>
+              <w:pStyle w:val="a9"/>
+              <w:numPr>
+                <w:ilvl w:val="0"/>
+                <w:numId w:val="4"/>
+              </w:numPr>
+              <w:jc w:val="both"/>
+              <w:rPr>
+                <w:rFonts w:ascii="Times New Roman" w:eastAsia="標楷體" w:hAnsi="Times New Roman" w:cs="Times New Roman"/>
+                <w:noProof/>
+                <w:color w:val="000000"/>
+                <w:sz w:val="22"/>
+                <w:szCs w:val="22"/>
+                <w:bdr w:val="none" w:sz="0" w:space="0" w:color="auto" w:frame="1"/>
+              </w:rPr>
+            </w:pPr>
+            <w:r>
+              <w:rPr>
+                <w:rFonts w:ascii="Times New Roman" w:eastAsia="標楷體" w:hAnsi="Times New Roman" w:cs="Times New Roman"/>
+                <w:noProof/>
+                <w:color w:val="000000"/>
+                <w:sz w:val="22"/>
+                <w:szCs w:val="22"/>
+                <w:bdr w:val="none" w:sz="0" w:space="0" w:color="auto" w:frame="1"/>
+              </w:rPr>
+              <w:t>AlexNetTop</w:t>
+            </w:r>
+            <w:r>
+              <w:rPr>
+                <w:rFonts w:ascii="Times New Roman" w:eastAsia="標楷體" w:hAnsi="Times New Roman" w:cs="Times New Roman"/>
+                <w:noProof/>
+                <w:color w:val="000000"/>
+                <w:sz w:val="22"/>
+                <w:szCs w:val="22"/>
+                <w:bdr w:val="none" w:sz="0" w:space="0" w:color="auto" w:frame="1"/>
+              </w:rPr>
+              <w:t>：</w:t>
+            </w:r>
+          </w:p>
+          <w:p>
+            <w:pPr>
+              <w:pStyle w:val="a9"/>
+              <w:numPr>
+                <w:ilvl w:val="0"/>
+                <w:numId w:val="9"/>
+              </w:numPr>
+              <w:jc w:val="both"/>
+              <w:rPr>
+                <w:rFonts w:ascii="Times New Roman" w:eastAsia="標楷體" w:hAnsi="Times New Roman" w:cs="Times New Roman"/>
+                <w:noProof/>
+                <w:color w:val="000000"/>
+                <w:sz w:val="22"/>
+                <w:szCs w:val="22"/>
+                <w:bdr w:val="none" w:sz="0" w:space="0" w:color="auto" w:frame="1"/>
+              </w:rPr>
+            </w:pPr>
+            <w:r>
+              <w:rPr>
+                <w:rFonts w:ascii="Times New Roman" w:eastAsia="標楷體" w:hAnsi="Times New Roman" w:cs="Times New Roman"/>
+                <w:noProof/>
+                <w:color w:val="000000"/>
+                <w:sz w:val="22"/>
+                <w:szCs w:val="22"/>
+                <w:bdr w:val="none" w:sz="0" w:space="0" w:color="auto" w:frame="1"/>
+              </w:rPr>
+              <w:t>完整神經網路推論流程</w:t>
+            </w:r>
+          </w:p>
+          <w:p>
+            <w:pPr>
+              <w:pStyle w:val="a9"/>
+              <w:numPr>
+                <w:ilvl w:val="0"/>
+                <w:numId w:val="9"/>
+              </w:numPr>
+              <w:jc w:val="both"/>
+              <w:rPr>
+                <w:rFonts w:ascii="Times New Roman" w:eastAsia="標楷體" w:hAnsi="Times New Roman" w:cs="Times New Roman"/>
+                <w:noProof/>
+                <w:color w:val="000000"/>
+                <w:sz w:val="22"/>
+                <w:szCs w:val="22"/>
+                <w:bdr w:val="none" w:sz="0" w:space="0" w:color="auto" w:frame="1"/>
+              </w:rPr>
+            </w:pPr>
+            <w:r>
+              <w:rPr>
+                <w:rFonts w:ascii="Times New Roman" w:eastAsia="標楷體" w:hAnsi="Times New Roman" w:cs="Times New Roman"/>
+                <w:noProof/>
+                <w:color w:val="000000"/>
+                <w:sz w:val="22"/>
+                <w:szCs w:val="22"/>
+                <w:bdr w:val="none" w:sz="0" w:space="0" w:color="auto" w:frame="1"/>
+              </w:rPr>
+              <w:t>資料流控制</w:t>
+            </w:r>
+          </w:p>
+          <w:p>
+            <w:pPr>
+              <w:pStyle w:val="a9"/>
+              <w:numPr>
+                <w:ilvl w:val="0"/>
+                <w:numId w:val="9"/>
+              </w:numPr>
+              <w:jc w:val="both"/>
+              <w:rPr>
+                <w:rFonts w:ascii="標楷體" w:eastAsia="標楷體" w:hAnsi="標楷體" w:cs="Arial"/>
+                <w:noProof/>
+                <w:color w:val="000000"/>
+                <w:sz w:val="22"/>
+                <w:szCs w:val="22"/>
+                <w:bdr w:val="none" w:sz="0" w:space="0" w:color="auto" w:frame="1"/>
+              </w:rPr>
+            </w:pPr>
+            <w:r>
+              <w:rPr>
+                <w:rFonts w:ascii="Times New Roman" w:eastAsia="標楷體" w:hAnsi="Times New Roman" w:cs="Times New Roman"/>
+                <w:noProof/>
+                <w:color w:val="000000"/>
+                <w:sz w:val="22"/>
+                <w:szCs w:val="22"/>
+                <w:bdr w:val="none" w:sz="0" w:space="0" w:color="auto" w:frame="1"/>
+              </w:rPr>
+              <w:t>結果輸出同步</w:t>
+            </w:r>
+          </w:p>
+        </w:tc>
+      </w:tr>
+      <w:tr>
+        <w:tc>
+          <w:tcPr>
+            <w:tcW w:w="5103" w:type="dxa"/>
+          </w:tcPr>
+          <w:p>
+            <w:pPr>
+              <w:jc w:val="center"/>
+              <w:rPr>
+                <w:rFonts w:ascii="Times New Roman" w:eastAsia="標楷體" w:hAnsi="Times New Roman" w:cs="Times New Roman"/>
+              </w:rPr>
+            </w:pPr>
+            <w:r>
+              <w:rPr>
+                <w:rFonts w:ascii="Times New Roman" w:eastAsia="標楷體" w:hAnsi="Times New Roman" w:cs="Times New Roman" w:hint="eastAsia"/>
+              </w:rPr>
+              <w:t>圖三、系統架構</w:t>
+            </w:r>
+          </w:p>
+        </w:tc>
+        <w:tc>
+          <w:tcPr>
+            <w:tcW w:w="4649" w:type="dxa"/>
+            <w:vMerge/>
+          </w:tcPr>
+          <w:p>
+            <w:pPr>
+              <w:jc w:val="center"/>
+              <w:rPr>
+                <w:rFonts w:ascii="Times New Roman" w:eastAsia="標楷體" w:hAnsi="Times New Roman" w:cs="Times New Roman"/>
+              </w:rPr>
+            </w:pPr>
+          </w:p>
+        </w:tc>
+      </w:tr>
+    </w:tbl>
+    <w:p>
+      <w:pPr>
+        <w:ind w:firstLine="480"/>
+        <w:jc w:val="center"/>
         <w:rPr>
           <w:rFonts w:ascii="Times New Roman" w:eastAsia="標楷體" w:hAnsi="Times New Roman" w:cs="Times New Roman"/>
         </w:rPr>
@@ -1712,7 +2125,6 @@
           <w:sz w:val="36"/>
           <w:szCs w:val="36"/>
         </w:rPr>
-        <w:lastRenderedPageBreak/>
         <w:t>記憶體配置</w:t>
       </w:r>
       <w:r>
@@ -1735,9 +2147,15 @@
       </w:pPr>
       <w:r>
         <w:rPr>
-          <w:rFonts w:ascii="Times New Roman" w:eastAsia="標楷體" w:hAnsi="Times New Roman" w:cs="Times New Roman"/>
-        </w:rPr>
-        <w:t>統一使用</w:t>
+          <w:rFonts w:ascii="Times New Roman" w:eastAsia="標楷體" w:hAnsi="Times New Roman" w:cs="Times New Roman" w:hint="eastAsia"/>
+        </w:rPr>
+        <w:t>這次作業我</w:t>
+      </w:r>
+      <w:r>
+        <w:rPr>
+          <w:rFonts w:ascii="Times New Roman" w:eastAsia="標楷體" w:hAnsi="Times New Roman" w:cs="Times New Roman"/>
+        </w:rPr>
+        <w:t>使用</w:t>
       </w:r>
       <w:r>
         <w:rPr>
@@ -1749,13 +2167,25 @@
         <w:rPr>
           <w:rFonts w:ascii="Times New Roman" w:eastAsia="標楷體" w:hAnsi="Times New Roman" w:cs="Times New Roman"/>
         </w:rPr>
-        <w:t xml:space="preserve"> Tensor </w:t>
-      </w:r>
-      <w:r>
-        <w:rPr>
-          <w:rFonts w:ascii="Times New Roman" w:eastAsia="標楷體" w:hAnsi="Times New Roman" w:cs="Times New Roman"/>
-        </w:rPr>
-        <w:t>結構表示多維資料，其中</w:t>
+        <w:t>Tensor</w:t>
+      </w:r>
+      <w:r>
+        <w:rPr>
+          <w:rFonts w:ascii="Times New Roman" w:eastAsia="標楷體" w:hAnsi="Times New Roman" w:cs="Times New Roman"/>
+        </w:rPr>
+        <w:t>結構</w:t>
+      </w:r>
+      <w:r>
+        <w:rPr>
+          <w:rFonts w:ascii="Times New Roman" w:eastAsia="標楷體" w:hAnsi="Times New Roman" w:cs="Times New Roman" w:hint="eastAsia"/>
+        </w:rPr>
+        <w:t>去處理</w:t>
+      </w:r>
+      <w:r>
+        <w:rPr>
+          <w:rFonts w:ascii="Times New Roman" w:eastAsia="標楷體" w:hAnsi="Times New Roman" w:cs="Times New Roman"/>
+        </w:rPr>
+        <w:t>多維資料，其中</w:t>
       </w:r>
       <w:r>
         <w:rPr>
@@ -1783,59 +2213,111 @@
       </w:r>
       <w:r>
         <w:rPr>
+          <w:rFonts w:ascii="Times New Roman" w:eastAsia="標楷體" w:hAnsi="Times New Roman" w:cs="Times New Roman" w:hint="eastAsia"/>
+        </w:rPr>
+        <w:t>是用在</w:t>
+      </w:r>
+      <w:r>
+        <w:rPr>
+          <w:rFonts w:ascii="Times New Roman" w:eastAsia="標楷體" w:hAnsi="Times New Roman" w:cs="Times New Roman"/>
+        </w:rPr>
+        <w:t>影像</w:t>
+      </w:r>
+      <w:r>
+        <w:rPr>
+          <w:rFonts w:ascii="Times New Roman" w:eastAsia="標楷體" w:hAnsi="Times New Roman" w:cs="Times New Roman" w:hint="eastAsia"/>
+        </w:rPr>
+        <w:t>和</w:t>
+      </w:r>
+      <w:r>
+        <w:rPr>
+          <w:rFonts w:ascii="Times New Roman" w:eastAsia="標楷體" w:hAnsi="Times New Roman" w:cs="Times New Roman"/>
+        </w:rPr>
+        <w:t>卷積特徵圖，</w:t>
+      </w:r>
+      <w:r>
+        <w:rPr>
+          <w:rFonts w:ascii="Times New Roman" w:eastAsia="標楷體" w:hAnsi="Times New Roman" w:cs="Times New Roman"/>
+        </w:rPr>
+        <w:t>“</w:t>
+      </w:r>
+      <w:r>
+        <w:rPr>
+          <w:rFonts w:ascii="Times New Roman" w:eastAsia="標楷體" w:hAnsi="Times New Roman" w:cs="Times New Roman"/>
+        </w:rPr>
+        <w:t>Tensor1D</w:t>
+      </w:r>
+      <w:r>
+        <w:rPr>
+          <w:rFonts w:ascii="Times New Roman" w:eastAsia="標楷體" w:hAnsi="Times New Roman" w:cs="Times New Roman"/>
+        </w:rPr>
+        <w:t>”</w:t>
+      </w:r>
+      <w:r>
+        <w:rPr>
           <w:rFonts w:ascii="Times New Roman" w:eastAsia="標楷體" w:hAnsi="Times New Roman" w:cs="Times New Roman"/>
         </w:rPr>
         <w:t xml:space="preserve"> </w:t>
       </w:r>
       <w:r>
         <w:rPr>
-          <w:rFonts w:ascii="Times New Roman" w:eastAsia="標楷體" w:hAnsi="Times New Roman" w:cs="Times New Roman"/>
-        </w:rPr>
-        <w:t>用於影像</w:t>
-      </w:r>
-      <w:proofErr w:type="gramStart"/>
-      <w:r>
-        <w:rPr>
-          <w:rFonts w:ascii="Times New Roman" w:eastAsia="標楷體" w:hAnsi="Times New Roman" w:cs="Times New Roman"/>
-        </w:rPr>
-        <w:t>與卷積特徵</w:t>
-      </w:r>
-      <w:proofErr w:type="gramEnd"/>
-      <w:r>
-        <w:rPr>
-          <w:rFonts w:ascii="Times New Roman" w:eastAsia="標楷體" w:hAnsi="Times New Roman" w:cs="Times New Roman"/>
-        </w:rPr>
-        <w:t>圖，</w:t>
-      </w:r>
-      <w:r>
-        <w:rPr>
-          <w:rFonts w:ascii="Times New Roman" w:eastAsia="標楷體" w:hAnsi="Times New Roman" w:cs="Times New Roman"/>
-        </w:rPr>
-        <w:t>“</w:t>
-      </w:r>
-      <w:r>
-        <w:rPr>
-          <w:rFonts w:ascii="Times New Roman" w:eastAsia="標楷體" w:hAnsi="Times New Roman" w:cs="Times New Roman"/>
-        </w:rPr>
-        <w:t>Tensor1D</w:t>
-      </w:r>
-      <w:r>
-        <w:rPr>
-          <w:rFonts w:ascii="Times New Roman" w:eastAsia="標楷體" w:hAnsi="Times New Roman" w:cs="Times New Roman"/>
-        </w:rPr>
-        <w:t>”</w:t>
-      </w:r>
-      <w:r>
-        <w:rPr>
-          <w:rFonts w:ascii="Times New Roman" w:eastAsia="標楷體" w:hAnsi="Times New Roman" w:cs="Times New Roman"/>
-        </w:rPr>
-        <w:t xml:space="preserve"> </w:t>
-      </w:r>
-      <w:r>
-        <w:rPr>
-          <w:rFonts w:ascii="Times New Roman" w:eastAsia="標楷體" w:hAnsi="Times New Roman" w:cs="Times New Roman"/>
-        </w:rPr>
-        <w:t>用於全連接層與輸出向量。所有資料皆以一維連續記憶體儲存，並透過索引轉換實現多維存取</w:t>
+          <w:rFonts w:ascii="Times New Roman" w:eastAsia="標楷體" w:hAnsi="Times New Roman" w:cs="Times New Roman" w:hint="eastAsia"/>
+        </w:rPr>
+        <w:t>則是</w:t>
+      </w:r>
+      <w:r>
+        <w:rPr>
+          <w:rFonts w:ascii="Times New Roman" w:eastAsia="標楷體" w:hAnsi="Times New Roman" w:cs="Times New Roman"/>
+        </w:rPr>
+        <w:t>用</w:t>
+      </w:r>
+      <w:r>
+        <w:rPr>
+          <w:rFonts w:ascii="Times New Roman" w:eastAsia="標楷體" w:hAnsi="Times New Roman" w:cs="Times New Roman" w:hint="eastAsia"/>
+        </w:rPr>
+        <w:t>在</w:t>
+      </w:r>
+      <w:r>
+        <w:rPr>
+          <w:rFonts w:ascii="Times New Roman" w:eastAsia="標楷體" w:hAnsi="Times New Roman" w:cs="Times New Roman"/>
+        </w:rPr>
+        <w:t>全連接層</w:t>
+      </w:r>
+      <w:r>
+        <w:rPr>
+          <w:rFonts w:ascii="Times New Roman" w:eastAsia="標楷體" w:hAnsi="Times New Roman" w:cs="Times New Roman" w:hint="eastAsia"/>
+        </w:rPr>
+        <w:t>和最終</w:t>
+      </w:r>
+      <w:r>
+        <w:rPr>
+          <w:rFonts w:ascii="Times New Roman" w:eastAsia="標楷體" w:hAnsi="Times New Roman" w:cs="Times New Roman"/>
+        </w:rPr>
+        <w:t>輸出向量。所有資料</w:t>
+      </w:r>
+      <w:r>
+        <w:rPr>
+          <w:rFonts w:ascii="Times New Roman" w:eastAsia="標楷體" w:hAnsi="Times New Roman" w:cs="Times New Roman" w:hint="eastAsia"/>
+        </w:rPr>
+        <w:t>都</w:t>
+      </w:r>
+      <w:r>
+        <w:rPr>
+          <w:rFonts w:ascii="Times New Roman" w:eastAsia="標楷體" w:hAnsi="Times New Roman" w:cs="Times New Roman"/>
+        </w:rPr>
+        <w:t>以一維連續記憶體儲存，並透過索引轉換</w:t>
+      </w:r>
+      <w:r>
+        <w:rPr>
+          <w:rFonts w:ascii="Times New Roman" w:eastAsia="標楷體" w:hAnsi="Times New Roman" w:cs="Times New Roman" w:hint="eastAsia"/>
+        </w:rPr>
+        <w:t>去</w:t>
+      </w:r>
+      <w:r>
+        <w:rPr>
+          <w:rFonts w:ascii="Times New Roman" w:eastAsia="標楷體" w:hAnsi="Times New Roman" w:cs="Times New Roman"/>
+        </w:rPr>
+        <w:t>實現多維存取</w:t>
       </w:r>
       <w:r>
         <w:rPr>
@@ -1853,7 +2335,7 @@
         </w:numPr>
         <w:jc w:val="both"/>
         <w:rPr>
-          <w:rFonts w:ascii="Times New Roman" w:eastAsia="標楷體" w:hAnsi="Times New Roman" w:cs="Times New Roman" w:hint="eastAsia"/>
+          <w:rFonts w:ascii="Times New Roman" w:eastAsia="標楷體" w:hAnsi="Times New Roman" w:cs="Times New Roman"/>
         </w:rPr>
       </w:pPr>
       <w:r>
@@ -1866,7 +2348,7 @@
         <w:rPr>
           <w:rFonts w:ascii="Times New Roman" w:eastAsia="標楷體" w:hAnsi="Times New Roman" w:cs="Times New Roman" w:hint="eastAsia"/>
         </w:rPr>
-        <w:t>為本</w:t>
+        <w:t>是這</w:t>
       </w:r>
       <w:r>
         <w:rPr>
@@ -1878,7 +2360,19 @@
         <w:rPr>
           <w:rFonts w:ascii="Times New Roman" w:eastAsia="標楷體" w:hAnsi="Times New Roman" w:cs="Times New Roman" w:hint="eastAsia"/>
         </w:rPr>
-        <w:t>中用於表示三維資料</w:t>
+        <w:t>中用</w:t>
+      </w:r>
+      <w:r>
+        <w:rPr>
+          <w:rFonts w:ascii="Times New Roman" w:eastAsia="標楷體" w:hAnsi="Times New Roman" w:cs="Times New Roman" w:hint="eastAsia"/>
+        </w:rPr>
+        <w:t>來</w:t>
+      </w:r>
+      <w:r>
+        <w:rPr>
+          <w:rFonts w:ascii="Times New Roman" w:eastAsia="標楷體" w:hAnsi="Times New Roman" w:cs="Times New Roman" w:hint="eastAsia"/>
+        </w:rPr>
+        <w:t>表示三維資料</w:t>
       </w:r>
       <w:r>
         <w:rPr>
@@ -1890,7 +2384,7 @@
         <w:rPr>
           <w:rFonts w:ascii="Times New Roman" w:eastAsia="標楷體" w:hAnsi="Times New Roman" w:cs="Times New Roman" w:hint="eastAsia"/>
         </w:rPr>
-        <w:t>核心資料結構，主要</w:t>
+        <w:t>資料結構，主要</w:t>
       </w:r>
       <w:r>
         <w:rPr>
@@ -1902,21 +2396,31 @@
         <w:rPr>
           <w:rFonts w:ascii="Times New Roman" w:eastAsia="標楷體" w:hAnsi="Times New Roman" w:cs="Times New Roman" w:hint="eastAsia"/>
         </w:rPr>
-        <w:t>影像資料</w:t>
-      </w:r>
-      <w:proofErr w:type="gramStart"/>
-      <w:r>
-        <w:rPr>
-          <w:rFonts w:ascii="Times New Roman" w:eastAsia="標楷體" w:hAnsi="Times New Roman" w:cs="Times New Roman" w:hint="eastAsia"/>
-        </w:rPr>
-        <w:t>與卷積特徵</w:t>
-      </w:r>
-      <w:proofErr w:type="gramEnd"/>
-      <w:r>
-        <w:rPr>
-          <w:rFonts w:ascii="Times New Roman" w:eastAsia="標楷體" w:hAnsi="Times New Roman" w:cs="Times New Roman" w:hint="eastAsia"/>
-        </w:rPr>
-        <w:t>圖之儲存與傳遞。其結構定義包含三個維度參數與一維記憶體容器：</w:t>
+        <w:t>影像資料與卷積特徵圖之儲存與傳遞。</w:t>
+      </w:r>
+      <w:r>
+        <w:rPr>
+          <w:rFonts w:ascii="Times New Roman" w:eastAsia="標楷體" w:hAnsi="Times New Roman" w:cs="Times New Roman" w:hint="eastAsia"/>
+        </w:rPr>
+        <w:t>裡面</w:t>
+      </w:r>
+      <w:r>
+        <w:rPr>
+          <w:rFonts w:ascii="Times New Roman" w:eastAsia="標楷體" w:hAnsi="Times New Roman" w:cs="Times New Roman" w:hint="eastAsia"/>
+        </w:rPr>
+        <w:t>結構包含三個維度參數</w:t>
+      </w:r>
+      <w:r>
+        <w:rPr>
+          <w:rFonts w:ascii="Times New Roman" w:eastAsia="標楷體" w:hAnsi="Times New Roman" w:cs="Times New Roman" w:hint="eastAsia"/>
+        </w:rPr>
+        <w:t>和</w:t>
+      </w:r>
+      <w:r>
+        <w:rPr>
+          <w:rFonts w:ascii="Times New Roman" w:eastAsia="標楷體" w:hAnsi="Times New Roman" w:cs="Times New Roman" w:hint="eastAsia"/>
+        </w:rPr>
+        <w:t>一維記憶體容器：</w:t>
       </w:r>
     </w:p>
     <w:p>
@@ -2038,7 +2542,7 @@
         <w:ind w:firstLine="480"/>
         <w:jc w:val="both"/>
         <w:rPr>
-          <w:rFonts w:ascii="Times New Roman" w:eastAsia="標楷體" w:hAnsi="Times New Roman" w:cs="Times New Roman" w:hint="eastAsia"/>
+          <w:rFonts w:ascii="Times New Roman" w:eastAsia="標楷體" w:hAnsi="Times New Roman" w:cs="Times New Roman"/>
         </w:rPr>
       </w:pPr>
       <m:oMathPara>
@@ -2104,9 +2608,15 @@
       </w:pPr>
       <w:r>
         <w:rPr>
-          <w:rFonts w:ascii="Times New Roman" w:eastAsia="標楷體" w:hAnsi="Times New Roman" w:cs="Times New Roman"/>
-        </w:rPr>
-        <w:t>此記憶體配置與</w:t>
+          <w:rFonts w:ascii="Times New Roman" w:eastAsia="標楷體" w:hAnsi="Times New Roman" w:cs="Times New Roman" w:hint="eastAsia"/>
+        </w:rPr>
+        <w:t>另外作業中的</w:t>
+      </w:r>
+      <w:r>
+        <w:rPr>
+          <w:rFonts w:ascii="Times New Roman" w:eastAsia="標楷體" w:hAnsi="Times New Roman" w:cs="Times New Roman"/>
+        </w:rPr>
+        <w:t>記憶體配置與</w:t>
       </w:r>
       <w:r>
         <w:rPr>
@@ -2118,7 +2628,31 @@
         <w:rPr>
           <w:rFonts w:ascii="Times New Roman" w:eastAsia="標楷體" w:hAnsi="Times New Roman" w:cs="Times New Roman"/>
         </w:rPr>
-        <w:t>完全一致，使資料在空間維度與通道維度上具備明確排列順序。輸入影像依照「寬度</w:t>
+        <w:t>完全一致，</w:t>
+      </w:r>
+      <w:r>
+        <w:rPr>
+          <w:rFonts w:ascii="Times New Roman" w:eastAsia="標楷體" w:hAnsi="Times New Roman" w:cs="Times New Roman" w:hint="eastAsia"/>
+        </w:rPr>
+        <w:t>讓</w:t>
+      </w:r>
+      <w:r>
+        <w:rPr>
+          <w:rFonts w:ascii="Times New Roman" w:eastAsia="標楷體" w:hAnsi="Times New Roman" w:cs="Times New Roman"/>
+        </w:rPr>
+        <w:t>資料在空間維度與通道維度上具備明確排列順序。輸入影像</w:t>
+      </w:r>
+      <w:r>
+        <w:rPr>
+          <w:rFonts w:ascii="Times New Roman" w:eastAsia="標楷體" w:hAnsi="Times New Roman" w:cs="Times New Roman" w:hint="eastAsia"/>
+        </w:rPr>
+        <w:t>按照</w:t>
+      </w:r>
+      <w:r>
+        <w:rPr>
+          <w:rFonts w:ascii="Times New Roman" w:eastAsia="標楷體" w:hAnsi="Times New Roman" w:cs="Times New Roman"/>
+        </w:rPr>
+        <w:t>「寬度</w:t>
       </w:r>
       <w:r>
         <w:rPr>
@@ -2142,7 +2676,37 @@
         <w:rPr>
           <w:rFonts w:ascii="Times New Roman" w:eastAsia="標楷體" w:hAnsi="Times New Roman" w:cs="Times New Roman"/>
         </w:rPr>
-        <w:t>通道」順序讀取，權重資料則依</w:t>
+        <w:t>通道」</w:t>
+      </w:r>
+      <w:r>
+        <w:rPr>
+          <w:rFonts w:ascii="Times New Roman" w:eastAsia="標楷體" w:hAnsi="Times New Roman" w:cs="Times New Roman" w:hint="eastAsia"/>
+        </w:rPr>
+        <w:t>的</w:t>
+      </w:r>
+      <w:r>
+        <w:rPr>
+          <w:rFonts w:ascii="Times New Roman" w:eastAsia="標楷體" w:hAnsi="Times New Roman" w:cs="Times New Roman"/>
+        </w:rPr>
+        <w:t>順序</w:t>
+      </w:r>
+      <w:r>
+        <w:rPr>
+          <w:rFonts w:ascii="Times New Roman" w:eastAsia="標楷體" w:hAnsi="Times New Roman" w:cs="Times New Roman" w:hint="eastAsia"/>
+        </w:rPr>
+        <w:t>去</w:t>
+      </w:r>
+      <w:r>
+        <w:rPr>
+          <w:rFonts w:ascii="Times New Roman" w:eastAsia="標楷體" w:hAnsi="Times New Roman" w:cs="Times New Roman"/>
+        </w:rPr>
+        <w:t>讀取，權重資料則</w:t>
+      </w:r>
+      <w:r>
+        <w:rPr>
+          <w:rFonts w:ascii="Times New Roman" w:eastAsia="標楷體" w:hAnsi="Times New Roman" w:cs="Times New Roman" w:hint="eastAsia"/>
+        </w:rPr>
+        <w:t>依照</w:t>
       </w:r>
       <w:r>
         <w:rPr>
@@ -2158,61 +2722,226 @@
       </w:r>
       <w:r>
         <w:rPr>
-          <w:rFonts w:ascii="Times New Roman" w:eastAsia="標楷體" w:hAnsi="Times New Roman" w:cs="Times New Roman"/>
-        </w:rPr>
-        <w:t xml:space="preserve"> tensor </w:t>
-      </w:r>
-      <w:r>
-        <w:rPr>
-          <w:rFonts w:ascii="Times New Roman" w:eastAsia="標楷體" w:hAnsi="Times New Roman" w:cs="Times New Roman"/>
-        </w:rPr>
-        <w:t>的索引對應方式，並</w:t>
-      </w:r>
-      <w:proofErr w:type="gramStart"/>
-      <w:r>
-        <w:rPr>
-          <w:rFonts w:ascii="Times New Roman" w:eastAsia="標楷體" w:hAnsi="Times New Roman" w:cs="Times New Roman"/>
-        </w:rPr>
-        <w:t>影響卷積運算</w:t>
-      </w:r>
-      <w:proofErr w:type="gramEnd"/>
-      <w:r>
-        <w:rPr>
-          <w:rFonts w:ascii="Times New Roman" w:eastAsia="標楷體" w:hAnsi="Times New Roman" w:cs="Times New Roman"/>
-        </w:rPr>
-        <w:t>的正確性。為確保資料一致性，</w:t>
-      </w:r>
-      <w:proofErr w:type="spellStart"/>
-      <w:r>
-        <w:rPr>
-          <w:rFonts w:ascii="Times New Roman" w:eastAsia="標楷體" w:hAnsi="Times New Roman" w:cs="Times New Roman"/>
-        </w:rPr>
-        <w:t>InputAdapter</w:t>
-      </w:r>
-      <w:proofErr w:type="spellEnd"/>
-      <w:r>
-        <w:rPr>
-          <w:rFonts w:ascii="Times New Roman" w:eastAsia="標楷體" w:hAnsi="Times New Roman" w:cs="Times New Roman"/>
-        </w:rPr>
-        <w:t xml:space="preserve"> </w:t>
-      </w:r>
-      <w:r>
-        <w:rPr>
-          <w:rFonts w:ascii="Times New Roman" w:eastAsia="標楷體" w:hAnsi="Times New Roman" w:cs="Times New Roman"/>
-        </w:rPr>
-        <w:t>與</w:t>
-      </w:r>
-      <w:r>
-        <w:rPr>
-          <w:rFonts w:ascii="Times New Roman" w:eastAsia="標楷體" w:hAnsi="Times New Roman" w:cs="Times New Roman"/>
-        </w:rPr>
-        <w:t xml:space="preserve"> Conv </w:t>
+          <w:rFonts w:ascii="Times New Roman" w:eastAsia="標楷體" w:hAnsi="Times New Roman" w:cs="Times New Roman" w:hint="eastAsia"/>
+        </w:rPr>
+        <w:t>了</w:t>
+      </w:r>
+      <w:r>
+        <w:rPr>
+          <w:rFonts w:ascii="Times New Roman" w:eastAsia="標楷體" w:hAnsi="Times New Roman" w:cs="Times New Roman"/>
+        </w:rPr>
+        <w:t>tensor</w:t>
+      </w:r>
+      <w:r>
+        <w:rPr>
+          <w:rFonts w:ascii="Times New Roman" w:eastAsia="標楷體" w:hAnsi="Times New Roman" w:cs="Times New Roman"/>
+        </w:rPr>
+        <w:t>的索引對應方式，並影響卷積運算的</w:t>
+      </w:r>
+      <w:r>
+        <w:rPr>
+          <w:rFonts w:ascii="Times New Roman" w:eastAsia="標楷體" w:hAnsi="Times New Roman" w:cs="Times New Roman" w:hint="eastAsia"/>
+        </w:rPr>
+        <w:t>順序</w:t>
+      </w:r>
+      <w:r>
+        <w:rPr>
+          <w:rFonts w:ascii="Times New Roman" w:eastAsia="標楷體" w:hAnsi="Times New Roman" w:cs="Times New Roman"/>
+        </w:rPr>
+        <w:t>。為</w:t>
+      </w:r>
+      <w:r>
+        <w:rPr>
+          <w:rFonts w:ascii="Times New Roman" w:eastAsia="標楷體" w:hAnsi="Times New Roman" w:cs="Times New Roman" w:hint="eastAsia"/>
+        </w:rPr>
+        <w:t>了</w:t>
+      </w:r>
+      <w:r>
+        <w:rPr>
+          <w:rFonts w:ascii="Times New Roman" w:eastAsia="標楷體" w:hAnsi="Times New Roman" w:cs="Times New Roman"/>
+        </w:rPr>
+        <w:t>確保資料</w:t>
+      </w:r>
+      <w:r>
+        <w:rPr>
+          <w:rFonts w:ascii="Times New Roman" w:eastAsia="標楷體" w:hAnsi="Times New Roman" w:cs="Times New Roman" w:hint="eastAsia"/>
+        </w:rPr>
+        <w:t>能夠對齊</w:t>
+      </w:r>
+      <w:r>
+        <w:rPr>
+          <w:rFonts w:ascii="Times New Roman" w:eastAsia="標楷體" w:hAnsi="Times New Roman" w:cs="Times New Roman"/>
+        </w:rPr>
+        <w:t>，</w:t>
+      </w:r>
+      <w:r>
+        <w:rPr>
+          <w:rFonts w:ascii="Times New Roman" w:eastAsia="標楷體" w:hAnsi="Times New Roman" w:cs="Times New Roman"/>
+        </w:rPr>
+        <w:t xml:space="preserve">InputAdapter </w:t>
+      </w:r>
+      <w:r>
+        <w:rPr>
+          <w:rFonts w:ascii="Times New Roman" w:eastAsia="標楷體" w:hAnsi="Times New Roman" w:cs="Times New Roman" w:hint="eastAsia"/>
+        </w:rPr>
+        <w:t>模組和</w:t>
+      </w:r>
+      <w:r>
+        <w:rPr>
+          <w:rFonts w:ascii="Times New Roman" w:eastAsia="標楷體" w:hAnsi="Times New Roman" w:cs="Times New Roman"/>
+        </w:rPr>
+        <w:t>Conv</w:t>
+      </w:r>
+      <w:r>
+        <w:rPr>
+          <w:rFonts w:ascii="Times New Roman" w:eastAsia="標楷體" w:hAnsi="Times New Roman" w:cs="Times New Roman" w:hint="eastAsia"/>
+        </w:rPr>
+        <w:t>3D</w:t>
       </w:r>
       <w:r>
         <w:rPr>
           <w:rFonts w:ascii="Times New Roman" w:eastAsia="標楷體" w:hAnsi="Times New Roman" w:cs="Times New Roman"/>
         </w:rPr>
         <w:t>模組必須採用相同的資料映射策略，以避免因資料順序不一致而導致運算結果錯誤。</w:t>
+      </w:r>
+    </w:p>
+    <w:tbl>
+      <w:tblPr>
+        <w:tblStyle w:val="af2"/>
+        <w:tblW w:w="0" w:type="auto"/>
+        <w:tblBorders>
+          <w:top w:val="none" w:sz="0" w:space="0" w:color="auto"/>
+          <w:left w:val="none" w:sz="0" w:space="0" w:color="auto"/>
+          <w:bottom w:val="none" w:sz="0" w:space="0" w:color="auto"/>
+          <w:right w:val="none" w:sz="0" w:space="0" w:color="auto"/>
+          <w:insideH w:val="none" w:sz="0" w:space="0" w:color="auto"/>
+          <w:insideV w:val="none" w:sz="0" w:space="0" w:color="auto"/>
+        </w:tblBorders>
+        <w:tblLook w:val="04A0" w:firstRow="1" w:lastRow="0" w:firstColumn="1" w:lastColumn="0" w:noHBand="0" w:noVBand="1"/>
+      </w:tblPr>
+      <w:tblGrid>
+        <w:gridCol w:w="9742"/>
+      </w:tblGrid>
+      <w:tr>
+        <w:tc>
+          <w:tcPr>
+            <w:tcW w:w="9742" w:type="dxa"/>
+          </w:tcPr>
+          <w:p>
+            <w:pPr>
+              <w:jc w:val="center"/>
+              <w:rPr>
+                <w:rFonts w:ascii="Times New Roman" w:eastAsia="標楷體" w:hAnsi="Times New Roman" w:cs="Times New Roman"/>
+              </w:rPr>
+            </w:pPr>
+            <w:r>
+              <w:rPr>
+                <w:rFonts w:ascii="Times New Roman" w:eastAsia="標楷體" w:hAnsi="Times New Roman" w:cs="Times New Roman"/>
+                <w:noProof/>
+              </w:rPr>
+              <w:drawing>
+                <wp:inline distT="0" distB="0" distL="0" distR="0" wp14:anchorId="47AB3062" wp14:editId="0D9E8740">
+                  <wp:extent cx="2684679" cy="1915504"/>
+                  <wp:effectExtent l="0" t="0" r="1905" b="8890"/>
+                  <wp:docPr id="263347058" name="圖片 1"/>
+                  <wp:cNvGraphicFramePr>
+                    <a:graphicFrameLocks xmlns:a="http://schemas.openxmlformats.org/drawingml/2006/main" noChangeAspect="1"/>
+                  </wp:cNvGraphicFramePr>
+                  <a:graphic xmlns:a="http://schemas.openxmlformats.org/drawingml/2006/main">
+                    <a:graphicData uri="http://schemas.openxmlformats.org/drawingml/2006/picture">
+                      <pic:pic xmlns:pic="http://schemas.openxmlformats.org/drawingml/2006/picture">
+                        <pic:nvPicPr>
+                          <pic:cNvPr id="263347058" name=""/>
+                          <pic:cNvPicPr/>
+                        </pic:nvPicPr>
+                        <pic:blipFill>
+                          <a:blip r:embed="rId10"/>
+                          <a:stretch>
+                            <a:fillRect/>
+                          </a:stretch>
+                        </pic:blipFill>
+                        <pic:spPr>
+                          <a:xfrm>
+                            <a:off x="0" y="0"/>
+                            <a:ext cx="2690881" cy="1919929"/>
+                          </a:xfrm>
+                          <a:prstGeom prst="rect">
+                            <a:avLst/>
+                          </a:prstGeom>
+                        </pic:spPr>
+                      </pic:pic>
+                    </a:graphicData>
+                  </a:graphic>
+                </wp:inline>
+              </w:drawing>
+            </w:r>
+          </w:p>
+        </w:tc>
+      </w:tr>
+      <w:tr>
+        <w:tc>
+          <w:tcPr>
+            <w:tcW w:w="9742" w:type="dxa"/>
+          </w:tcPr>
+          <w:p>
+            <w:pPr>
+              <w:jc w:val="center"/>
+              <w:rPr>
+                <w:rFonts w:ascii="Times New Roman" w:eastAsia="標楷體" w:hAnsi="Times New Roman" w:cs="Times New Roman"/>
+              </w:rPr>
+            </w:pPr>
+            <w:r>
+              <w:rPr>
+                <w:rFonts w:ascii="Times New Roman" w:eastAsia="標楷體" w:hAnsi="Times New Roman" w:cs="Times New Roman" w:hint="eastAsia"/>
+              </w:rPr>
+              <w:t>圖四、</w:t>
+            </w:r>
+            <w:r>
+              <w:rPr>
+                <w:rFonts w:ascii="Times New Roman" w:eastAsia="標楷體" w:hAnsi="Times New Roman" w:cs="Times New Roman"/>
+              </w:rPr>
+              <w:t>r</w:t>
+            </w:r>
+            <w:r>
+              <w:rPr>
+                <w:rFonts w:ascii="Times New Roman" w:eastAsia="標楷體" w:hAnsi="Times New Roman" w:cs="Times New Roman" w:hint="eastAsia"/>
+              </w:rPr>
+              <w:t>aster scan order</w:t>
+            </w:r>
+            <w:r>
+              <w:rPr>
+                <w:rFonts w:ascii="Times New Roman" w:eastAsia="標楷體" w:hAnsi="Times New Roman" w:cs="Times New Roman" w:hint="eastAsia"/>
+              </w:rPr>
+              <w:t>示意圖</w:t>
+            </w:r>
+          </w:p>
+        </w:tc>
+      </w:tr>
+    </w:tbl>
+    <w:p>
+      <w:pPr>
+        <w:pStyle w:val="1"/>
+        <w:numPr>
+          <w:ilvl w:val="0"/>
+          <w:numId w:val="1"/>
+        </w:numPr>
+        <w:spacing w:before="0"/>
+        <w:rPr>
+          <w:rFonts w:ascii="標楷體" w:eastAsia="標楷體" w:hAnsi="標楷體"/>
+          <w:color w:val="auto"/>
+          <w:sz w:val="36"/>
+          <w:szCs w:val="36"/>
+        </w:rPr>
+      </w:pPr>
+      <w:r>
+        <w:rPr>
+          <w:rFonts w:ascii="標楷體" w:eastAsia="標楷體" w:hAnsi="標楷體" w:hint="eastAsia"/>
+          <w:color w:val="auto"/>
+          <w:sz w:val="36"/>
+          <w:szCs w:val="36"/>
+        </w:rPr>
+        <w:lastRenderedPageBreak/>
+        <w:t>核心模組實作</w:t>
       </w:r>
     </w:p>
     <w:p>
@@ -2232,108 +2961,245 @@
       </w:pPr>
       <w:r>
         <w:rPr>
-          <w:rFonts w:ascii="Times New Roman" w:eastAsia="標楷體" w:hAnsi="Times New Roman" w:cs="Times New Roman"/>
+          <w:rFonts w:ascii="Times New Roman" w:eastAsia="標楷體" w:hAnsi="Times New Roman" w:cs="Times New Roman" w:hint="eastAsia"/>
           <w:color w:val="auto"/>
           <w:sz w:val="32"/>
           <w:szCs w:val="32"/>
         </w:rPr>
-        <w:t xml:space="preserve">Input </w:t>
-      </w:r>
-      <w:r>
-        <w:rPr>
-          <w:rFonts w:ascii="Times New Roman" w:eastAsia="標楷體" w:hAnsi="Times New Roman" w:cs="Times New Roman"/>
-          <w:color w:val="auto"/>
-          <w:sz w:val="32"/>
-          <w:szCs w:val="32"/>
-        </w:rPr>
-        <w:t>與</w:t>
-      </w:r>
-      <w:r>
-        <w:rPr>
-          <w:rFonts w:ascii="Times New Roman" w:eastAsia="標楷體" w:hAnsi="Times New Roman" w:cs="Times New Roman"/>
-          <w:color w:val="auto"/>
-          <w:sz w:val="32"/>
-          <w:szCs w:val="32"/>
-        </w:rPr>
-        <w:t xml:space="preserve"> Padding</w:t>
+        <w:t>InputAdapter</w:t>
       </w:r>
     </w:p>
     <w:p>
       <w:pPr>
+        <w:spacing w:before="240" w:after="0"/>
         <w:ind w:left="480" w:firstLine="360"/>
-        <w:rPr>
-          <w:rFonts w:ascii="Times New Roman" w:eastAsia="標楷體" w:hAnsi="Times New Roman" w:cs="Times New Roman"/>
-        </w:rPr>
-      </w:pPr>
-      <w:r>
-        <w:rPr>
-          <w:rFonts w:ascii="Times New Roman" w:eastAsia="標楷體" w:hAnsi="Times New Roman" w:cs="Times New Roman"/>
-        </w:rPr>
-        <w:t>輸入影像首先轉換為</w:t>
-      </w:r>
-      <w:r>
-        <w:rPr>
-          <w:rFonts w:ascii="Times New Roman" w:eastAsia="標楷體" w:hAnsi="Times New Roman" w:cs="Times New Roman"/>
-        </w:rPr>
-        <w:t xml:space="preserve"> 3D tensor</w:t>
-      </w:r>
-      <w:r>
-        <w:rPr>
-          <w:rFonts w:ascii="Times New Roman" w:eastAsia="標楷體" w:hAnsi="Times New Roman" w:cs="Times New Roman"/>
+        <w:jc w:val="both"/>
+        <w:rPr>
+          <w:rFonts w:ascii="Times New Roman" w:eastAsia="標楷體" w:hAnsi="Times New Roman" w:cs="Times New Roman"/>
+        </w:rPr>
+      </w:pPr>
+      <w:r>
+        <w:rPr>
+          <w:rFonts w:ascii="Times New Roman" w:eastAsia="標楷體" w:hAnsi="Times New Roman" w:cs="Times New Roman" w:hint="eastAsia"/>
+        </w:rPr>
+        <w:t>InputAdapter</w:t>
+      </w:r>
+      <w:r>
+        <w:rPr>
+          <w:rFonts w:ascii="Times New Roman" w:eastAsia="標楷體" w:hAnsi="Times New Roman" w:cs="Times New Roman" w:hint="eastAsia"/>
+        </w:rPr>
+        <w:t>模組負責</w:t>
+      </w:r>
+      <w:r>
+        <w:rPr>
+          <w:rFonts w:ascii="Times New Roman" w:eastAsia="標楷體" w:hAnsi="Times New Roman" w:cs="Times New Roman" w:hint="eastAsia"/>
+        </w:rPr>
+        <w:t>把</w:t>
+      </w:r>
+      <w:r>
+        <w:rPr>
+          <w:rFonts w:ascii="Times New Roman" w:eastAsia="標楷體" w:hAnsi="Times New Roman" w:cs="Times New Roman" w:hint="eastAsia"/>
+        </w:rPr>
+        <w:t>Pattern</w:t>
+      </w:r>
+      <w:r>
+        <w:rPr>
+          <w:rFonts w:ascii="Times New Roman" w:eastAsia="標楷體" w:hAnsi="Times New Roman" w:cs="Times New Roman" w:hint="eastAsia"/>
+        </w:rPr>
+        <w:t>所</w:t>
+      </w:r>
+      <w:r>
+        <w:rPr>
+          <w:rFonts w:ascii="Times New Roman" w:eastAsia="標楷體" w:hAnsi="Times New Roman" w:cs="Times New Roman" w:hint="eastAsia"/>
+        </w:rPr>
+        <w:t>提供的一維輸入資料（</w:t>
+      </w:r>
+      <w:r>
+        <w:rPr>
+          <w:rFonts w:ascii="Times New Roman" w:eastAsia="標楷體" w:hAnsi="Times New Roman" w:cs="Times New Roman" w:hint="eastAsia"/>
+        </w:rPr>
+        <w:t>150528</w:t>
+      </w:r>
+      <w:r>
+        <w:rPr>
+          <w:rFonts w:ascii="Times New Roman" w:eastAsia="標楷體" w:hAnsi="Times New Roman" w:cs="Times New Roman" w:hint="eastAsia"/>
+        </w:rPr>
+        <w:t>筆</w:t>
+      </w:r>
+      <w:r>
+        <w:rPr>
+          <w:rFonts w:ascii="Times New Roman" w:eastAsia="標楷體" w:hAnsi="Times New Roman" w:cs="Times New Roman" w:hint="eastAsia"/>
+        </w:rPr>
+        <w:t>）轉換為三維影像</w:t>
+      </w:r>
+      <w:r>
+        <w:rPr>
+          <w:rFonts w:ascii="Times New Roman" w:eastAsia="標楷體" w:hAnsi="Times New Roman" w:cs="Times New Roman" w:hint="eastAsia"/>
+        </w:rPr>
+        <w:t>的</w:t>
+      </w:r>
+      <w:r>
+        <w:rPr>
+          <w:rFonts w:ascii="Times New Roman" w:eastAsia="標楷體" w:hAnsi="Times New Roman" w:cs="Times New Roman" w:hint="eastAsia"/>
+        </w:rPr>
+        <w:t>Tensor</w:t>
+      </w:r>
+      <w:r>
+        <w:rPr>
+          <w:rFonts w:ascii="Times New Roman" w:eastAsia="標楷體" w:hAnsi="Times New Roman" w:cs="Times New Roman" w:hint="eastAsia"/>
+        </w:rPr>
+        <w:t>（</w:t>
+      </w:r>
+      <w:r>
+        <w:rPr>
+          <w:rFonts w:ascii="Times New Roman" w:eastAsia="標楷體" w:hAnsi="Times New Roman" w:cs="Times New Roman" w:hint="eastAsia"/>
+        </w:rPr>
+        <w:t>224</w:t>
+      </w:r>
+      <w:r>
+        <w:rPr>
+          <w:rFonts w:ascii="Times New Roman" w:eastAsia="標楷體" w:hAnsi="Times New Roman" w:cs="Times New Roman" w:hint="eastAsia"/>
+        </w:rPr>
+        <w:t>×</w:t>
+      </w:r>
+      <w:r>
+        <w:rPr>
+          <w:rFonts w:ascii="Times New Roman" w:eastAsia="標楷體" w:hAnsi="Times New Roman" w:cs="Times New Roman" w:hint="eastAsia"/>
+        </w:rPr>
+        <w:t>224</w:t>
+      </w:r>
+      <w:r>
+        <w:rPr>
+          <w:rFonts w:ascii="Times New Roman" w:eastAsia="標楷體" w:hAnsi="Times New Roman" w:cs="Times New Roman" w:hint="eastAsia"/>
+        </w:rPr>
+        <w:t>×</w:t>
+      </w:r>
+      <w:r>
+        <w:rPr>
+          <w:rFonts w:ascii="Times New Roman" w:eastAsia="標楷體" w:hAnsi="Times New Roman" w:cs="Times New Roman" w:hint="eastAsia"/>
+        </w:rPr>
+        <w:t>3</w:t>
+      </w:r>
+      <w:r>
+        <w:rPr>
+          <w:rFonts w:ascii="Times New Roman" w:eastAsia="標楷體" w:hAnsi="Times New Roman" w:cs="Times New Roman" w:hint="eastAsia"/>
+        </w:rPr>
+        <w:t>）。</w:t>
+      </w:r>
+    </w:p>
+    <w:p>
+      <w:pPr>
+        <w:spacing w:after="0"/>
+        <w:ind w:left="480" w:firstLine="360"/>
+        <w:jc w:val="both"/>
+        <w:rPr>
+          <w:rFonts w:ascii="Times New Roman" w:eastAsia="標楷體" w:hAnsi="Times New Roman" w:cs="Times New Roman"/>
+        </w:rPr>
+      </w:pPr>
+      <w:r>
+        <w:rPr>
+          <w:rFonts w:ascii="Times New Roman" w:eastAsia="標楷體" w:hAnsi="Times New Roman" w:cs="Times New Roman" w:hint="eastAsia"/>
+        </w:rPr>
+        <w:t>由於輸入資料採用</w:t>
+      </w:r>
+      <w:r>
+        <w:rPr>
+          <w:rFonts w:ascii="Times New Roman" w:eastAsia="標楷體" w:hAnsi="Times New Roman" w:cs="Times New Roman" w:hint="eastAsia"/>
+        </w:rPr>
+        <w:t>raster scan order</w:t>
+      </w:r>
+      <w:r>
+        <w:rPr>
+          <w:rFonts w:ascii="Times New Roman" w:eastAsia="標楷體" w:hAnsi="Times New Roman" w:cs="Times New Roman" w:hint="eastAsia"/>
+        </w:rPr>
+        <w:t>儲存，因此需透過三層迴圈依序重建空間與通道維度。依序</w:t>
+      </w:r>
+      <w:r>
+        <w:rPr>
+          <w:rFonts w:ascii="Times New Roman" w:eastAsia="標楷體" w:hAnsi="Times New Roman" w:cs="Times New Roman" w:hint="eastAsia"/>
+        </w:rPr>
+        <w:t>是</w:t>
+      </w:r>
+      <w:r>
+        <w:rPr>
+          <w:rFonts w:ascii="Consolas" w:eastAsia="標楷體" w:hAnsi="Consolas" w:cs="Times New Roman"/>
+          <w:sz w:val="20"/>
+          <w:szCs w:val="20"/>
+          <w:shd w:val="clear" w:color="auto" w:fill="D0CECE" w:themeFill="background2" w:themeFillShade="E6"/>
+        </w:rPr>
+        <w:t>channel</w:t>
+      </w:r>
+      <w:r>
+        <w:rPr>
+          <w:rFonts w:ascii="Times New Roman" w:eastAsia="標楷體" w:hAnsi="Times New Roman" w:cs="Times New Roman" w:hint="eastAsia"/>
+        </w:rPr>
+        <w:t>、</w:t>
+      </w:r>
+      <w:r>
+        <w:rPr>
+          <w:rFonts w:ascii="Consolas" w:eastAsia="標楷體" w:hAnsi="Consolas" w:cs="Times New Roman"/>
+          <w:sz w:val="20"/>
+          <w:szCs w:val="20"/>
+          <w:shd w:val="clear" w:color="auto" w:fill="D0CECE" w:themeFill="background2" w:themeFillShade="E6"/>
+        </w:rPr>
+        <w:t>heig</w:t>
+      </w:r>
+      <w:r>
+        <w:rPr>
+          <w:rFonts w:ascii="Consolas" w:eastAsia="標楷體" w:hAnsi="Consolas" w:cs="Times New Roman" w:hint="eastAsia"/>
+          <w:sz w:val="20"/>
+          <w:szCs w:val="20"/>
+          <w:shd w:val="clear" w:color="auto" w:fill="D0CECE" w:themeFill="background2" w:themeFillShade="E6"/>
+        </w:rPr>
+        <w:t>ht</w:t>
+      </w:r>
+      <w:r>
+        <w:rPr>
+          <w:rFonts w:ascii="Times New Roman" w:eastAsia="標楷體" w:hAnsi="Times New Roman" w:cs="Times New Roman" w:hint="eastAsia"/>
+        </w:rPr>
+        <w:t>與</w:t>
+      </w:r>
+      <w:r>
+        <w:rPr>
+          <w:rFonts w:ascii="Consolas" w:eastAsia="標楷體" w:hAnsi="Consolas" w:cs="Times New Roman"/>
+          <w:sz w:val="20"/>
+          <w:szCs w:val="20"/>
+          <w:shd w:val="clear" w:color="auto" w:fill="D0CECE" w:themeFill="background2" w:themeFillShade="E6"/>
+        </w:rPr>
+        <w:t>width</w:t>
+      </w:r>
+      <w:r>
+        <w:rPr>
+          <w:rFonts w:ascii="Times New Roman" w:eastAsia="標楷體" w:hAnsi="Times New Roman" w:cs="Times New Roman" w:hint="eastAsia"/>
         </w:rPr>
         <w:t>，並透過</w:t>
       </w:r>
       <w:r>
         <w:rPr>
-          <w:rFonts w:ascii="Times New Roman" w:eastAsia="標楷體" w:hAnsi="Times New Roman" w:cs="Times New Roman"/>
-        </w:rPr>
-        <w:t xml:space="preserve"> </w:t>
-      </w:r>
-      <w:proofErr w:type="spellStart"/>
-      <w:r>
-        <w:rPr>
-          <w:rFonts w:ascii="Times New Roman" w:eastAsia="標楷體" w:hAnsi="Times New Roman" w:cs="Times New Roman"/>
-        </w:rPr>
-        <w:t>ZeroPad</w:t>
-      </w:r>
-      <w:proofErr w:type="spellEnd"/>
-      <w:r>
-        <w:rPr>
-          <w:rFonts w:ascii="Times New Roman" w:eastAsia="標楷體" w:hAnsi="Times New Roman" w:cs="Times New Roman"/>
-        </w:rPr>
-        <w:t xml:space="preserve"> </w:t>
-      </w:r>
-      <w:r>
-        <w:rPr>
-          <w:rFonts w:ascii="Times New Roman" w:eastAsia="標楷體" w:hAnsi="Times New Roman" w:cs="Times New Roman"/>
-        </w:rPr>
-        <w:t>模組進行不</w:t>
-      </w:r>
-      <w:proofErr w:type="gramStart"/>
-      <w:r>
-        <w:rPr>
-          <w:rFonts w:ascii="Times New Roman" w:eastAsia="標楷體" w:hAnsi="Times New Roman" w:cs="Times New Roman"/>
-        </w:rPr>
-        <w:t>對稱補零</w:t>
-      </w:r>
-      <w:proofErr w:type="gramEnd"/>
-      <w:r>
-        <w:rPr>
-          <w:rFonts w:ascii="Times New Roman" w:eastAsia="標楷體" w:hAnsi="Times New Roman" w:cs="Times New Roman"/>
-        </w:rPr>
-        <w:t>。</w:t>
-      </w:r>
-      <w:r>
-        <w:rPr>
-          <w:rFonts w:ascii="Times New Roman" w:eastAsia="標楷體" w:hAnsi="Times New Roman" w:cs="Times New Roman"/>
-        </w:rPr>
-        <w:t xml:space="preserve">Padding </w:t>
-      </w:r>
-      <w:r>
-        <w:rPr>
-          <w:rFonts w:ascii="Times New Roman" w:eastAsia="標楷體" w:hAnsi="Times New Roman" w:cs="Times New Roman"/>
-        </w:rPr>
-        <w:t>透過位移方式實現，原始資料被放置於偏移位置，其餘區域維持零值。</w:t>
+          <w:rFonts w:ascii="Consolas" w:eastAsia="標楷體" w:hAnsi="Consolas" w:cs="Times New Roman"/>
+          <w:sz w:val="20"/>
+          <w:szCs w:val="20"/>
+          <w:shd w:val="clear" w:color="auto" w:fill="D0CECE" w:themeFill="background2" w:themeFillShade="E6"/>
+        </w:rPr>
+        <w:t>idx++</w:t>
+      </w:r>
+      <w:r>
+        <w:rPr>
+          <w:rFonts w:ascii="Times New Roman" w:eastAsia="標楷體" w:hAnsi="Times New Roman" w:cs="Times New Roman" w:hint="eastAsia"/>
+        </w:rPr>
+        <w:t>從輸入陣列中逐一讀取資料，填入</w:t>
+      </w:r>
+      <w:r>
+        <w:rPr>
+          <w:rFonts w:ascii="Times New Roman" w:eastAsia="標楷體" w:hAnsi="Times New Roman" w:cs="Times New Roman" w:hint="eastAsia"/>
+        </w:rPr>
+        <w:t xml:space="preserve"> Tensor3D </w:t>
+      </w:r>
+      <w:r>
+        <w:rPr>
+          <w:rFonts w:ascii="Times New Roman" w:eastAsia="標楷體" w:hAnsi="Times New Roman" w:cs="Times New Roman" w:hint="eastAsia"/>
+        </w:rPr>
+        <w:t>對應位置。</w:t>
       </w:r>
     </w:p>
     <w:tbl>
@@ -2357,7 +3223,62 @@
       <w:tr>
         <w:tc>
           <w:tcPr>
-            <w:tcW w:w="9742" w:type="dxa"/>
+            <w:tcW w:w="9272" w:type="dxa"/>
+          </w:tcPr>
+          <w:p>
+            <w:pPr>
+              <w:rPr>
+                <w:rFonts w:ascii="Times New Roman" w:eastAsia="標楷體" w:hAnsi="Times New Roman" w:cs="Times New Roman"/>
+              </w:rPr>
+            </w:pPr>
+            <w:r>
+              <w:rPr>
+                <w:rFonts w:ascii="Times New Roman" w:eastAsia="標楷體" w:hAnsi="Times New Roman" w:cs="Times New Roman"/>
+                <w:noProof/>
+              </w:rPr>
+              <w:drawing>
+                <wp:inline distT="0" distB="0" distL="0" distR="0" wp14:anchorId="252BACA9" wp14:editId="3E7FCD8E">
+                  <wp:extent cx="3405429" cy="2165059"/>
+                  <wp:effectExtent l="0" t="0" r="5080" b="6985"/>
+                  <wp:docPr id="735929234" name="圖片 1"/>
+                  <wp:cNvGraphicFramePr>
+                    <a:graphicFrameLocks xmlns:a="http://schemas.openxmlformats.org/drawingml/2006/main" noChangeAspect="1"/>
+                  </wp:cNvGraphicFramePr>
+                  <a:graphic xmlns:a="http://schemas.openxmlformats.org/drawingml/2006/main">
+                    <a:graphicData uri="http://schemas.openxmlformats.org/drawingml/2006/picture">
+                      <pic:pic xmlns:pic="http://schemas.openxmlformats.org/drawingml/2006/picture">
+                        <pic:nvPicPr>
+                          <pic:cNvPr id="735929234" name=""/>
+                          <pic:cNvPicPr/>
+                        </pic:nvPicPr>
+                        <pic:blipFill>
+                          <a:blip r:embed="rId11"/>
+                          <a:stretch>
+                            <a:fillRect/>
+                          </a:stretch>
+                        </pic:blipFill>
+                        <pic:spPr>
+                          <a:xfrm>
+                            <a:off x="0" y="0"/>
+                            <a:ext cx="3418451" cy="2173338"/>
+                          </a:xfrm>
+                          <a:prstGeom prst="rect">
+                            <a:avLst/>
+                          </a:prstGeom>
+                        </pic:spPr>
+                      </pic:pic>
+                    </a:graphicData>
+                  </a:graphic>
+                </wp:inline>
+              </w:drawing>
+            </w:r>
+          </w:p>
+        </w:tc>
+      </w:tr>
+      <w:tr>
+        <w:tc>
+          <w:tcPr>
+            <w:tcW w:w="9272" w:type="dxa"/>
           </w:tcPr>
           <w:p>
             <w:pPr>
@@ -2368,13 +3289,214 @@
             </w:pPr>
             <w:r>
               <w:rPr>
+                <w:rFonts w:ascii="Times New Roman" w:eastAsia="標楷體" w:hAnsi="Times New Roman" w:cs="Times New Roman" w:hint="eastAsia"/>
+              </w:rPr>
+              <w:t>圖五、實作範例</w:t>
+            </w:r>
+            <w:r>
+              <w:rPr>
+                <w:rFonts w:ascii="Times New Roman" w:eastAsia="標楷體" w:hAnsi="Times New Roman" w:cs="Times New Roman" w:hint="eastAsia"/>
+              </w:rPr>
+              <w:t>(InputAdapter)</w:t>
+            </w:r>
+          </w:p>
+        </w:tc>
+      </w:tr>
+    </w:tbl>
+    <w:p>
+      <w:pPr>
+        <w:pStyle w:val="2"/>
+        <w:numPr>
+          <w:ilvl w:val="0"/>
+          <w:numId w:val="2"/>
+        </w:numPr>
+        <w:spacing w:after="0"/>
+        <w:rPr>
+          <w:rFonts w:ascii="Times New Roman" w:eastAsia="標楷體" w:hAnsi="Times New Roman" w:cs="Times New Roman"/>
+          <w:color w:val="auto"/>
+          <w:sz w:val="32"/>
+          <w:szCs w:val="32"/>
+        </w:rPr>
+      </w:pPr>
+      <w:r>
+        <w:rPr>
+          <w:rFonts w:ascii="Times New Roman" w:eastAsia="標楷體" w:hAnsi="Times New Roman" w:cs="Times New Roman" w:hint="eastAsia"/>
+          <w:color w:val="auto"/>
+          <w:sz w:val="32"/>
+          <w:szCs w:val="32"/>
+        </w:rPr>
+        <w:t>ZeroPadding</w:t>
+      </w:r>
+    </w:p>
+    <w:p>
+      <w:pPr>
+        <w:spacing w:after="0"/>
+        <w:ind w:left="480" w:firstLine="360"/>
+        <w:jc w:val="both"/>
+        <w:rPr>
+          <w:rFonts w:ascii="Times New Roman" w:eastAsia="標楷體" w:hAnsi="Times New Roman" w:cs="Times New Roman"/>
+        </w:rPr>
+      </w:pPr>
+      <w:r>
+        <w:rPr>
+          <w:rFonts w:ascii="Times New Roman" w:eastAsia="標楷體" w:hAnsi="Times New Roman" w:cs="Times New Roman" w:hint="eastAsia"/>
+        </w:rPr>
+        <w:t>ZeroPad</w:t>
+      </w:r>
+      <w:r>
+        <w:rPr>
+          <w:rFonts w:ascii="Times New Roman" w:eastAsia="標楷體" w:hAnsi="Times New Roman" w:cs="Times New Roman" w:hint="eastAsia"/>
+        </w:rPr>
+        <w:t>模組負責</w:t>
+      </w:r>
+      <w:r>
+        <w:rPr>
+          <w:rFonts w:ascii="Times New Roman" w:eastAsia="標楷體" w:hAnsi="Times New Roman" w:cs="Times New Roman" w:hint="eastAsia"/>
+        </w:rPr>
+        <w:t>把</w:t>
+      </w:r>
+      <w:r>
+        <w:rPr>
+          <w:rFonts w:ascii="Times New Roman" w:eastAsia="標楷體" w:hAnsi="Times New Roman" w:cs="Times New Roman" w:hint="eastAsia"/>
+        </w:rPr>
+        <w:t>輸入影像由</w:t>
+      </w:r>
+      <w:r>
+        <w:rPr>
+          <w:rFonts w:ascii="Times New Roman" w:eastAsia="標楷體" w:hAnsi="Times New Roman" w:cs="Times New Roman" w:hint="eastAsia"/>
+        </w:rPr>
+        <w:t>224</w:t>
+      </w:r>
+      <w:r>
+        <w:rPr>
+          <w:rFonts w:ascii="Times New Roman" w:eastAsia="標楷體" w:hAnsi="Times New Roman" w:cs="Times New Roman" w:hint="eastAsia"/>
+        </w:rPr>
+        <w:t>×</w:t>
+      </w:r>
+      <w:r>
+        <w:rPr>
+          <w:rFonts w:ascii="Times New Roman" w:eastAsia="標楷體" w:hAnsi="Times New Roman" w:cs="Times New Roman" w:hint="eastAsia"/>
+        </w:rPr>
+        <w:t>224</w:t>
+      </w:r>
+      <w:r>
+        <w:rPr>
+          <w:rFonts w:ascii="Times New Roman" w:eastAsia="標楷體" w:hAnsi="Times New Roman" w:cs="Times New Roman" w:hint="eastAsia"/>
+        </w:rPr>
+        <w:t>×</w:t>
+      </w:r>
+      <w:r>
+        <w:rPr>
+          <w:rFonts w:ascii="Times New Roman" w:eastAsia="標楷體" w:hAnsi="Times New Roman" w:cs="Times New Roman" w:hint="eastAsia"/>
+        </w:rPr>
+        <w:t>3</w:t>
+      </w:r>
+      <w:r>
+        <w:rPr>
+          <w:rFonts w:ascii="Times New Roman" w:eastAsia="標楷體" w:hAnsi="Times New Roman" w:cs="Times New Roman" w:hint="eastAsia"/>
+        </w:rPr>
+        <w:t>擴展為</w:t>
+      </w:r>
+      <w:r>
+        <w:rPr>
+          <w:rFonts w:ascii="Times New Roman" w:eastAsia="標楷體" w:hAnsi="Times New Roman" w:cs="Times New Roman" w:hint="eastAsia"/>
+        </w:rPr>
+        <w:t>227</w:t>
+      </w:r>
+      <w:r>
+        <w:rPr>
+          <w:rFonts w:ascii="Times New Roman" w:eastAsia="標楷體" w:hAnsi="Times New Roman" w:cs="Times New Roman" w:hint="eastAsia"/>
+        </w:rPr>
+        <w:t>×</w:t>
+      </w:r>
+      <w:r>
+        <w:rPr>
+          <w:rFonts w:ascii="Times New Roman" w:eastAsia="標楷體" w:hAnsi="Times New Roman" w:cs="Times New Roman" w:hint="eastAsia"/>
+        </w:rPr>
+        <w:t>227</w:t>
+      </w:r>
+      <w:r>
+        <w:rPr>
+          <w:rFonts w:ascii="Times New Roman" w:eastAsia="標楷體" w:hAnsi="Times New Roman" w:cs="Times New Roman" w:hint="eastAsia"/>
+        </w:rPr>
+        <w:t>×</w:t>
+      </w:r>
+      <w:r>
+        <w:rPr>
+          <w:rFonts w:ascii="Times New Roman" w:eastAsia="標楷體" w:hAnsi="Times New Roman" w:cs="Times New Roman" w:hint="eastAsia"/>
+        </w:rPr>
+        <w:t>3</w:t>
+      </w:r>
+      <w:r>
+        <w:rPr>
+          <w:rFonts w:ascii="Times New Roman" w:eastAsia="標楷體" w:hAnsi="Times New Roman" w:cs="Times New Roman" w:hint="eastAsia"/>
+        </w:rPr>
+        <w:t>。此操作並非直接在原</w:t>
+      </w:r>
+      <w:r>
+        <w:rPr>
+          <w:rFonts w:ascii="Times New Roman" w:eastAsia="標楷體" w:hAnsi="Times New Roman" w:cs="Times New Roman" w:hint="eastAsia"/>
+        </w:rPr>
+        <w:t xml:space="preserve"> tensor </w:t>
+      </w:r>
+      <w:r>
+        <w:rPr>
+          <w:rFonts w:ascii="Times New Roman" w:eastAsia="標楷體" w:hAnsi="Times New Roman" w:cs="Times New Roman" w:hint="eastAsia"/>
+        </w:rPr>
+        <w:t>上修改，而是建立一個較大的零初始化</w:t>
+      </w:r>
+      <w:r>
+        <w:rPr>
+          <w:rFonts w:ascii="Times New Roman" w:eastAsia="標楷體" w:hAnsi="Times New Roman" w:cs="Times New Roman" w:hint="eastAsia"/>
+        </w:rPr>
+        <w:t xml:space="preserve"> tensor</w:t>
+      </w:r>
+      <w:r>
+        <w:rPr>
+          <w:rFonts w:ascii="Times New Roman" w:eastAsia="標楷體" w:hAnsi="Times New Roman" w:cs="Times New Roman" w:hint="eastAsia"/>
+        </w:rPr>
+        <w:t>，再將原始資料複製至偏移位置。</w:t>
+      </w:r>
+    </w:p>
+    <w:tbl>
+      <w:tblPr>
+        <w:tblStyle w:val="af2"/>
+        <w:tblW w:w="0" w:type="auto"/>
+        <w:tblInd w:w="480" w:type="dxa"/>
+        <w:tblBorders>
+          <w:top w:val="none" w:sz="0" w:space="0" w:color="auto"/>
+          <w:left w:val="none" w:sz="0" w:space="0" w:color="auto"/>
+          <w:bottom w:val="none" w:sz="0" w:space="0" w:color="auto"/>
+          <w:right w:val="none" w:sz="0" w:space="0" w:color="auto"/>
+          <w:insideH w:val="none" w:sz="0" w:space="0" w:color="auto"/>
+          <w:insideV w:val="none" w:sz="0" w:space="0" w:color="auto"/>
+        </w:tblBorders>
+        <w:tblLook w:val="04A0" w:firstRow="1" w:lastRow="0" w:firstColumn="1" w:lastColumn="0" w:noHBand="0" w:noVBand="1"/>
+      </w:tblPr>
+      <w:tblGrid>
+        <w:gridCol w:w="9272"/>
+      </w:tblGrid>
+      <w:tr>
+        <w:tc>
+          <w:tcPr>
+            <w:tcW w:w="9272" w:type="dxa"/>
+          </w:tcPr>
+          <w:p>
+            <w:pPr>
+              <w:jc w:val="center"/>
+              <w:rPr>
+                <w:rFonts w:ascii="Times New Roman" w:eastAsia="標楷體" w:hAnsi="Times New Roman" w:cs="Times New Roman"/>
+              </w:rPr>
+            </w:pPr>
+            <w:r>
+              <w:rPr>
                 <w:rFonts w:hint="eastAsia"/>
                 <w:noProof/>
               </w:rPr>
               <w:drawing>
-                <wp:inline distT="0" distB="0" distL="0" distR="0" wp14:anchorId="4143656B" wp14:editId="58AA4FF6">
-                  <wp:extent cx="2695433" cy="2136833"/>
-                  <wp:effectExtent l="0" t="0" r="0" b="0"/>
+                <wp:inline distT="0" distB="0" distL="0" distR="0" wp14:anchorId="4143656B" wp14:editId="3F63AA45">
+                  <wp:extent cx="4434545" cy="1828800"/>
+                  <wp:effectExtent l="0" t="0" r="6985" b="0"/>
                   <wp:docPr id="1762046705" name="圖片 6"/>
                   <wp:cNvGraphicFramePr>
                     <a:graphicFrameLocks xmlns:a="http://schemas.openxmlformats.org/drawingml/2006/main" noChangeAspect="1"/>
@@ -2383,11 +3505,11 @@
                     <a:graphicData uri="http://schemas.openxmlformats.org/drawingml/2006/picture">
                       <pic:pic xmlns:pic="http://schemas.openxmlformats.org/drawingml/2006/picture">
                         <pic:nvPicPr>
-                          <pic:cNvPr id="1762046705" name="圖片 1762046705"/>
+                          <pic:cNvPr id="1762046705" name="圖片 6"/>
                           <pic:cNvPicPr/>
                         </pic:nvPicPr>
                         <pic:blipFill>
-                          <a:blip r:embed="rId9" cstate="print">
+                          <a:blip r:embed="rId12" cstate="print">
                             <a:extLst>
                               <a:ext uri="{28A0092B-C50C-407E-A947-70E740481C1C}">
                                 <a14:useLocalDpi xmlns:a14="http://schemas.microsoft.com/office/drawing/2010/main" val="0"/>
@@ -2401,7 +3523,7 @@
                         <pic:spPr>
                           <a:xfrm>
                             <a:off x="0" y="0"/>
-                            <a:ext cx="2702543" cy="2142470"/>
+                            <a:ext cx="4434545" cy="1828800"/>
                           </a:xfrm>
                           <a:prstGeom prst="rect">
                             <a:avLst/>
@@ -2419,13 +3541,13 @@
       <w:tr>
         <w:tc>
           <w:tcPr>
-            <w:tcW w:w="9742" w:type="dxa"/>
+            <w:tcW w:w="9272" w:type="dxa"/>
           </w:tcPr>
           <w:p>
             <w:pPr>
               <w:jc w:val="center"/>
               <w:rPr>
-                <w:rFonts w:ascii="Times New Roman" w:eastAsia="標楷體" w:hAnsi="Times New Roman" w:cs="Times New Roman" w:hint="eastAsia"/>
+                <w:rFonts w:ascii="Times New Roman" w:eastAsia="標楷體" w:hAnsi="Times New Roman" w:cs="Times New Roman"/>
               </w:rPr>
             </w:pPr>
             <w:r>
@@ -2457,6 +3579,112 @@
                 <w:rFonts w:ascii="Times New Roman" w:eastAsia="標楷體" w:hAnsi="Times New Roman" w:cs="Times New Roman" w:hint="eastAsia"/>
               </w:rPr>
               <w:t>示意圖</w:t>
+            </w:r>
+          </w:p>
+        </w:tc>
+      </w:tr>
+      <w:tr>
+        <w:tc>
+          <w:tcPr>
+            <w:tcW w:w="9272" w:type="dxa"/>
+          </w:tcPr>
+          <w:p>
+            <w:pPr>
+              <w:rPr>
+                <w:rFonts w:ascii="Times New Roman" w:eastAsia="標楷體" w:hAnsi="Times New Roman" w:cs="Times New Roman"/>
+              </w:rPr>
+            </w:pPr>
+            <w:r>
+              <w:rPr>
+                <w:rFonts w:ascii="Times New Roman" w:eastAsia="標楷體" w:hAnsi="Times New Roman" w:cs="Times New Roman"/>
+                <w:noProof/>
+              </w:rPr>
+              <w:drawing>
+                <wp:inline distT="0" distB="0" distL="0" distR="0" wp14:anchorId="6EB14D8D" wp14:editId="30F0585B">
+                  <wp:extent cx="4945075" cy="983741"/>
+                  <wp:effectExtent l="0" t="0" r="8255" b="6985"/>
+                  <wp:docPr id="14976815" name="圖片 1"/>
+                  <wp:cNvGraphicFramePr>
+                    <a:graphicFrameLocks xmlns:a="http://schemas.openxmlformats.org/drawingml/2006/main" noChangeAspect="1"/>
+                  </wp:cNvGraphicFramePr>
+                  <a:graphic xmlns:a="http://schemas.openxmlformats.org/drawingml/2006/main">
+                    <a:graphicData uri="http://schemas.openxmlformats.org/drawingml/2006/picture">
+                      <pic:pic xmlns:pic="http://schemas.openxmlformats.org/drawingml/2006/picture">
+                        <pic:nvPicPr>
+                          <pic:cNvPr id="14976815" name=""/>
+                          <pic:cNvPicPr/>
+                        </pic:nvPicPr>
+                        <pic:blipFill>
+                          <a:blip r:embed="rId13"/>
+                          <a:stretch>
+                            <a:fillRect/>
+                          </a:stretch>
+                        </pic:blipFill>
+                        <pic:spPr>
+                          <a:xfrm>
+                            <a:off x="0" y="0"/>
+                            <a:ext cx="4961339" cy="986976"/>
+                          </a:xfrm>
+                          <a:prstGeom prst="rect">
+                            <a:avLst/>
+                          </a:prstGeom>
+                        </pic:spPr>
+                      </pic:pic>
+                    </a:graphicData>
+                  </a:graphic>
+                </wp:inline>
+              </w:drawing>
+            </w:r>
+          </w:p>
+        </w:tc>
+      </w:tr>
+      <w:tr>
+        <w:tc>
+          <w:tcPr>
+            <w:tcW w:w="9272" w:type="dxa"/>
+          </w:tcPr>
+          <w:p>
+            <w:pPr>
+              <w:jc w:val="center"/>
+              <w:rPr>
+                <w:rFonts w:ascii="Times New Roman" w:eastAsia="標楷體" w:hAnsi="Times New Roman" w:cs="Times New Roman"/>
+              </w:rPr>
+            </w:pPr>
+            <w:r>
+              <w:rPr>
+                <w:rFonts w:ascii="Times New Roman" w:eastAsia="標楷體" w:hAnsi="Times New Roman" w:cs="Times New Roman" w:hint="eastAsia"/>
+              </w:rPr>
+              <w:t>圖六、實作範例</w:t>
+            </w:r>
+            <w:r>
+              <w:rPr>
+                <w:rFonts w:ascii="Times New Roman" w:eastAsia="標楷體" w:hAnsi="Times New Roman" w:cs="Times New Roman" w:hint="eastAsia"/>
+              </w:rPr>
+              <w:t>(</w:t>
+            </w:r>
+            <w:r>
+              <w:rPr>
+                <w:rFonts w:ascii="Times New Roman" w:eastAsia="標楷體" w:hAnsi="Times New Roman" w:cs="Times New Roman" w:hint="eastAsia"/>
+              </w:rPr>
+              <w:t>建立新的</w:t>
+            </w:r>
+            <w:r>
+              <w:rPr>
+                <w:rFonts w:ascii="Times New Roman" w:eastAsia="標楷體" w:hAnsi="Times New Roman" w:cs="Times New Roman" w:hint="eastAsia"/>
+              </w:rPr>
+              <w:t>Tensor</w:t>
+            </w:r>
+            <w:r>
+              <w:rPr>
+                <w:rFonts w:ascii="Times New Roman" w:eastAsia="標楷體" w:hAnsi="Times New Roman" w:cs="Times New Roman" w:hint="eastAsia"/>
+              </w:rPr>
+              <w:t>尺寸已包含</w:t>
+            </w:r>
+            <w:r>
+              <w:rPr>
+                <w:rFonts w:ascii="Times New Roman" w:eastAsia="標楷體" w:hAnsi="Times New Roman" w:cs="Times New Roman" w:hint="eastAsia"/>
+              </w:rPr>
+              <w:t>padding)</w:t>
             </w:r>
           </w:p>
         </w:tc>
@@ -2470,17 +3698,1030 @@
         </w:rPr>
       </w:pPr>
     </w:p>
+    <w:tbl>
+      <w:tblPr>
+        <w:tblStyle w:val="af2"/>
+        <w:tblW w:w="0" w:type="auto"/>
+        <w:tblInd w:w="480" w:type="dxa"/>
+        <w:tblBorders>
+          <w:top w:val="none" w:sz="0" w:space="0" w:color="auto"/>
+          <w:left w:val="none" w:sz="0" w:space="0" w:color="auto"/>
+          <w:bottom w:val="none" w:sz="0" w:space="0" w:color="auto"/>
+          <w:right w:val="none" w:sz="0" w:space="0" w:color="auto"/>
+          <w:insideH w:val="none" w:sz="0" w:space="0" w:color="auto"/>
+          <w:insideV w:val="none" w:sz="0" w:space="0" w:color="auto"/>
+        </w:tblBorders>
+        <w:tblLook w:val="04A0" w:firstRow="1" w:lastRow="0" w:firstColumn="1" w:lastColumn="0" w:noHBand="0" w:noVBand="1"/>
+      </w:tblPr>
+      <w:tblGrid>
+        <w:gridCol w:w="9262"/>
+      </w:tblGrid>
+      <w:tr>
+        <w:tc>
+          <w:tcPr>
+            <w:tcW w:w="9262" w:type="dxa"/>
+          </w:tcPr>
+          <w:p>
+            <w:r>
+              <w:rPr>
+                <w:rFonts w:ascii="Times New Roman" w:eastAsia="標楷體" w:hAnsi="Times New Roman" w:cs="Times New Roman"/>
+                <w:noProof/>
+              </w:rPr>
+              <w:drawing>
+                <wp:inline distT="0" distB="0" distL="0" distR="0" wp14:anchorId="7F113D2C" wp14:editId="75EB5C04">
+                  <wp:extent cx="5426248" cy="182753"/>
+                  <wp:effectExtent l="0" t="0" r="0" b="8255"/>
+                  <wp:docPr id="1935784198" name="圖片 1"/>
+                  <wp:cNvGraphicFramePr>
+                    <a:graphicFrameLocks xmlns:a="http://schemas.openxmlformats.org/drawingml/2006/main" noChangeAspect="1"/>
+                  </wp:cNvGraphicFramePr>
+                  <a:graphic xmlns:a="http://schemas.openxmlformats.org/drawingml/2006/main">
+                    <a:graphicData uri="http://schemas.openxmlformats.org/drawingml/2006/picture">
+                      <pic:pic xmlns:pic="http://schemas.openxmlformats.org/drawingml/2006/picture">
+                        <pic:nvPicPr>
+                          <pic:cNvPr id="1935784198" name=""/>
+                          <pic:cNvPicPr/>
+                        </pic:nvPicPr>
+                        <pic:blipFill rotWithShape="1">
+                          <a:blip r:embed="rId14"/>
+                          <a:srcRect t="65557" b="24746"/>
+                          <a:stretch>
+                            <a:fillRect/>
+                          </a:stretch>
+                        </pic:blipFill>
+                        <pic:spPr bwMode="auto">
+                          <a:xfrm>
+                            <a:off x="0" y="0"/>
+                            <a:ext cx="5438462" cy="183164"/>
+                          </a:xfrm>
+                          <a:prstGeom prst="rect">
+                            <a:avLst/>
+                          </a:prstGeom>
+                          <a:ln>
+                            <a:noFill/>
+                          </a:ln>
+                          <a:extLst>
+                            <a:ext uri="{53640926-AAD7-44D8-BBD7-CCE9431645EC}">
+                              <a14:shadowObscured xmlns:a14="http://schemas.microsoft.com/office/drawing/2010/main"/>
+                            </a:ext>
+                          </a:extLst>
+                        </pic:spPr>
+                      </pic:pic>
+                    </a:graphicData>
+                  </a:graphic>
+                </wp:inline>
+              </w:drawing>
+            </w:r>
+          </w:p>
+        </w:tc>
+      </w:tr>
+      <w:tr>
+        <w:tc>
+          <w:tcPr>
+            <w:tcW w:w="9262" w:type="dxa"/>
+          </w:tcPr>
+          <w:p>
+            <w:pPr>
+              <w:jc w:val="center"/>
+              <w:rPr>
+                <w:rFonts w:ascii="Times New Roman" w:eastAsia="標楷體" w:hAnsi="Times New Roman" w:cs="Times New Roman"/>
+              </w:rPr>
+            </w:pPr>
+            <w:r>
+              <w:rPr>
+                <w:rFonts w:ascii="Times New Roman" w:eastAsia="標楷體" w:hAnsi="Times New Roman" w:cs="Times New Roman" w:hint="eastAsia"/>
+              </w:rPr>
+              <w:t>圖七、實作範例</w:t>
+            </w:r>
+            <w:r>
+              <w:rPr>
+                <w:rFonts w:ascii="Times New Roman" w:eastAsia="標楷體" w:hAnsi="Times New Roman" w:cs="Times New Roman" w:hint="eastAsia"/>
+              </w:rPr>
+              <w:t>(</w:t>
+            </w:r>
+            <w:r>
+              <w:rPr>
+                <w:rFonts w:ascii="Times New Roman" w:eastAsia="標楷體" w:hAnsi="Times New Roman" w:cs="Times New Roman" w:hint="eastAsia"/>
+              </w:rPr>
+              <w:t>未被覆寫的位置維持</w:t>
+            </w:r>
+            <w:r>
+              <w:rPr>
+                <w:rFonts w:ascii="Times New Roman" w:eastAsia="標楷體" w:hAnsi="Times New Roman" w:cs="Times New Roman" w:hint="eastAsia"/>
+              </w:rPr>
+              <w:t xml:space="preserve"> 0</w:t>
+            </w:r>
+            <w:r>
+              <w:rPr>
+                <w:rFonts w:ascii="Times New Roman" w:eastAsia="標楷體" w:hAnsi="Times New Roman" w:cs="Times New Roman" w:hint="eastAsia"/>
+              </w:rPr>
+              <w:t>，完成</w:t>
+            </w:r>
+            <w:r>
+              <w:rPr>
+                <w:rFonts w:ascii="Times New Roman" w:eastAsia="標楷體" w:hAnsi="Times New Roman" w:cs="Times New Roman" w:hint="eastAsia"/>
+              </w:rPr>
+              <w:t xml:space="preserve"> zero padding</w:t>
+            </w:r>
+            <w:r>
+              <w:rPr>
+                <w:rFonts w:ascii="Times New Roman" w:eastAsia="標楷體" w:hAnsi="Times New Roman" w:cs="Times New Roman" w:hint="eastAsia"/>
+              </w:rPr>
+              <w:t>)</w:t>
+            </w:r>
+          </w:p>
+        </w:tc>
+      </w:tr>
+    </w:tbl>
     <w:p>
       <w:pPr>
+        <w:pStyle w:val="2"/>
+        <w:numPr>
+          <w:ilvl w:val="0"/>
+          <w:numId w:val="2"/>
+        </w:numPr>
+        <w:spacing w:after="0"/>
+        <w:rPr>
+          <w:rFonts w:ascii="Times New Roman" w:eastAsia="標楷體" w:hAnsi="Times New Roman" w:cs="Times New Roman"/>
+          <w:color w:val="auto"/>
+          <w:sz w:val="32"/>
+          <w:szCs w:val="32"/>
+        </w:rPr>
+      </w:pPr>
+      <w:r>
+        <w:rPr>
+          <w:rFonts w:ascii="Times New Roman" w:eastAsia="標楷體" w:hAnsi="Times New Roman" w:cs="Times New Roman" w:hint="eastAsia"/>
+          <w:color w:val="auto"/>
+          <w:sz w:val="32"/>
+          <w:szCs w:val="32"/>
+        </w:rPr>
+        <w:lastRenderedPageBreak/>
+        <w:t>Conv3D</w:t>
+      </w:r>
+    </w:p>
+    <w:p>
+      <w:pPr>
+        <w:spacing w:after="0"/>
         <w:ind w:left="480" w:firstLine="360"/>
-        <w:jc w:val="center"/>
+        <w:jc w:val="both"/>
+        <w:rPr>
+          <w:rFonts w:ascii="Times New Roman" w:eastAsia="標楷體" w:hAnsi="Times New Roman" w:cs="Times New Roman"/>
+        </w:rPr>
+      </w:pPr>
+      <w:r>
+        <w:rPr>
+          <w:rFonts w:ascii="Times New Roman" w:eastAsia="標楷體" w:hAnsi="Times New Roman" w:cs="Times New Roman"/>
+        </w:rPr>
+        <w:t>Conv3D</w:t>
+      </w:r>
+      <w:r>
+        <w:rPr>
+          <w:rFonts w:ascii="Times New Roman" w:eastAsia="標楷體" w:hAnsi="Times New Roman" w:cs="Times New Roman"/>
+        </w:rPr>
+        <w:t>模組負責對輸入特徵圖執行多通道卷積運算，以</w:t>
+      </w:r>
+      <w:r>
+        <w:rPr>
+          <w:rFonts w:ascii="Times New Roman" w:eastAsia="標楷體" w:hAnsi="Times New Roman" w:cs="Times New Roman" w:hint="eastAsia"/>
+        </w:rPr>
+        <w:t>提取</w:t>
+      </w:r>
+      <w:r>
+        <w:rPr>
+          <w:rFonts w:ascii="Times New Roman" w:eastAsia="標楷體" w:hAnsi="Times New Roman" w:cs="Times New Roman"/>
+        </w:rPr>
+        <w:t>空間結構與通道間特徵，並作為卷積神經網路中最</w:t>
+      </w:r>
+      <w:r>
+        <w:rPr>
+          <w:rFonts w:ascii="Times New Roman" w:eastAsia="標楷體" w:hAnsi="Times New Roman" w:cs="Times New Roman" w:hint="eastAsia"/>
+        </w:rPr>
+        <w:t>重要</w:t>
+      </w:r>
+      <w:r>
+        <w:rPr>
+          <w:rFonts w:ascii="Times New Roman" w:eastAsia="標楷體" w:hAnsi="Times New Roman" w:cs="Times New Roman"/>
+        </w:rPr>
+        <w:t>的計算單元。</w:t>
+      </w:r>
+    </w:p>
+    <w:p>
+      <w:pPr>
+        <w:spacing w:after="0"/>
+        <w:ind w:left="480" w:firstLine="360"/>
+        <w:jc w:val="both"/>
+        <w:rPr>
+          <w:rFonts w:ascii="Times New Roman" w:eastAsia="標楷體" w:hAnsi="Times New Roman" w:cs="Times New Roman"/>
+          <w:b/>
+          <w:bCs/>
+        </w:rPr>
+      </w:pPr>
+      <w:r>
+        <w:rPr>
+          <w:rFonts w:ascii="Times New Roman" w:eastAsia="標楷體" w:hAnsi="Times New Roman" w:cs="Times New Roman" w:hint="eastAsia"/>
+          <w:b/>
+          <w:bCs/>
+        </w:rPr>
+        <w:t>運作流程：</w:t>
+      </w:r>
+    </w:p>
+    <w:p>
+      <w:pPr>
+        <w:pStyle w:val="a9"/>
+        <w:numPr>
+          <w:ilvl w:val="0"/>
+          <w:numId w:val="12"/>
+        </w:numPr>
+        <w:jc w:val="both"/>
+        <w:rPr>
+          <w:rFonts w:ascii="Times New Roman" w:eastAsia="標楷體" w:hAnsi="Times New Roman" w:cs="Times New Roman"/>
+        </w:rPr>
+      </w:pPr>
+      <w:r>
+        <w:rPr>
+          <w:rFonts w:ascii="Times New Roman" w:eastAsia="標楷體" w:hAnsi="Times New Roman" w:cs="Times New Roman" w:hint="eastAsia"/>
+        </w:rPr>
+        <w:t>根據輸入尺寸、</w:t>
+      </w:r>
+      <w:r>
+        <w:rPr>
+          <w:rFonts w:ascii="Times New Roman" w:eastAsia="標楷體" w:hAnsi="Times New Roman" w:cs="Times New Roman" w:hint="eastAsia"/>
+        </w:rPr>
+        <w:t>kernel</w:t>
+      </w:r>
+      <w:r>
+        <w:rPr>
+          <w:rFonts w:ascii="Times New Roman" w:eastAsia="標楷體" w:hAnsi="Times New Roman" w:cs="Times New Roman" w:hint="eastAsia"/>
+        </w:rPr>
+        <w:t>大小、</w:t>
+      </w:r>
+      <w:r>
+        <w:rPr>
+          <w:rFonts w:ascii="Times New Roman" w:eastAsia="標楷體" w:hAnsi="Times New Roman" w:cs="Times New Roman" w:hint="eastAsia"/>
+        </w:rPr>
+        <w:t>stride</w:t>
+      </w:r>
+      <w:r>
+        <w:rPr>
+          <w:rFonts w:ascii="Times New Roman" w:eastAsia="標楷體" w:hAnsi="Times New Roman" w:cs="Times New Roman" w:hint="eastAsia"/>
+        </w:rPr>
+        <w:t>與</w:t>
+      </w:r>
+      <w:r>
+        <w:rPr>
+          <w:rFonts w:ascii="Times New Roman" w:eastAsia="標楷體" w:hAnsi="Times New Roman" w:cs="Times New Roman" w:hint="eastAsia"/>
+        </w:rPr>
+        <w:t>padding</w:t>
+      </w:r>
+      <w:r>
+        <w:rPr>
+          <w:rFonts w:ascii="Times New Roman" w:eastAsia="標楷體" w:hAnsi="Times New Roman" w:cs="Times New Roman" w:hint="eastAsia"/>
+        </w:rPr>
+        <w:t>參數計算輸出特徵圖尺寸</w:t>
+      </w:r>
+    </w:p>
+    <w:p>
+      <w:pPr>
+        <w:pStyle w:val="a9"/>
+        <w:numPr>
+          <w:ilvl w:val="0"/>
+          <w:numId w:val="12"/>
+        </w:numPr>
+        <w:jc w:val="both"/>
+        <w:rPr>
+          <w:rFonts w:ascii="Times New Roman" w:eastAsia="標楷體" w:hAnsi="Times New Roman" w:cs="Times New Roman"/>
+        </w:rPr>
+      </w:pPr>
+      <w:r>
+        <w:rPr>
+          <w:rFonts w:ascii="Times New Roman" w:eastAsia="標楷體" w:hAnsi="Times New Roman" w:cs="Times New Roman" w:hint="eastAsia"/>
+        </w:rPr>
+        <w:t>透過</w:t>
+      </w:r>
+      <w:r>
+        <w:rPr>
+          <w:rFonts w:ascii="Times New Roman" w:eastAsia="標楷體" w:hAnsi="Times New Roman" w:cs="Times New Roman"/>
+        </w:rPr>
+        <w:t>sliding window</w:t>
+      </w:r>
+      <w:r>
+        <w:rPr>
+          <w:rFonts w:ascii="Times New Roman" w:eastAsia="標楷體" w:hAnsi="Times New Roman" w:cs="Times New Roman" w:hint="eastAsia"/>
+        </w:rPr>
+        <w:t>掃描每一個</w:t>
+      </w:r>
+      <w:r>
+        <w:rPr>
+          <w:rFonts w:ascii="Times New Roman" w:eastAsia="標楷體" w:hAnsi="Times New Roman" w:cs="Times New Roman" w:hint="eastAsia"/>
+        </w:rPr>
+        <w:t>kernel</w:t>
+      </w:r>
+      <w:r>
+        <w:rPr>
+          <w:rFonts w:ascii="Times New Roman" w:eastAsia="標楷體" w:hAnsi="Times New Roman" w:cs="Times New Roman" w:hint="eastAsia"/>
+        </w:rPr>
+        <w:t>的</w:t>
+      </w:r>
+      <w:r>
+        <w:rPr>
+          <w:rFonts w:ascii="Times New Roman" w:eastAsia="標楷體" w:hAnsi="Times New Roman" w:cs="Times New Roman" w:hint="eastAsia"/>
+        </w:rPr>
+        <w:t>位置，逐步對應到輸入特徵圖的</w:t>
+      </w:r>
+      <w:r>
+        <w:rPr>
+          <w:rFonts w:ascii="Times New Roman" w:eastAsia="標楷體" w:hAnsi="Times New Roman" w:cs="Times New Roman" w:hint="eastAsia"/>
+        </w:rPr>
+        <w:t>位置</w:t>
+      </w:r>
+    </w:p>
+    <w:p>
+      <w:pPr>
+        <w:pStyle w:val="a9"/>
+        <w:numPr>
+          <w:ilvl w:val="0"/>
+          <w:numId w:val="12"/>
+        </w:numPr>
+        <w:jc w:val="both"/>
+        <w:rPr>
+          <w:rFonts w:ascii="Times New Roman" w:eastAsia="標楷體" w:hAnsi="Times New Roman" w:cs="Times New Roman"/>
+        </w:rPr>
+      </w:pPr>
+      <w:r>
+        <w:rPr>
+          <w:rFonts w:ascii="Times New Roman" w:eastAsia="標楷體" w:hAnsi="Times New Roman" w:cs="Times New Roman" w:hint="eastAsia"/>
+        </w:rPr>
+        <w:t>在每個位置上，對所有輸入通道進行乘加運算</w:t>
+      </w:r>
+      <w:r>
+        <w:rPr>
+          <w:rFonts w:ascii="Times New Roman" w:eastAsia="標楷體" w:hAnsi="Times New Roman" w:cs="Times New Roman" w:hint="eastAsia"/>
+        </w:rPr>
+        <w:t>(MAC)</w:t>
+      </w:r>
+      <w:r>
+        <w:rPr>
+          <w:rFonts w:ascii="Times New Roman" w:eastAsia="標楷體" w:hAnsi="Times New Roman" w:cs="Times New Roman" w:hint="eastAsia"/>
+        </w:rPr>
+        <w:t>，並累加對應的權重與偏置值，最終生成對應的輸出像素值。</w:t>
+      </w:r>
+    </w:p>
+    <w:tbl>
+      <w:tblPr>
+        <w:tblStyle w:val="af2"/>
+        <w:tblW w:w="0" w:type="auto"/>
+        <w:tblInd w:w="480" w:type="dxa"/>
+        <w:tblBorders>
+          <w:top w:val="none" w:sz="0" w:space="0" w:color="auto"/>
+          <w:left w:val="none" w:sz="0" w:space="0" w:color="auto"/>
+          <w:bottom w:val="none" w:sz="0" w:space="0" w:color="auto"/>
+          <w:right w:val="none" w:sz="0" w:space="0" w:color="auto"/>
+          <w:insideH w:val="none" w:sz="0" w:space="0" w:color="auto"/>
+          <w:insideV w:val="none" w:sz="0" w:space="0" w:color="auto"/>
+        </w:tblBorders>
+        <w:tblLook w:val="04A0" w:firstRow="1" w:lastRow="0" w:firstColumn="1" w:lastColumn="0" w:noHBand="0" w:noVBand="1"/>
+      </w:tblPr>
+      <w:tblGrid>
+        <w:gridCol w:w="9262"/>
+      </w:tblGrid>
+      <w:tr>
+        <w:tc>
+          <w:tcPr>
+            <w:tcW w:w="9262" w:type="dxa"/>
+          </w:tcPr>
+          <w:p>
+            <w:pPr>
+              <w:rPr>
+                <w:rFonts w:ascii="Times New Roman" w:eastAsia="標楷體" w:hAnsi="Times New Roman" w:cs="Times New Roman" w:hint="eastAsia"/>
+              </w:rPr>
+            </w:pPr>
+            <w:r>
+              <w:rPr>
+                <w:rFonts w:ascii="Times New Roman" w:eastAsia="標楷體" w:hAnsi="Times New Roman" w:cs="Times New Roman"/>
+              </w:rPr>
+              <w:drawing>
+                <wp:inline distT="0" distB="0" distL="0" distR="0" wp14:anchorId="5001200B" wp14:editId="4528EFAE">
+                  <wp:extent cx="4034928" cy="1026523"/>
+                  <wp:effectExtent l="0" t="0" r="3810" b="2540"/>
+                  <wp:docPr id="1627762579" name="圖片 1"/>
+                  <wp:cNvGraphicFramePr>
+                    <a:graphicFrameLocks xmlns:a="http://schemas.openxmlformats.org/drawingml/2006/main" noChangeAspect="1"/>
+                  </wp:cNvGraphicFramePr>
+                  <a:graphic xmlns:a="http://schemas.openxmlformats.org/drawingml/2006/main">
+                    <a:graphicData uri="http://schemas.openxmlformats.org/drawingml/2006/picture">
+                      <pic:pic xmlns:pic="http://schemas.openxmlformats.org/drawingml/2006/picture">
+                        <pic:nvPicPr>
+                          <pic:cNvPr id="1627762579" name=""/>
+                          <pic:cNvPicPr/>
+                        </pic:nvPicPr>
+                        <pic:blipFill>
+                          <a:blip r:embed="rId15"/>
+                          <a:stretch>
+                            <a:fillRect/>
+                          </a:stretch>
+                        </pic:blipFill>
+                        <pic:spPr>
+                          <a:xfrm>
+                            <a:off x="0" y="0"/>
+                            <a:ext cx="4068669" cy="1035107"/>
+                          </a:xfrm>
+                          <a:prstGeom prst="rect">
+                            <a:avLst/>
+                          </a:prstGeom>
+                        </pic:spPr>
+                      </pic:pic>
+                    </a:graphicData>
+                  </a:graphic>
+                </wp:inline>
+              </w:drawing>
+            </w:r>
+          </w:p>
+        </w:tc>
+      </w:tr>
+      <w:tr>
+        <w:tc>
+          <w:tcPr>
+            <w:tcW w:w="9262" w:type="dxa"/>
+          </w:tcPr>
+          <w:p>
+            <w:pPr>
+              <w:jc w:val="center"/>
+              <w:rPr>
+                <w:rFonts w:ascii="Times New Roman" w:eastAsia="標楷體" w:hAnsi="Times New Roman" w:cs="Times New Roman" w:hint="eastAsia"/>
+              </w:rPr>
+            </w:pPr>
+            <w:r>
+              <w:rPr>
+                <w:rFonts w:ascii="Times New Roman" w:eastAsia="標楷體" w:hAnsi="Times New Roman" w:cs="Times New Roman" w:hint="eastAsia"/>
+              </w:rPr>
+              <w:t>圖八、實作範例</w:t>
+            </w:r>
+            <w:r>
+              <w:rPr>
+                <w:rFonts w:ascii="Times New Roman" w:eastAsia="標楷體" w:hAnsi="Times New Roman" w:cs="Times New Roman" w:hint="eastAsia"/>
+              </w:rPr>
+              <w:t>(</w:t>
+            </w:r>
+            <w:r>
+              <w:rPr>
+                <w:rFonts w:ascii="Times New Roman" w:eastAsia="標楷體" w:hAnsi="Times New Roman" w:cs="Times New Roman" w:hint="eastAsia"/>
+              </w:rPr>
+              <w:t>計算輸出尺寸</w:t>
+            </w:r>
+            <w:r>
+              <w:rPr>
+                <w:rFonts w:ascii="Times New Roman" w:eastAsia="標楷體" w:hAnsi="Times New Roman" w:cs="Times New Roman" w:hint="eastAsia"/>
+              </w:rPr>
+              <w:t>)</w:t>
+            </w:r>
+          </w:p>
+        </w:tc>
+      </w:tr>
+      <w:tr>
+        <w:tc>
+          <w:tcPr>
+            <w:tcW w:w="9262" w:type="dxa"/>
+          </w:tcPr>
+          <w:p>
+            <w:pPr>
+              <w:jc w:val="both"/>
+              <w:rPr>
+                <w:rFonts w:ascii="Times New Roman" w:eastAsia="標楷體" w:hAnsi="Times New Roman" w:cs="Times New Roman" w:hint="eastAsia"/>
+              </w:rPr>
+            </w:pPr>
+            <w:r>
+              <w:rPr>
+                <w:rFonts w:ascii="Times New Roman" w:eastAsia="標楷體" w:hAnsi="Times New Roman" w:cs="Times New Roman"/>
+              </w:rPr>
+              <w:drawing>
+                <wp:inline distT="0" distB="0" distL="0" distR="0" wp14:anchorId="468CC0EB" wp14:editId="2FC9C2E5">
+                  <wp:extent cx="5175761" cy="2826713"/>
+                  <wp:effectExtent l="0" t="0" r="6350" b="0"/>
+                  <wp:docPr id="160584811" name="圖片 1"/>
+                  <wp:cNvGraphicFramePr>
+                    <a:graphicFrameLocks xmlns:a="http://schemas.openxmlformats.org/drawingml/2006/main" noChangeAspect="1"/>
+                  </wp:cNvGraphicFramePr>
+                  <a:graphic xmlns:a="http://schemas.openxmlformats.org/drawingml/2006/main">
+                    <a:graphicData uri="http://schemas.openxmlformats.org/drawingml/2006/picture">
+                      <pic:pic xmlns:pic="http://schemas.openxmlformats.org/drawingml/2006/picture">
+                        <pic:nvPicPr>
+                          <pic:cNvPr id="160584811" name=""/>
+                          <pic:cNvPicPr/>
+                        </pic:nvPicPr>
+                        <pic:blipFill>
+                          <a:blip r:embed="rId16"/>
+                          <a:stretch>
+                            <a:fillRect/>
+                          </a:stretch>
+                        </pic:blipFill>
+                        <pic:spPr>
+                          <a:xfrm>
+                            <a:off x="0" y="0"/>
+                            <a:ext cx="5183476" cy="2830926"/>
+                          </a:xfrm>
+                          <a:prstGeom prst="rect">
+                            <a:avLst/>
+                          </a:prstGeom>
+                        </pic:spPr>
+                      </pic:pic>
+                    </a:graphicData>
+                  </a:graphic>
+                </wp:inline>
+              </w:drawing>
+            </w:r>
+          </w:p>
+        </w:tc>
+      </w:tr>
+      <w:tr>
+        <w:tc>
+          <w:tcPr>
+            <w:tcW w:w="9262" w:type="dxa"/>
+          </w:tcPr>
+          <w:p>
+            <w:pPr>
+              <w:jc w:val="center"/>
+              <w:rPr>
+                <w:rFonts w:ascii="Times New Roman" w:eastAsia="標楷體" w:hAnsi="Times New Roman" w:cs="Times New Roman" w:hint="eastAsia"/>
+              </w:rPr>
+            </w:pPr>
+            <w:r>
+              <w:rPr>
+                <w:rFonts w:ascii="Times New Roman" w:eastAsia="標楷體" w:hAnsi="Times New Roman" w:cs="Times New Roman" w:hint="eastAsia"/>
+              </w:rPr>
+              <w:t>圖</w:t>
+            </w:r>
+            <w:r>
+              <w:rPr>
+                <w:rFonts w:ascii="Times New Roman" w:eastAsia="標楷體" w:hAnsi="Times New Roman" w:cs="Times New Roman" w:hint="eastAsia"/>
+              </w:rPr>
+              <w:t>九</w:t>
+            </w:r>
+            <w:r>
+              <w:rPr>
+                <w:rFonts w:ascii="Times New Roman" w:eastAsia="標楷體" w:hAnsi="Times New Roman" w:cs="Times New Roman" w:hint="eastAsia"/>
+              </w:rPr>
+              <w:t>、實作範例</w:t>
+            </w:r>
+            <w:r>
+              <w:rPr>
+                <w:rFonts w:ascii="Times New Roman" w:eastAsia="標楷體" w:hAnsi="Times New Roman" w:cs="Times New Roman" w:hint="eastAsia"/>
+              </w:rPr>
+              <w:t>(</w:t>
+            </w:r>
+            <w:r>
+              <w:rPr>
+                <w:rFonts w:ascii="Times New Roman" w:eastAsia="標楷體" w:hAnsi="Times New Roman" w:cs="Times New Roman"/>
+              </w:rPr>
+              <w:t>sliding window</w:t>
+            </w:r>
+            <w:r>
+              <w:rPr>
+                <w:rFonts w:ascii="Times New Roman" w:eastAsia="標楷體" w:hAnsi="Times New Roman" w:cs="Times New Roman" w:hint="eastAsia"/>
+              </w:rPr>
+              <w:t>掃描</w:t>
+            </w:r>
+            <w:r>
+              <w:rPr>
+                <w:rFonts w:ascii="Times New Roman" w:eastAsia="標楷體" w:hAnsi="Times New Roman" w:cs="Times New Roman" w:hint="eastAsia"/>
+              </w:rPr>
+              <w:t>並進行跨通道乘加運算</w:t>
+            </w:r>
+            <w:r>
+              <w:rPr>
+                <w:rFonts w:ascii="Times New Roman" w:eastAsia="標楷體" w:hAnsi="Times New Roman" w:cs="Times New Roman" w:hint="eastAsia"/>
+              </w:rPr>
+              <w:t>)</w:t>
+            </w:r>
+          </w:p>
+        </w:tc>
+      </w:tr>
+    </w:tbl>
+    <w:p>
+      <w:pPr>
+        <w:pStyle w:val="2"/>
+        <w:numPr>
+          <w:ilvl w:val="0"/>
+          <w:numId w:val="2"/>
+        </w:numPr>
+        <w:spacing w:after="0"/>
+        <w:rPr>
+          <w:rFonts w:ascii="Times New Roman" w:eastAsia="標楷體" w:hAnsi="Times New Roman" w:cs="Times New Roman"/>
+          <w:color w:val="auto"/>
+          <w:sz w:val="32"/>
+          <w:szCs w:val="32"/>
+        </w:rPr>
+      </w:pPr>
+      <w:r>
+        <w:rPr>
+          <w:rFonts w:ascii="Times New Roman" w:eastAsia="標楷體" w:hAnsi="Times New Roman" w:cs="Times New Roman" w:hint="eastAsia"/>
+          <w:color w:val="auto"/>
+          <w:sz w:val="32"/>
+          <w:szCs w:val="32"/>
+        </w:rPr>
+        <w:t>MaxPool3D</w:t>
+      </w:r>
+      <w:r>
+        <w:rPr>
+          <w:rFonts w:ascii="Times New Roman" w:eastAsia="標楷體" w:hAnsi="Times New Roman" w:cs="Times New Roman" w:hint="eastAsia"/>
+          <w:color w:val="auto"/>
+          <w:sz w:val="32"/>
+          <w:szCs w:val="32"/>
+        </w:rPr>
+        <w:t>與</w:t>
+      </w:r>
+      <w:r>
+        <w:rPr>
+          <w:rFonts w:ascii="Times New Roman" w:eastAsia="標楷體" w:hAnsi="Times New Roman" w:cs="Times New Roman" w:hint="eastAsia"/>
+          <w:color w:val="auto"/>
+          <w:sz w:val="32"/>
+          <w:szCs w:val="32"/>
+        </w:rPr>
+        <w:t>ReLU3D</w:t>
+      </w:r>
+    </w:p>
+    <w:p>
+      <w:pPr>
+        <w:ind w:left="480" w:firstLine="360"/>
+        <w:jc w:val="both"/>
+        <w:rPr>
+          <w:rFonts w:ascii="Times New Roman" w:eastAsia="標楷體" w:hAnsi="Times New Roman" w:cs="Times New Roman"/>
+        </w:rPr>
+      </w:pPr>
+      <w:r>
+        <w:rPr>
+          <w:rFonts w:ascii="Times New Roman" w:eastAsia="標楷體" w:hAnsi="Times New Roman" w:cs="Times New Roman" w:hint="eastAsia"/>
+        </w:rPr>
+        <w:t>MaxPool3D</w:t>
+      </w:r>
+      <w:r>
+        <w:rPr>
+          <w:rFonts w:ascii="Times New Roman" w:eastAsia="標楷體" w:hAnsi="Times New Roman" w:cs="Times New Roman" w:hint="eastAsia"/>
+        </w:rPr>
+        <w:t>模組對輸入特徵圖</w:t>
+      </w:r>
+      <w:r>
+        <w:rPr>
+          <w:rFonts w:ascii="Times New Roman" w:eastAsia="標楷體" w:hAnsi="Times New Roman" w:cs="Times New Roman" w:hint="eastAsia"/>
+        </w:rPr>
+        <w:t>進</w:t>
+      </w:r>
+      <w:r>
+        <w:rPr>
+          <w:rFonts w:ascii="Times New Roman" w:eastAsia="標楷體" w:hAnsi="Times New Roman" w:cs="Times New Roman" w:hint="eastAsia"/>
+        </w:rPr>
+        <w:t>行最大池化運算，透過</w:t>
+      </w:r>
+      <w:r>
+        <w:rPr>
+          <w:rFonts w:ascii="Times New Roman" w:eastAsia="標楷體" w:hAnsi="Times New Roman" w:cs="Times New Roman"/>
+        </w:rPr>
+        <w:t>sliding window</w:t>
+      </w:r>
+      <w:r>
+        <w:rPr>
+          <w:rFonts w:ascii="Times New Roman" w:eastAsia="標楷體" w:hAnsi="Times New Roman" w:cs="Times New Roman" w:hint="eastAsia"/>
+        </w:rPr>
+        <w:t>掃描各區域並取出每個通道中的最大值，</w:t>
+      </w:r>
+      <w:r>
+        <w:rPr>
+          <w:rFonts w:ascii="Times New Roman" w:eastAsia="標楷體" w:hAnsi="Times New Roman" w:cs="Times New Roman" w:hint="eastAsia"/>
+        </w:rPr>
+        <w:t>來</w:t>
+      </w:r>
+      <w:r>
+        <w:rPr>
+          <w:rFonts w:ascii="Times New Roman" w:eastAsia="標楷體" w:hAnsi="Times New Roman" w:cs="Times New Roman" w:hint="eastAsia"/>
+        </w:rPr>
+        <w:t>達成空間降維與特徵保留。</w:t>
+      </w:r>
+    </w:p>
+    <w:tbl>
+      <w:tblPr>
+        <w:tblStyle w:val="af2"/>
+        <w:tblW w:w="0" w:type="auto"/>
+        <w:tblInd w:w="480" w:type="dxa"/>
+        <w:tblBorders>
+          <w:top w:val="none" w:sz="0" w:space="0" w:color="auto"/>
+          <w:left w:val="none" w:sz="0" w:space="0" w:color="auto"/>
+          <w:bottom w:val="none" w:sz="0" w:space="0" w:color="auto"/>
+          <w:right w:val="none" w:sz="0" w:space="0" w:color="auto"/>
+          <w:insideH w:val="none" w:sz="0" w:space="0" w:color="auto"/>
+          <w:insideV w:val="none" w:sz="0" w:space="0" w:color="auto"/>
+        </w:tblBorders>
+        <w:tblLook w:val="04A0" w:firstRow="1" w:lastRow="0" w:firstColumn="1" w:lastColumn="0" w:noHBand="0" w:noVBand="1"/>
+      </w:tblPr>
+      <w:tblGrid>
+        <w:gridCol w:w="9262"/>
+      </w:tblGrid>
+      <w:tr>
+        <w:tc>
+          <w:tcPr>
+            <w:tcW w:w="9262" w:type="dxa"/>
+          </w:tcPr>
+          <w:p>
+            <w:pPr>
+              <w:jc w:val="both"/>
+              <w:rPr>
+                <w:rFonts w:ascii="Times New Roman" w:eastAsia="標楷體" w:hAnsi="Times New Roman" w:cs="Times New Roman" w:hint="eastAsia"/>
+              </w:rPr>
+            </w:pPr>
+            <w:r>
+              <w:rPr>
+                <w:rFonts w:ascii="Times New Roman" w:eastAsia="標楷體" w:hAnsi="Times New Roman" w:cs="Times New Roman"/>
+              </w:rPr>
+              <w:drawing>
+                <wp:inline distT="0" distB="0" distL="0" distR="0" wp14:anchorId="4F04915A" wp14:editId="4F1BA00E">
+                  <wp:extent cx="3999753" cy="1645920"/>
+                  <wp:effectExtent l="0" t="0" r="1270" b="0"/>
+                  <wp:docPr id="1925768706" name="圖片 1"/>
+                  <wp:cNvGraphicFramePr>
+                    <a:graphicFrameLocks xmlns:a="http://schemas.openxmlformats.org/drawingml/2006/main" noChangeAspect="1"/>
+                  </wp:cNvGraphicFramePr>
+                  <a:graphic xmlns:a="http://schemas.openxmlformats.org/drawingml/2006/main">
+                    <a:graphicData uri="http://schemas.openxmlformats.org/drawingml/2006/picture">
+                      <pic:pic xmlns:pic="http://schemas.openxmlformats.org/drawingml/2006/picture">
+                        <pic:nvPicPr>
+                          <pic:cNvPr id="1925768706" name=""/>
+                          <pic:cNvPicPr/>
+                        </pic:nvPicPr>
+                        <pic:blipFill>
+                          <a:blip r:embed="rId17"/>
+                          <a:stretch>
+                            <a:fillRect/>
+                          </a:stretch>
+                        </pic:blipFill>
+                        <pic:spPr>
+                          <a:xfrm>
+                            <a:off x="0" y="0"/>
+                            <a:ext cx="4025207" cy="1656395"/>
+                          </a:xfrm>
+                          <a:prstGeom prst="rect">
+                            <a:avLst/>
+                          </a:prstGeom>
+                        </pic:spPr>
+                      </pic:pic>
+                    </a:graphicData>
+                  </a:graphic>
+                </wp:inline>
+              </w:drawing>
+            </w:r>
+          </w:p>
+        </w:tc>
+      </w:tr>
+      <w:tr>
+        <w:tc>
+          <w:tcPr>
+            <w:tcW w:w="9262" w:type="dxa"/>
+          </w:tcPr>
+          <w:p>
+            <w:pPr>
+              <w:jc w:val="center"/>
+              <w:rPr>
+                <w:rFonts w:ascii="Times New Roman" w:eastAsia="標楷體" w:hAnsi="Times New Roman" w:cs="Times New Roman" w:hint="eastAsia"/>
+              </w:rPr>
+            </w:pPr>
+            <w:r>
+              <w:rPr>
+                <w:rFonts w:ascii="Times New Roman" w:eastAsia="標楷體" w:hAnsi="Times New Roman" w:cs="Times New Roman" w:hint="eastAsia"/>
+              </w:rPr>
+              <w:t>圖十、實作範例</w:t>
+            </w:r>
+            <w:r>
+              <w:rPr>
+                <w:rFonts w:ascii="Times New Roman" w:eastAsia="標楷體" w:hAnsi="Times New Roman" w:cs="Times New Roman" w:hint="eastAsia"/>
+              </w:rPr>
+              <w:t>(</w:t>
+            </w:r>
+            <w:r>
+              <w:rPr>
+                <w:rFonts w:ascii="Times New Roman" w:eastAsia="標楷體" w:hAnsi="Times New Roman" w:cs="Times New Roman" w:hint="eastAsia"/>
+              </w:rPr>
+              <w:t>尋找</w:t>
+            </w:r>
+            <w:r>
+              <w:rPr>
+                <w:rFonts w:ascii="Times New Roman" w:eastAsia="標楷體" w:hAnsi="Times New Roman" w:cs="Times New Roman" w:hint="eastAsia"/>
+              </w:rPr>
+              <w:t>kernel</w:t>
+            </w:r>
+            <w:r>
+              <w:rPr>
+                <w:rFonts w:ascii="Times New Roman" w:eastAsia="標楷體" w:hAnsi="Times New Roman" w:cs="Times New Roman" w:hint="eastAsia"/>
+              </w:rPr>
+              <w:t>最大值</w:t>
+            </w:r>
+            <w:r>
+              <w:rPr>
+                <w:rFonts w:ascii="Times New Roman" w:eastAsia="標楷體" w:hAnsi="Times New Roman" w:cs="Times New Roman" w:hint="eastAsia"/>
+              </w:rPr>
+              <w:t>)</w:t>
+            </w:r>
+          </w:p>
+        </w:tc>
+      </w:tr>
+    </w:tbl>
+    <w:p>
+      <w:pPr>
+        <w:ind w:left="480" w:firstLine="480"/>
+        <w:jc w:val="both"/>
+        <w:rPr>
+          <w:rFonts w:ascii="Times New Roman" w:eastAsia="標楷體" w:hAnsi="Times New Roman" w:cs="Times New Roman" w:hint="eastAsia"/>
+        </w:rPr>
+      </w:pPr>
+      <w:r>
+        <w:rPr>
+          <w:rFonts w:ascii="Times New Roman" w:eastAsia="標楷體" w:hAnsi="Times New Roman" w:cs="Times New Roman" w:hint="eastAsia"/>
+        </w:rPr>
+        <w:lastRenderedPageBreak/>
+        <w:t>ReLU3D</w:t>
+      </w:r>
+      <w:r>
+        <w:rPr>
+          <w:rFonts w:ascii="Times New Roman" w:eastAsia="標楷體" w:hAnsi="Times New Roman" w:cs="Times New Roman" w:hint="eastAsia"/>
+        </w:rPr>
+        <w:t>模組負責對輸入特徵圖執行逐元素的非線性轉換，將所有負值截斷為</w:t>
+      </w:r>
+      <w:r>
+        <w:rPr>
+          <w:rFonts w:ascii="Times New Roman" w:eastAsia="標楷體" w:hAnsi="Times New Roman" w:cs="Times New Roman" w:hint="eastAsia"/>
+        </w:rPr>
+        <w:t xml:space="preserve"> 0</w:t>
+      </w:r>
+      <w:r>
+        <w:rPr>
+          <w:rFonts w:ascii="Times New Roman" w:eastAsia="標楷體" w:hAnsi="Times New Roman" w:cs="Times New Roman" w:hint="eastAsia"/>
+        </w:rPr>
+        <w:t>，並保留正值不變。</w:t>
+      </w:r>
+    </w:p>
+    <w:tbl>
+      <w:tblPr>
+        <w:tblStyle w:val="af2"/>
+        <w:tblW w:w="0" w:type="auto"/>
+        <w:tblInd w:w="562" w:type="dxa"/>
+        <w:tblBorders>
+          <w:top w:val="none" w:sz="0" w:space="0" w:color="auto"/>
+          <w:left w:val="none" w:sz="0" w:space="0" w:color="auto"/>
+          <w:bottom w:val="none" w:sz="0" w:space="0" w:color="auto"/>
+          <w:right w:val="none" w:sz="0" w:space="0" w:color="auto"/>
+          <w:insideH w:val="none" w:sz="0" w:space="0" w:color="auto"/>
+          <w:insideV w:val="none" w:sz="0" w:space="0" w:color="auto"/>
+        </w:tblBorders>
+        <w:tblLook w:val="04A0" w:firstRow="1" w:lastRow="0" w:firstColumn="1" w:lastColumn="0" w:noHBand="0" w:noVBand="1"/>
+      </w:tblPr>
+      <w:tblGrid>
+        <w:gridCol w:w="9180"/>
+      </w:tblGrid>
+      <w:tr>
+        <w:tc>
+          <w:tcPr>
+            <w:tcW w:w="9180" w:type="dxa"/>
+          </w:tcPr>
+          <w:p>
+            <w:pPr>
+              <w:jc w:val="both"/>
+              <w:rPr>
+                <w:rFonts w:ascii="Times New Roman" w:eastAsia="標楷體" w:hAnsi="Times New Roman" w:cs="Times New Roman" w:hint="eastAsia"/>
+              </w:rPr>
+            </w:pPr>
+            <w:r>
+              <w:rPr>
+                <w:rFonts w:ascii="Times New Roman" w:eastAsia="標楷體" w:hAnsi="Times New Roman" w:cs="Times New Roman"/>
+              </w:rPr>
+              <w:drawing>
+                <wp:inline distT="0" distB="0" distL="0" distR="0" wp14:anchorId="7369147A" wp14:editId="37056848">
+                  <wp:extent cx="4158231" cy="1741835"/>
+                  <wp:effectExtent l="0" t="0" r="0" b="0"/>
+                  <wp:docPr id="68196493" name="圖片 1"/>
+                  <wp:cNvGraphicFramePr>
+                    <a:graphicFrameLocks xmlns:a="http://schemas.openxmlformats.org/drawingml/2006/main" noChangeAspect="1"/>
+                  </wp:cNvGraphicFramePr>
+                  <a:graphic xmlns:a="http://schemas.openxmlformats.org/drawingml/2006/main">
+                    <a:graphicData uri="http://schemas.openxmlformats.org/drawingml/2006/picture">
+                      <pic:pic xmlns:pic="http://schemas.openxmlformats.org/drawingml/2006/picture">
+                        <pic:nvPicPr>
+                          <pic:cNvPr id="68196493" name=""/>
+                          <pic:cNvPicPr/>
+                        </pic:nvPicPr>
+                        <pic:blipFill>
+                          <a:blip r:embed="rId18"/>
+                          <a:stretch>
+                            <a:fillRect/>
+                          </a:stretch>
+                        </pic:blipFill>
+                        <pic:spPr>
+                          <a:xfrm>
+                            <a:off x="0" y="0"/>
+                            <a:ext cx="4183668" cy="1752490"/>
+                          </a:xfrm>
+                          <a:prstGeom prst="rect">
+                            <a:avLst/>
+                          </a:prstGeom>
+                        </pic:spPr>
+                      </pic:pic>
+                    </a:graphicData>
+                  </a:graphic>
+                </wp:inline>
+              </w:drawing>
+            </w:r>
+          </w:p>
+        </w:tc>
+      </w:tr>
+      <w:tr>
+        <w:tc>
+          <w:tcPr>
+            <w:tcW w:w="9180" w:type="dxa"/>
+          </w:tcPr>
+          <w:p>
+            <w:pPr>
+              <w:jc w:val="center"/>
+              <w:rPr>
+                <w:rFonts w:ascii="Times New Roman" w:eastAsia="標楷體" w:hAnsi="Times New Roman" w:cs="Times New Roman" w:hint="eastAsia"/>
+              </w:rPr>
+            </w:pPr>
+            <w:r>
+              <w:rPr>
+                <w:rFonts w:ascii="Times New Roman" w:eastAsia="標楷體" w:hAnsi="Times New Roman" w:cs="Times New Roman" w:hint="eastAsia"/>
+              </w:rPr>
+              <w:t>圖十</w:t>
+            </w:r>
+            <w:r>
+              <w:rPr>
+                <w:rFonts w:ascii="Times New Roman" w:eastAsia="標楷體" w:hAnsi="Times New Roman" w:cs="Times New Roman" w:hint="eastAsia"/>
+              </w:rPr>
+              <w:t>一</w:t>
+            </w:r>
+            <w:r>
+              <w:rPr>
+                <w:rFonts w:ascii="Times New Roman" w:eastAsia="標楷體" w:hAnsi="Times New Roman" w:cs="Times New Roman" w:hint="eastAsia"/>
+              </w:rPr>
+              <w:t>、實作範例</w:t>
+            </w:r>
+            <w:r>
+              <w:rPr>
+                <w:rFonts w:ascii="Times New Roman" w:eastAsia="標楷體" w:hAnsi="Times New Roman" w:cs="Times New Roman" w:hint="eastAsia"/>
+              </w:rPr>
+              <w:t>(</w:t>
+            </w:r>
+            <w:r>
+              <w:rPr>
+                <w:rFonts w:ascii="Times New Roman" w:eastAsia="標楷體" w:hAnsi="Times New Roman" w:cs="Times New Roman" w:hint="eastAsia"/>
+              </w:rPr>
+              <w:t>截負取正</w:t>
+            </w:r>
+            <w:r>
+              <w:rPr>
+                <w:rFonts w:ascii="Times New Roman" w:eastAsia="標楷體" w:hAnsi="Times New Roman" w:cs="Times New Roman" w:hint="eastAsia"/>
+              </w:rPr>
+              <w:t>)</w:t>
+            </w:r>
+          </w:p>
+        </w:tc>
+      </w:tr>
+    </w:tbl>
+    <w:p>
+      <w:pPr>
+        <w:pStyle w:val="2"/>
+        <w:numPr>
+          <w:ilvl w:val="0"/>
+          <w:numId w:val="2"/>
+        </w:numPr>
+        <w:spacing w:after="0"/>
+        <w:rPr>
+          <w:rFonts w:ascii="Times New Roman" w:eastAsia="標楷體" w:hAnsi="Times New Roman" w:cs="Times New Roman"/>
+          <w:color w:val="auto"/>
+          <w:sz w:val="32"/>
+          <w:szCs w:val="32"/>
+        </w:rPr>
+      </w:pPr>
+      <w:r>
+        <w:rPr>
+          <w:rFonts w:ascii="Times New Roman" w:eastAsia="標楷體" w:hAnsi="Times New Roman" w:cs="Times New Roman" w:hint="eastAsia"/>
+          <w:color w:val="auto"/>
+          <w:sz w:val="32"/>
+          <w:szCs w:val="32"/>
+        </w:rPr>
+        <w:t>FC(Fully Connected)</w:t>
+      </w:r>
+    </w:p>
+    <w:p>
+      <w:pPr>
         <w:rPr>
           <w:rFonts w:hint="eastAsia"/>
+        </w:rPr>
+      </w:pPr>
+    </w:p>
+    <w:p>
+      <w:pPr>
+        <w:jc w:val="both"/>
+        <w:rPr>
+          <w:rFonts w:ascii="Times New Roman" w:eastAsia="標楷體" w:hAnsi="Times New Roman" w:cs="Times New Roman" w:hint="eastAsia"/>
         </w:rPr>
       </w:pPr>
     </w:p>
     <w:sectPr>
-      <w:headerReference w:type="first" r:id="rId10"/>
+      <w:headerReference w:type="first" r:id="rId19"/>
       <w:type w:val="continuous"/>
       <w:pgSz w:w="11906" w:h="16838" w:code="9"/>
       <w:pgMar w:top="1191" w:right="1077" w:bottom="1191" w:left="1077" w:header="567" w:footer="437" w:gutter="0"/>
@@ -2548,7 +4789,7 @@
     <w:pPr>
       <w:pStyle w:val="ae"/>
       <w:rPr>
-        <w:rFonts w:ascii="標楷體" w:eastAsia="標楷體" w:hAnsi="標楷體" w:hint="eastAsia"/>
+        <w:rFonts w:ascii="標楷體" w:eastAsia="標楷體" w:hAnsi="標楷體"/>
       </w:rPr>
     </w:pPr>
     <w:r>
@@ -2564,6 +4805,447 @@
 <file path=word/numbering.xml><?xml version="1.0" encoding="utf-8"?>
 <w:numbering xmlns:wpc="http://schemas.microsoft.com/office/word/2010/wordprocessingCanvas" xmlns:cx="http://schemas.microsoft.com/office/drawing/2014/chartex" xmlns:cx1="http://schemas.microsoft.com/office/drawing/2015/9/8/chartex" xmlns:cx2="http://schemas.microsoft.com/office/drawing/2015/10/21/chartex" xmlns:cx3="http://schemas.microsoft.com/office/drawing/2016/5/9/chartex" xmlns:cx4="http://schemas.microsoft.com/office/drawing/2016/5/10/chartex" xmlns:cx5="http://schemas.microsoft.com/office/drawing/2016/5/11/chartex" xmlns:cx6="http://schemas.microsoft.com/office/drawing/2016/5/12/chartex" xmlns:cx7="http://schemas.microsoft.com/office/drawing/2016/5/13/chartex" xmlns:cx8="http://schemas.microsoft.com/office/drawing/2016/5/14/chartex" xmlns:mc="http://schemas.openxmlformats.org/markup-compatibility/2006" xmlns:aink="http://schemas.microsoft.com/office/drawing/2016/ink" xmlns:am3d="http://schemas.microsoft.com/office/drawing/2017/model3d" xmlns:o="urn:schemas-microsoft-com:office:office" xmlns:oel="http://schemas.microsoft.com/office/2019/extlst" xmlns:r="http://schemas.openxmlformats.org/officeDocument/2006/relationships" xmlns:m="http://schemas.openxmlformats.org/officeDocument/2006/math" xmlns:v="urn:schemas-microsoft-com:vml" xmlns:wp14="http://schemas.microsoft.com/office/word/2010/wordprocessingDrawing" xmlns:wp="http://schemas.openxmlformats.org/drawingml/2006/wordprocessingDrawing" xmlns:w10="urn:schemas-microsoft-com:office:word" xmlns:w="http://schemas.openxmlformats.org/wordprocessingml/2006/main" xmlns:w14="http://schemas.microsoft.com/office/word/2010/wordml" xmlns:w15="http://schemas.microsoft.com/office/word/2012/wordml" xmlns:w16cex="http://schemas.microsoft.com/office/word/2018/wordml/cex" xmlns:w16cid="http://schemas.microsoft.com/office/word/2016/wordml/cid" xmlns:w16="http://schemas.microsoft.com/office/word/2018/wordml" xmlns:w16du="http://schemas.microsoft.com/office/word/2023/wordml/word16du" xmlns:w16sdtdh="http://schemas.microsoft.com/office/word/2020/wordml/sdtdatahash" xmlns:w16sdtfl="http://schemas.microsoft.com/office/word/2024/wordml/sdtformatlock" xmlns:w16se="http://schemas.microsoft.com/office/word/2015/wordml/symex" xmlns:wpg="http://schemas.microsoft.com/office/word/2010/wordprocessingGroup" xmlns:wpi="http://schemas.microsoft.com/office/word/2010/wordprocessingInk" xmlns:wne="http://schemas.microsoft.com/office/word/2006/wordml" xmlns:wps="http://schemas.microsoft.com/office/word/2010/wordprocessingShape" mc:Ignorable="w14 w15 w16se w16cid w16 w16cex w16sdtdh w16sdtfl w16du wp14">
   <w:abstractNum w:abstractNumId="0" w15:restartNumberingAfterBreak="0">
+    <w:nsid w:val="002528A5"/>
+    <w:multiLevelType w:val="hybridMultilevel"/>
+    <w:tmpl w:val="087E2C12"/>
+    <w:lvl w:ilvl="0" w:tplc="19BC8D6A">
+      <w:start w:val="1"/>
+      <w:numFmt w:val="bullet"/>
+      <w:suff w:val="space"/>
+      <w:lvlText w:val=""/>
+      <w:lvlJc w:val="left"/>
+      <w:pPr>
+        <w:ind w:left="960" w:hanging="480"/>
+      </w:pPr>
+      <w:rPr>
+        <w:rFonts w:ascii="Wingdings" w:hAnsi="Wingdings" w:hint="default"/>
+      </w:rPr>
+    </w:lvl>
+    <w:lvl w:ilvl="1" w:tplc="04090003" w:tentative="1">
+      <w:start w:val="1"/>
+      <w:numFmt w:val="bullet"/>
+      <w:lvlText w:val=""/>
+      <w:lvlJc w:val="left"/>
+      <w:pPr>
+        <w:ind w:left="1440" w:hanging="480"/>
+      </w:pPr>
+      <w:rPr>
+        <w:rFonts w:ascii="Wingdings" w:hAnsi="Wingdings" w:hint="default"/>
+      </w:rPr>
+    </w:lvl>
+    <w:lvl w:ilvl="2" w:tplc="04090005" w:tentative="1">
+      <w:start w:val="1"/>
+      <w:numFmt w:val="bullet"/>
+      <w:lvlText w:val=""/>
+      <w:lvlJc w:val="left"/>
+      <w:pPr>
+        <w:ind w:left="1920" w:hanging="480"/>
+      </w:pPr>
+      <w:rPr>
+        <w:rFonts w:ascii="Wingdings" w:hAnsi="Wingdings" w:hint="default"/>
+      </w:rPr>
+    </w:lvl>
+    <w:lvl w:ilvl="3" w:tplc="04090001" w:tentative="1">
+      <w:start w:val="1"/>
+      <w:numFmt w:val="bullet"/>
+      <w:lvlText w:val=""/>
+      <w:lvlJc w:val="left"/>
+      <w:pPr>
+        <w:ind w:left="2400" w:hanging="480"/>
+      </w:pPr>
+      <w:rPr>
+        <w:rFonts w:ascii="Wingdings" w:hAnsi="Wingdings" w:hint="default"/>
+      </w:rPr>
+    </w:lvl>
+    <w:lvl w:ilvl="4" w:tplc="04090003" w:tentative="1">
+      <w:start w:val="1"/>
+      <w:numFmt w:val="bullet"/>
+      <w:lvlText w:val=""/>
+      <w:lvlJc w:val="left"/>
+      <w:pPr>
+        <w:ind w:left="2880" w:hanging="480"/>
+      </w:pPr>
+      <w:rPr>
+        <w:rFonts w:ascii="Wingdings" w:hAnsi="Wingdings" w:hint="default"/>
+      </w:rPr>
+    </w:lvl>
+    <w:lvl w:ilvl="5" w:tplc="04090005" w:tentative="1">
+      <w:start w:val="1"/>
+      <w:numFmt w:val="bullet"/>
+      <w:lvlText w:val=""/>
+      <w:lvlJc w:val="left"/>
+      <w:pPr>
+        <w:ind w:left="3360" w:hanging="480"/>
+      </w:pPr>
+      <w:rPr>
+        <w:rFonts w:ascii="Wingdings" w:hAnsi="Wingdings" w:hint="default"/>
+      </w:rPr>
+    </w:lvl>
+    <w:lvl w:ilvl="6" w:tplc="04090001" w:tentative="1">
+      <w:start w:val="1"/>
+      <w:numFmt w:val="bullet"/>
+      <w:lvlText w:val=""/>
+      <w:lvlJc w:val="left"/>
+      <w:pPr>
+        <w:ind w:left="3840" w:hanging="480"/>
+      </w:pPr>
+      <w:rPr>
+        <w:rFonts w:ascii="Wingdings" w:hAnsi="Wingdings" w:hint="default"/>
+      </w:rPr>
+    </w:lvl>
+    <w:lvl w:ilvl="7" w:tplc="04090003" w:tentative="1">
+      <w:start w:val="1"/>
+      <w:numFmt w:val="bullet"/>
+      <w:lvlText w:val=""/>
+      <w:lvlJc w:val="left"/>
+      <w:pPr>
+        <w:ind w:left="4320" w:hanging="480"/>
+      </w:pPr>
+      <w:rPr>
+        <w:rFonts w:ascii="Wingdings" w:hAnsi="Wingdings" w:hint="default"/>
+      </w:rPr>
+    </w:lvl>
+    <w:lvl w:ilvl="8" w:tplc="04090005" w:tentative="1">
+      <w:start w:val="1"/>
+      <w:numFmt w:val="bullet"/>
+      <w:lvlText w:val=""/>
+      <w:lvlJc w:val="left"/>
+      <w:pPr>
+        <w:ind w:left="4800" w:hanging="480"/>
+      </w:pPr>
+      <w:rPr>
+        <w:rFonts w:ascii="Wingdings" w:hAnsi="Wingdings" w:hint="default"/>
+      </w:rPr>
+    </w:lvl>
+  </w:abstractNum>
+  <w:abstractNum w:abstractNumId="1" w15:restartNumberingAfterBreak="0">
+    <w:nsid w:val="0B880BDF"/>
+    <w:multiLevelType w:val="hybridMultilevel"/>
+    <w:tmpl w:val="8F148212"/>
+    <w:lvl w:ilvl="0" w:tplc="FFFFFFFF">
+      <w:start w:val="1"/>
+      <w:numFmt w:val="decimal"/>
+      <w:lvlText w:val="%1."/>
+      <w:lvlJc w:val="left"/>
+      <w:pPr>
+        <w:ind w:left="840" w:hanging="360"/>
+      </w:pPr>
+      <w:rPr>
+        <w:rFonts w:hint="default"/>
+      </w:rPr>
+    </w:lvl>
+    <w:lvl w:ilvl="1" w:tplc="FFFFFFFF" w:tentative="1">
+      <w:start w:val="1"/>
+      <w:numFmt w:val="ideographTraditional"/>
+      <w:lvlText w:val="%2、"/>
+      <w:lvlJc w:val="left"/>
+      <w:pPr>
+        <w:ind w:left="1440" w:hanging="480"/>
+      </w:pPr>
+    </w:lvl>
+    <w:lvl w:ilvl="2" w:tplc="FFFFFFFF" w:tentative="1">
+      <w:start w:val="1"/>
+      <w:numFmt w:val="lowerRoman"/>
+      <w:lvlText w:val="%3."/>
+      <w:lvlJc w:val="right"/>
+      <w:pPr>
+        <w:ind w:left="1920" w:hanging="480"/>
+      </w:pPr>
+    </w:lvl>
+    <w:lvl w:ilvl="3" w:tplc="FFFFFFFF" w:tentative="1">
+      <w:start w:val="1"/>
+      <w:numFmt w:val="decimal"/>
+      <w:lvlText w:val="%4."/>
+      <w:lvlJc w:val="left"/>
+      <w:pPr>
+        <w:ind w:left="2400" w:hanging="480"/>
+      </w:pPr>
+    </w:lvl>
+    <w:lvl w:ilvl="4" w:tplc="FFFFFFFF" w:tentative="1">
+      <w:start w:val="1"/>
+      <w:numFmt w:val="ideographTraditional"/>
+      <w:lvlText w:val="%5、"/>
+      <w:lvlJc w:val="left"/>
+      <w:pPr>
+        <w:ind w:left="2880" w:hanging="480"/>
+      </w:pPr>
+    </w:lvl>
+    <w:lvl w:ilvl="5" w:tplc="FFFFFFFF" w:tentative="1">
+      <w:start w:val="1"/>
+      <w:numFmt w:val="lowerRoman"/>
+      <w:lvlText w:val="%6."/>
+      <w:lvlJc w:val="right"/>
+      <w:pPr>
+        <w:ind w:left="3360" w:hanging="480"/>
+      </w:pPr>
+    </w:lvl>
+    <w:lvl w:ilvl="6" w:tplc="FFFFFFFF" w:tentative="1">
+      <w:start w:val="1"/>
+      <w:numFmt w:val="decimal"/>
+      <w:lvlText w:val="%7."/>
+      <w:lvlJc w:val="left"/>
+      <w:pPr>
+        <w:ind w:left="3840" w:hanging="480"/>
+      </w:pPr>
+    </w:lvl>
+    <w:lvl w:ilvl="7" w:tplc="FFFFFFFF" w:tentative="1">
+      <w:start w:val="1"/>
+      <w:numFmt w:val="ideographTraditional"/>
+      <w:lvlText w:val="%8、"/>
+      <w:lvlJc w:val="left"/>
+      <w:pPr>
+        <w:ind w:left="4320" w:hanging="480"/>
+      </w:pPr>
+    </w:lvl>
+    <w:lvl w:ilvl="8" w:tplc="FFFFFFFF" w:tentative="1">
+      <w:start w:val="1"/>
+      <w:numFmt w:val="lowerRoman"/>
+      <w:lvlText w:val="%9."/>
+      <w:lvlJc w:val="right"/>
+      <w:pPr>
+        <w:ind w:left="4800" w:hanging="480"/>
+      </w:pPr>
+    </w:lvl>
+  </w:abstractNum>
+  <w:abstractNum w:abstractNumId="2" w15:restartNumberingAfterBreak="0">
+    <w:nsid w:val="17B47911"/>
+    <w:multiLevelType w:val="hybridMultilevel"/>
+    <w:tmpl w:val="A63CF822"/>
+    <w:lvl w:ilvl="0" w:tplc="FFFFFFFF">
+      <w:start w:val="1"/>
+      <w:numFmt w:val="decimal"/>
+      <w:lvlText w:val="%1."/>
+      <w:lvlJc w:val="left"/>
+      <w:pPr>
+        <w:ind w:left="840" w:hanging="360"/>
+      </w:pPr>
+      <w:rPr>
+        <w:rFonts w:hint="default"/>
+      </w:rPr>
+    </w:lvl>
+    <w:lvl w:ilvl="1" w:tplc="FFFFFFFF" w:tentative="1">
+      <w:start w:val="1"/>
+      <w:numFmt w:val="ideographTraditional"/>
+      <w:lvlText w:val="%2、"/>
+      <w:lvlJc w:val="left"/>
+      <w:pPr>
+        <w:ind w:left="1440" w:hanging="480"/>
+      </w:pPr>
+    </w:lvl>
+    <w:lvl w:ilvl="2" w:tplc="FFFFFFFF" w:tentative="1">
+      <w:start w:val="1"/>
+      <w:numFmt w:val="lowerRoman"/>
+      <w:lvlText w:val="%3."/>
+      <w:lvlJc w:val="right"/>
+      <w:pPr>
+        <w:ind w:left="1920" w:hanging="480"/>
+      </w:pPr>
+    </w:lvl>
+    <w:lvl w:ilvl="3" w:tplc="FFFFFFFF" w:tentative="1">
+      <w:start w:val="1"/>
+      <w:numFmt w:val="decimal"/>
+      <w:lvlText w:val="%4."/>
+      <w:lvlJc w:val="left"/>
+      <w:pPr>
+        <w:ind w:left="2400" w:hanging="480"/>
+      </w:pPr>
+    </w:lvl>
+    <w:lvl w:ilvl="4" w:tplc="FFFFFFFF" w:tentative="1">
+      <w:start w:val="1"/>
+      <w:numFmt w:val="ideographTraditional"/>
+      <w:lvlText w:val="%5、"/>
+      <w:lvlJc w:val="left"/>
+      <w:pPr>
+        <w:ind w:left="2880" w:hanging="480"/>
+      </w:pPr>
+    </w:lvl>
+    <w:lvl w:ilvl="5" w:tplc="FFFFFFFF" w:tentative="1">
+      <w:start w:val="1"/>
+      <w:numFmt w:val="lowerRoman"/>
+      <w:lvlText w:val="%6."/>
+      <w:lvlJc w:val="right"/>
+      <w:pPr>
+        <w:ind w:left="3360" w:hanging="480"/>
+      </w:pPr>
+    </w:lvl>
+    <w:lvl w:ilvl="6" w:tplc="FFFFFFFF" w:tentative="1">
+      <w:start w:val="1"/>
+      <w:numFmt w:val="decimal"/>
+      <w:lvlText w:val="%7."/>
+      <w:lvlJc w:val="left"/>
+      <w:pPr>
+        <w:ind w:left="3840" w:hanging="480"/>
+      </w:pPr>
+    </w:lvl>
+    <w:lvl w:ilvl="7" w:tplc="FFFFFFFF" w:tentative="1">
+      <w:start w:val="1"/>
+      <w:numFmt w:val="ideographTraditional"/>
+      <w:lvlText w:val="%8、"/>
+      <w:lvlJc w:val="left"/>
+      <w:pPr>
+        <w:ind w:left="4320" w:hanging="480"/>
+      </w:pPr>
+    </w:lvl>
+    <w:lvl w:ilvl="8" w:tplc="FFFFFFFF" w:tentative="1">
+      <w:start w:val="1"/>
+      <w:numFmt w:val="lowerRoman"/>
+      <w:lvlText w:val="%9."/>
+      <w:lvlJc w:val="right"/>
+      <w:pPr>
+        <w:ind w:left="4800" w:hanging="480"/>
+      </w:pPr>
+    </w:lvl>
+  </w:abstractNum>
+  <w:abstractNum w:abstractNumId="3" w15:restartNumberingAfterBreak="0">
+    <w:nsid w:val="21F01CFE"/>
+    <w:multiLevelType w:val="multilevel"/>
+    <w:tmpl w:val="C3DC4A8A"/>
+    <w:lvl w:ilvl="0">
+      <w:start w:val="1"/>
+      <w:numFmt w:val="bullet"/>
+      <w:lvlText w:val=""/>
+      <w:lvlJc w:val="left"/>
+      <w:pPr>
+        <w:tabs>
+          <w:tab w:val="num" w:pos="720"/>
+        </w:tabs>
+        <w:ind w:left="720" w:hanging="360"/>
+      </w:pPr>
+      <w:rPr>
+        <w:rFonts w:ascii="Symbol" w:hAnsi="Symbol" w:hint="default"/>
+        <w:sz w:val="20"/>
+      </w:rPr>
+    </w:lvl>
+    <w:lvl w:ilvl="1" w:tentative="1">
+      <w:start w:val="1"/>
+      <w:numFmt w:val="bullet"/>
+      <w:lvlText w:val="o"/>
+      <w:lvlJc w:val="left"/>
+      <w:pPr>
+        <w:tabs>
+          <w:tab w:val="num" w:pos="1440"/>
+        </w:tabs>
+        <w:ind w:left="1440" w:hanging="360"/>
+      </w:pPr>
+      <w:rPr>
+        <w:rFonts w:ascii="Courier New" w:hAnsi="Courier New" w:hint="default"/>
+        <w:sz w:val="20"/>
+      </w:rPr>
+    </w:lvl>
+    <w:lvl w:ilvl="2" w:tentative="1">
+      <w:start w:val="1"/>
+      <w:numFmt w:val="bullet"/>
+      <w:lvlText w:val=""/>
+      <w:lvlJc w:val="left"/>
+      <w:pPr>
+        <w:tabs>
+          <w:tab w:val="num" w:pos="2160"/>
+        </w:tabs>
+        <w:ind w:left="2160" w:hanging="360"/>
+      </w:pPr>
+      <w:rPr>
+        <w:rFonts w:ascii="Wingdings" w:hAnsi="Wingdings" w:hint="default"/>
+        <w:sz w:val="20"/>
+      </w:rPr>
+    </w:lvl>
+    <w:lvl w:ilvl="3" w:tentative="1">
+      <w:start w:val="1"/>
+      <w:numFmt w:val="bullet"/>
+      <w:lvlText w:val=""/>
+      <w:lvlJc w:val="left"/>
+      <w:pPr>
+        <w:tabs>
+          <w:tab w:val="num" w:pos="2880"/>
+        </w:tabs>
+        <w:ind w:left="2880" w:hanging="360"/>
+      </w:pPr>
+      <w:rPr>
+        <w:rFonts w:ascii="Wingdings" w:hAnsi="Wingdings" w:hint="default"/>
+        <w:sz w:val="20"/>
+      </w:rPr>
+    </w:lvl>
+    <w:lvl w:ilvl="4" w:tentative="1">
+      <w:start w:val="1"/>
+      <w:numFmt w:val="bullet"/>
+      <w:lvlText w:val=""/>
+      <w:lvlJc w:val="left"/>
+      <w:pPr>
+        <w:tabs>
+          <w:tab w:val="num" w:pos="3600"/>
+        </w:tabs>
+        <w:ind w:left="3600" w:hanging="360"/>
+      </w:pPr>
+      <w:rPr>
+        <w:rFonts w:ascii="Wingdings" w:hAnsi="Wingdings" w:hint="default"/>
+        <w:sz w:val="20"/>
+      </w:rPr>
+    </w:lvl>
+    <w:lvl w:ilvl="5" w:tentative="1">
+      <w:start w:val="1"/>
+      <w:numFmt w:val="bullet"/>
+      <w:lvlText w:val=""/>
+      <w:lvlJc w:val="left"/>
+      <w:pPr>
+        <w:tabs>
+          <w:tab w:val="num" w:pos="4320"/>
+        </w:tabs>
+        <w:ind w:left="4320" w:hanging="360"/>
+      </w:pPr>
+      <w:rPr>
+        <w:rFonts w:ascii="Wingdings" w:hAnsi="Wingdings" w:hint="default"/>
+        <w:sz w:val="20"/>
+      </w:rPr>
+    </w:lvl>
+    <w:lvl w:ilvl="6" w:tentative="1">
+      <w:start w:val="1"/>
+      <w:numFmt w:val="bullet"/>
+      <w:lvlText w:val=""/>
+      <w:lvlJc w:val="left"/>
+      <w:pPr>
+        <w:tabs>
+          <w:tab w:val="num" w:pos="5040"/>
+        </w:tabs>
+        <w:ind w:left="5040" w:hanging="360"/>
+      </w:pPr>
+      <w:rPr>
+        <w:rFonts w:ascii="Wingdings" w:hAnsi="Wingdings" w:hint="default"/>
+        <w:sz w:val="20"/>
+      </w:rPr>
+    </w:lvl>
+    <w:lvl w:ilvl="7" w:tentative="1">
+      <w:start w:val="1"/>
+      <w:numFmt w:val="bullet"/>
+      <w:lvlText w:val=""/>
+      <w:lvlJc w:val="left"/>
+      <w:pPr>
+        <w:tabs>
+          <w:tab w:val="num" w:pos="5760"/>
+        </w:tabs>
+        <w:ind w:left="5760" w:hanging="360"/>
+      </w:pPr>
+      <w:rPr>
+        <w:rFonts w:ascii="Wingdings" w:hAnsi="Wingdings" w:hint="default"/>
+        <w:sz w:val="20"/>
+      </w:rPr>
+    </w:lvl>
+    <w:lvl w:ilvl="8" w:tentative="1">
+      <w:start w:val="1"/>
+      <w:numFmt w:val="bullet"/>
+      <w:lvlText w:val=""/>
+      <w:lvlJc w:val="left"/>
+      <w:pPr>
+        <w:tabs>
+          <w:tab w:val="num" w:pos="6480"/>
+        </w:tabs>
+        <w:ind w:left="6480" w:hanging="360"/>
+      </w:pPr>
+      <w:rPr>
+        <w:rFonts w:ascii="Wingdings" w:hAnsi="Wingdings" w:hint="default"/>
+        <w:sz w:val="20"/>
+      </w:rPr>
+    </w:lvl>
+  </w:abstractNum>
+  <w:abstractNum w:abstractNumId="4" w15:restartNumberingAfterBreak="0">
     <w:nsid w:val="2B3D7AB3"/>
     <w:multiLevelType w:val="hybridMultilevel"/>
     <w:tmpl w:val="F230CD56"/>
@@ -2676,10 +5358,96 @@
       </w:rPr>
     </w:lvl>
   </w:abstractNum>
-  <w:abstractNum w:abstractNumId="1" w15:restartNumberingAfterBreak="0">
+  <w:abstractNum w:abstractNumId="5" w15:restartNumberingAfterBreak="0">
+    <w:nsid w:val="345972FD"/>
+    <w:multiLevelType w:val="hybridMultilevel"/>
+    <w:tmpl w:val="58FAC8DC"/>
+    <w:lvl w:ilvl="0" w:tplc="0409000F">
+      <w:start w:val="1"/>
+      <w:numFmt w:val="decimal"/>
+      <w:lvlText w:val="%1."/>
+      <w:lvlJc w:val="left"/>
+      <w:pPr>
+        <w:ind w:left="480" w:hanging="480"/>
+      </w:pPr>
+    </w:lvl>
+    <w:lvl w:ilvl="1" w:tplc="04090019" w:tentative="1">
+      <w:start w:val="1"/>
+      <w:numFmt w:val="ideographTraditional"/>
+      <w:lvlText w:val="%2、"/>
+      <w:lvlJc w:val="left"/>
+      <w:pPr>
+        <w:ind w:left="960" w:hanging="480"/>
+      </w:pPr>
+    </w:lvl>
+    <w:lvl w:ilvl="2" w:tplc="0409001B" w:tentative="1">
+      <w:start w:val="1"/>
+      <w:numFmt w:val="lowerRoman"/>
+      <w:lvlText w:val="%3."/>
+      <w:lvlJc w:val="right"/>
+      <w:pPr>
+        <w:ind w:left="1440" w:hanging="480"/>
+      </w:pPr>
+    </w:lvl>
+    <w:lvl w:ilvl="3" w:tplc="0409000F" w:tentative="1">
+      <w:start w:val="1"/>
+      <w:numFmt w:val="decimal"/>
+      <w:lvlText w:val="%4."/>
+      <w:lvlJc w:val="left"/>
+      <w:pPr>
+        <w:ind w:left="1920" w:hanging="480"/>
+      </w:pPr>
+    </w:lvl>
+    <w:lvl w:ilvl="4" w:tplc="04090019" w:tentative="1">
+      <w:start w:val="1"/>
+      <w:numFmt w:val="ideographTraditional"/>
+      <w:lvlText w:val="%5、"/>
+      <w:lvlJc w:val="left"/>
+      <w:pPr>
+        <w:ind w:left="2400" w:hanging="480"/>
+      </w:pPr>
+    </w:lvl>
+    <w:lvl w:ilvl="5" w:tplc="0409001B" w:tentative="1">
+      <w:start w:val="1"/>
+      <w:numFmt w:val="lowerRoman"/>
+      <w:lvlText w:val="%6."/>
+      <w:lvlJc w:val="right"/>
+      <w:pPr>
+        <w:ind w:left="2880" w:hanging="480"/>
+      </w:pPr>
+    </w:lvl>
+    <w:lvl w:ilvl="6" w:tplc="0409000F" w:tentative="1">
+      <w:start w:val="1"/>
+      <w:numFmt w:val="decimal"/>
+      <w:lvlText w:val="%7."/>
+      <w:lvlJc w:val="left"/>
+      <w:pPr>
+        <w:ind w:left="3360" w:hanging="480"/>
+      </w:pPr>
+    </w:lvl>
+    <w:lvl w:ilvl="7" w:tplc="04090019" w:tentative="1">
+      <w:start w:val="1"/>
+      <w:numFmt w:val="ideographTraditional"/>
+      <w:lvlText w:val="%8、"/>
+      <w:lvlJc w:val="left"/>
+      <w:pPr>
+        <w:ind w:left="3840" w:hanging="480"/>
+      </w:pPr>
+    </w:lvl>
+    <w:lvl w:ilvl="8" w:tplc="0409001B" w:tentative="1">
+      <w:start w:val="1"/>
+      <w:numFmt w:val="lowerRoman"/>
+      <w:lvlText w:val="%9."/>
+      <w:lvlJc w:val="right"/>
+      <w:pPr>
+        <w:ind w:left="4320" w:hanging="480"/>
+      </w:pPr>
+    </w:lvl>
+  </w:abstractNum>
+  <w:abstractNum w:abstractNumId="6" w15:restartNumberingAfterBreak="0">
     <w:nsid w:val="37E6232E"/>
     <w:multiLevelType w:val="hybridMultilevel"/>
-    <w:tmpl w:val="A63CF822"/>
+    <w:tmpl w:val="1C9A9678"/>
     <w:lvl w:ilvl="0" w:tplc="EE7232B4">
       <w:start w:val="1"/>
       <w:numFmt w:val="decimal"/>
@@ -2692,7 +5460,7 @@
         <w:rFonts w:hint="default"/>
       </w:rPr>
     </w:lvl>
-    <w:lvl w:ilvl="1" w:tplc="04090019" w:tentative="1">
+    <w:lvl w:ilvl="1" w:tplc="04090019">
       <w:start w:val="1"/>
       <w:numFmt w:val="ideographTraditional"/>
       <w:lvlText w:val="%2、"/>
@@ -2765,7 +5533,235 @@
       </w:pPr>
     </w:lvl>
   </w:abstractNum>
-  <w:abstractNum w:abstractNumId="2" w15:restartNumberingAfterBreak="0">
+  <w:abstractNum w:abstractNumId="7" w15:restartNumberingAfterBreak="0">
+    <w:nsid w:val="396217F0"/>
+    <w:multiLevelType w:val="hybridMultilevel"/>
+    <w:tmpl w:val="281C3B58"/>
+    <w:lvl w:ilvl="0" w:tplc="19BC8D6A">
+      <w:start w:val="1"/>
+      <w:numFmt w:val="bullet"/>
+      <w:suff w:val="space"/>
+      <w:lvlText w:val=""/>
+      <w:lvlJc w:val="left"/>
+      <w:pPr>
+        <w:ind w:left="1440" w:hanging="480"/>
+      </w:pPr>
+      <w:rPr>
+        <w:rFonts w:ascii="Wingdings" w:hAnsi="Wingdings" w:hint="default"/>
+      </w:rPr>
+    </w:lvl>
+    <w:lvl w:ilvl="1" w:tplc="04090003">
+      <w:start w:val="1"/>
+      <w:numFmt w:val="bullet"/>
+      <w:lvlText w:val=""/>
+      <w:lvlJc w:val="left"/>
+      <w:pPr>
+        <w:ind w:left="1440" w:hanging="480"/>
+      </w:pPr>
+      <w:rPr>
+        <w:rFonts w:ascii="Wingdings" w:hAnsi="Wingdings" w:hint="default"/>
+      </w:rPr>
+    </w:lvl>
+    <w:lvl w:ilvl="2" w:tplc="04090005" w:tentative="1">
+      <w:start w:val="1"/>
+      <w:numFmt w:val="bullet"/>
+      <w:lvlText w:val=""/>
+      <w:lvlJc w:val="left"/>
+      <w:pPr>
+        <w:ind w:left="1920" w:hanging="480"/>
+      </w:pPr>
+      <w:rPr>
+        <w:rFonts w:ascii="Wingdings" w:hAnsi="Wingdings" w:hint="default"/>
+      </w:rPr>
+    </w:lvl>
+    <w:lvl w:ilvl="3" w:tplc="04090001" w:tentative="1">
+      <w:start w:val="1"/>
+      <w:numFmt w:val="bullet"/>
+      <w:lvlText w:val=""/>
+      <w:lvlJc w:val="left"/>
+      <w:pPr>
+        <w:ind w:left="2400" w:hanging="480"/>
+      </w:pPr>
+      <w:rPr>
+        <w:rFonts w:ascii="Wingdings" w:hAnsi="Wingdings" w:hint="default"/>
+      </w:rPr>
+    </w:lvl>
+    <w:lvl w:ilvl="4" w:tplc="04090003" w:tentative="1">
+      <w:start w:val="1"/>
+      <w:numFmt w:val="bullet"/>
+      <w:lvlText w:val=""/>
+      <w:lvlJc w:val="left"/>
+      <w:pPr>
+        <w:ind w:left="2880" w:hanging="480"/>
+      </w:pPr>
+      <w:rPr>
+        <w:rFonts w:ascii="Wingdings" w:hAnsi="Wingdings" w:hint="default"/>
+      </w:rPr>
+    </w:lvl>
+    <w:lvl w:ilvl="5" w:tplc="04090005" w:tentative="1">
+      <w:start w:val="1"/>
+      <w:numFmt w:val="bullet"/>
+      <w:lvlText w:val=""/>
+      <w:lvlJc w:val="left"/>
+      <w:pPr>
+        <w:ind w:left="3360" w:hanging="480"/>
+      </w:pPr>
+      <w:rPr>
+        <w:rFonts w:ascii="Wingdings" w:hAnsi="Wingdings" w:hint="default"/>
+      </w:rPr>
+    </w:lvl>
+    <w:lvl w:ilvl="6" w:tplc="04090001" w:tentative="1">
+      <w:start w:val="1"/>
+      <w:numFmt w:val="bullet"/>
+      <w:lvlText w:val=""/>
+      <w:lvlJc w:val="left"/>
+      <w:pPr>
+        <w:ind w:left="3840" w:hanging="480"/>
+      </w:pPr>
+      <w:rPr>
+        <w:rFonts w:ascii="Wingdings" w:hAnsi="Wingdings" w:hint="default"/>
+      </w:rPr>
+    </w:lvl>
+    <w:lvl w:ilvl="7" w:tplc="04090003" w:tentative="1">
+      <w:start w:val="1"/>
+      <w:numFmt w:val="bullet"/>
+      <w:lvlText w:val=""/>
+      <w:lvlJc w:val="left"/>
+      <w:pPr>
+        <w:ind w:left="4320" w:hanging="480"/>
+      </w:pPr>
+      <w:rPr>
+        <w:rFonts w:ascii="Wingdings" w:hAnsi="Wingdings" w:hint="default"/>
+      </w:rPr>
+    </w:lvl>
+    <w:lvl w:ilvl="8" w:tplc="04090005" w:tentative="1">
+      <w:start w:val="1"/>
+      <w:numFmt w:val="bullet"/>
+      <w:lvlText w:val=""/>
+      <w:lvlJc w:val="left"/>
+      <w:pPr>
+        <w:ind w:left="4800" w:hanging="480"/>
+      </w:pPr>
+      <w:rPr>
+        <w:rFonts w:ascii="Wingdings" w:hAnsi="Wingdings" w:hint="default"/>
+      </w:rPr>
+    </w:lvl>
+  </w:abstractNum>
+  <w:abstractNum w:abstractNumId="8" w15:restartNumberingAfterBreak="0">
+    <w:nsid w:val="3D4E1EA9"/>
+    <w:multiLevelType w:val="hybridMultilevel"/>
+    <w:tmpl w:val="228CD0D2"/>
+    <w:lvl w:ilvl="0" w:tplc="031E02DA">
+      <w:start w:val="1"/>
+      <w:numFmt w:val="bullet"/>
+      <w:suff w:val="space"/>
+      <w:lvlText w:val=""/>
+      <w:lvlJc w:val="left"/>
+      <w:pPr>
+        <w:ind w:left="960" w:hanging="480"/>
+      </w:pPr>
+      <w:rPr>
+        <w:rFonts w:ascii="Wingdings" w:hAnsi="Wingdings" w:hint="default"/>
+      </w:rPr>
+    </w:lvl>
+    <w:lvl w:ilvl="1" w:tplc="04090003" w:tentative="1">
+      <w:start w:val="1"/>
+      <w:numFmt w:val="bullet"/>
+      <w:lvlText w:val=""/>
+      <w:lvlJc w:val="left"/>
+      <w:pPr>
+        <w:ind w:left="1440" w:hanging="480"/>
+      </w:pPr>
+      <w:rPr>
+        <w:rFonts w:ascii="Wingdings" w:hAnsi="Wingdings" w:hint="default"/>
+      </w:rPr>
+    </w:lvl>
+    <w:lvl w:ilvl="2" w:tplc="04090005" w:tentative="1">
+      <w:start w:val="1"/>
+      <w:numFmt w:val="bullet"/>
+      <w:lvlText w:val=""/>
+      <w:lvlJc w:val="left"/>
+      <w:pPr>
+        <w:ind w:left="1920" w:hanging="480"/>
+      </w:pPr>
+      <w:rPr>
+        <w:rFonts w:ascii="Wingdings" w:hAnsi="Wingdings" w:hint="default"/>
+      </w:rPr>
+    </w:lvl>
+    <w:lvl w:ilvl="3" w:tplc="04090001" w:tentative="1">
+      <w:start w:val="1"/>
+      <w:numFmt w:val="bullet"/>
+      <w:lvlText w:val=""/>
+      <w:lvlJc w:val="left"/>
+      <w:pPr>
+        <w:ind w:left="2400" w:hanging="480"/>
+      </w:pPr>
+      <w:rPr>
+        <w:rFonts w:ascii="Wingdings" w:hAnsi="Wingdings" w:hint="default"/>
+      </w:rPr>
+    </w:lvl>
+    <w:lvl w:ilvl="4" w:tplc="04090003" w:tentative="1">
+      <w:start w:val="1"/>
+      <w:numFmt w:val="bullet"/>
+      <w:lvlText w:val=""/>
+      <w:lvlJc w:val="left"/>
+      <w:pPr>
+        <w:ind w:left="2880" w:hanging="480"/>
+      </w:pPr>
+      <w:rPr>
+        <w:rFonts w:ascii="Wingdings" w:hAnsi="Wingdings" w:hint="default"/>
+      </w:rPr>
+    </w:lvl>
+    <w:lvl w:ilvl="5" w:tplc="04090005" w:tentative="1">
+      <w:start w:val="1"/>
+      <w:numFmt w:val="bullet"/>
+      <w:lvlText w:val=""/>
+      <w:lvlJc w:val="left"/>
+      <w:pPr>
+        <w:ind w:left="3360" w:hanging="480"/>
+      </w:pPr>
+      <w:rPr>
+        <w:rFonts w:ascii="Wingdings" w:hAnsi="Wingdings" w:hint="default"/>
+      </w:rPr>
+    </w:lvl>
+    <w:lvl w:ilvl="6" w:tplc="04090001" w:tentative="1">
+      <w:start w:val="1"/>
+      <w:numFmt w:val="bullet"/>
+      <w:lvlText w:val=""/>
+      <w:lvlJc w:val="left"/>
+      <w:pPr>
+        <w:ind w:left="3840" w:hanging="480"/>
+      </w:pPr>
+      <w:rPr>
+        <w:rFonts w:ascii="Wingdings" w:hAnsi="Wingdings" w:hint="default"/>
+      </w:rPr>
+    </w:lvl>
+    <w:lvl w:ilvl="7" w:tplc="04090003" w:tentative="1">
+      <w:start w:val="1"/>
+      <w:numFmt w:val="bullet"/>
+      <w:lvlText w:val=""/>
+      <w:lvlJc w:val="left"/>
+      <w:pPr>
+        <w:ind w:left="4320" w:hanging="480"/>
+      </w:pPr>
+      <w:rPr>
+        <w:rFonts w:ascii="Wingdings" w:hAnsi="Wingdings" w:hint="default"/>
+      </w:rPr>
+    </w:lvl>
+    <w:lvl w:ilvl="8" w:tplc="04090005" w:tentative="1">
+      <w:start w:val="1"/>
+      <w:numFmt w:val="bullet"/>
+      <w:lvlText w:val=""/>
+      <w:lvlJc w:val="left"/>
+      <w:pPr>
+        <w:ind w:left="4800" w:hanging="480"/>
+      </w:pPr>
+      <w:rPr>
+        <w:rFonts w:ascii="Wingdings" w:hAnsi="Wingdings" w:hint="default"/>
+      </w:rPr>
+    </w:lvl>
+  </w:abstractNum>
+  <w:abstractNum w:abstractNumId="9" w15:restartNumberingAfterBreak="0">
     <w:nsid w:val="405B3507"/>
     <w:multiLevelType w:val="hybridMultilevel"/>
     <w:tmpl w:val="44803262"/>
@@ -2856,14 +5852,336 @@
       </w:pPr>
     </w:lvl>
   </w:abstractNum>
+  <w:abstractNum w:abstractNumId="10" w15:restartNumberingAfterBreak="0">
+    <w:nsid w:val="7076258A"/>
+    <w:multiLevelType w:val="hybridMultilevel"/>
+    <w:tmpl w:val="B7EAFC7C"/>
+    <w:lvl w:ilvl="0" w:tplc="FFFFFFFF">
+      <w:start w:val="1"/>
+      <w:numFmt w:val="decimal"/>
+      <w:lvlText w:val="%1."/>
+      <w:lvlJc w:val="left"/>
+      <w:pPr>
+        <w:ind w:left="840" w:hanging="360"/>
+      </w:pPr>
+      <w:rPr>
+        <w:rFonts w:hint="default"/>
+      </w:rPr>
+    </w:lvl>
+    <w:lvl w:ilvl="1" w:tplc="FFFFFFFF">
+      <w:start w:val="1"/>
+      <w:numFmt w:val="ideographTraditional"/>
+      <w:lvlText w:val="%2、"/>
+      <w:lvlJc w:val="left"/>
+      <w:pPr>
+        <w:ind w:left="1440" w:hanging="480"/>
+      </w:pPr>
+    </w:lvl>
+    <w:lvl w:ilvl="2" w:tplc="FFFFFFFF" w:tentative="1">
+      <w:start w:val="1"/>
+      <w:numFmt w:val="lowerRoman"/>
+      <w:lvlText w:val="%3."/>
+      <w:lvlJc w:val="right"/>
+      <w:pPr>
+        <w:ind w:left="1920" w:hanging="480"/>
+      </w:pPr>
+    </w:lvl>
+    <w:lvl w:ilvl="3" w:tplc="FFFFFFFF" w:tentative="1">
+      <w:start w:val="1"/>
+      <w:numFmt w:val="decimal"/>
+      <w:lvlText w:val="%4."/>
+      <w:lvlJc w:val="left"/>
+      <w:pPr>
+        <w:ind w:left="2400" w:hanging="480"/>
+      </w:pPr>
+    </w:lvl>
+    <w:lvl w:ilvl="4" w:tplc="FFFFFFFF" w:tentative="1">
+      <w:start w:val="1"/>
+      <w:numFmt w:val="ideographTraditional"/>
+      <w:lvlText w:val="%5、"/>
+      <w:lvlJc w:val="left"/>
+      <w:pPr>
+        <w:ind w:left="2880" w:hanging="480"/>
+      </w:pPr>
+    </w:lvl>
+    <w:lvl w:ilvl="5" w:tplc="FFFFFFFF" w:tentative="1">
+      <w:start w:val="1"/>
+      <w:numFmt w:val="lowerRoman"/>
+      <w:lvlText w:val="%6."/>
+      <w:lvlJc w:val="right"/>
+      <w:pPr>
+        <w:ind w:left="3360" w:hanging="480"/>
+      </w:pPr>
+    </w:lvl>
+    <w:lvl w:ilvl="6" w:tplc="FFFFFFFF" w:tentative="1">
+      <w:start w:val="1"/>
+      <w:numFmt w:val="decimal"/>
+      <w:lvlText w:val="%7."/>
+      <w:lvlJc w:val="left"/>
+      <w:pPr>
+        <w:ind w:left="3840" w:hanging="480"/>
+      </w:pPr>
+    </w:lvl>
+    <w:lvl w:ilvl="7" w:tplc="FFFFFFFF" w:tentative="1">
+      <w:start w:val="1"/>
+      <w:numFmt w:val="ideographTraditional"/>
+      <w:lvlText w:val="%8、"/>
+      <w:lvlJc w:val="left"/>
+      <w:pPr>
+        <w:ind w:left="4320" w:hanging="480"/>
+      </w:pPr>
+    </w:lvl>
+    <w:lvl w:ilvl="8" w:tplc="FFFFFFFF" w:tentative="1">
+      <w:start w:val="1"/>
+      <w:numFmt w:val="lowerRoman"/>
+      <w:lvlText w:val="%9."/>
+      <w:lvlJc w:val="right"/>
+      <w:pPr>
+        <w:ind w:left="4800" w:hanging="480"/>
+      </w:pPr>
+    </w:lvl>
+  </w:abstractNum>
+  <w:abstractNum w:abstractNumId="11" w15:restartNumberingAfterBreak="0">
+    <w:nsid w:val="78510E34"/>
+    <w:multiLevelType w:val="hybridMultilevel"/>
+    <w:tmpl w:val="45E000EC"/>
+    <w:lvl w:ilvl="0" w:tplc="DD629978">
+      <w:start w:val="1"/>
+      <w:numFmt w:val="decimal"/>
+      <w:suff w:val="space"/>
+      <w:lvlText w:val="(%1)"/>
+      <w:lvlJc w:val="left"/>
+      <w:pPr>
+        <w:ind w:left="750" w:hanging="270"/>
+      </w:pPr>
+      <w:rPr>
+        <w:rFonts w:hint="default"/>
+      </w:rPr>
+    </w:lvl>
+    <w:lvl w:ilvl="1" w:tplc="04090019" w:tentative="1">
+      <w:start w:val="1"/>
+      <w:numFmt w:val="ideographTraditional"/>
+      <w:lvlText w:val="%2、"/>
+      <w:lvlJc w:val="left"/>
+      <w:pPr>
+        <w:ind w:left="1800" w:hanging="480"/>
+      </w:pPr>
+    </w:lvl>
+    <w:lvl w:ilvl="2" w:tplc="0409001B" w:tentative="1">
+      <w:start w:val="1"/>
+      <w:numFmt w:val="lowerRoman"/>
+      <w:lvlText w:val="%3."/>
+      <w:lvlJc w:val="right"/>
+      <w:pPr>
+        <w:ind w:left="2280" w:hanging="480"/>
+      </w:pPr>
+    </w:lvl>
+    <w:lvl w:ilvl="3" w:tplc="0409000F" w:tentative="1">
+      <w:start w:val="1"/>
+      <w:numFmt w:val="decimal"/>
+      <w:lvlText w:val="%4."/>
+      <w:lvlJc w:val="left"/>
+      <w:pPr>
+        <w:ind w:left="2760" w:hanging="480"/>
+      </w:pPr>
+    </w:lvl>
+    <w:lvl w:ilvl="4" w:tplc="04090019" w:tentative="1">
+      <w:start w:val="1"/>
+      <w:numFmt w:val="ideographTraditional"/>
+      <w:lvlText w:val="%5、"/>
+      <w:lvlJc w:val="left"/>
+      <w:pPr>
+        <w:ind w:left="3240" w:hanging="480"/>
+      </w:pPr>
+    </w:lvl>
+    <w:lvl w:ilvl="5" w:tplc="0409001B" w:tentative="1">
+      <w:start w:val="1"/>
+      <w:numFmt w:val="lowerRoman"/>
+      <w:lvlText w:val="%6."/>
+      <w:lvlJc w:val="right"/>
+      <w:pPr>
+        <w:ind w:left="3720" w:hanging="480"/>
+      </w:pPr>
+    </w:lvl>
+    <w:lvl w:ilvl="6" w:tplc="0409000F" w:tentative="1">
+      <w:start w:val="1"/>
+      <w:numFmt w:val="decimal"/>
+      <w:lvlText w:val="%7."/>
+      <w:lvlJc w:val="left"/>
+      <w:pPr>
+        <w:ind w:left="4200" w:hanging="480"/>
+      </w:pPr>
+    </w:lvl>
+    <w:lvl w:ilvl="7" w:tplc="04090019" w:tentative="1">
+      <w:start w:val="1"/>
+      <w:numFmt w:val="ideographTraditional"/>
+      <w:lvlText w:val="%8、"/>
+      <w:lvlJc w:val="left"/>
+      <w:pPr>
+        <w:ind w:left="4680" w:hanging="480"/>
+      </w:pPr>
+    </w:lvl>
+    <w:lvl w:ilvl="8" w:tplc="0409001B" w:tentative="1">
+      <w:start w:val="1"/>
+      <w:numFmt w:val="lowerRoman"/>
+      <w:lvlText w:val="%9."/>
+      <w:lvlJc w:val="right"/>
+      <w:pPr>
+        <w:ind w:left="5160" w:hanging="480"/>
+      </w:pPr>
+    </w:lvl>
+  </w:abstractNum>
+  <w:abstractNum w:abstractNumId="12" w15:restartNumberingAfterBreak="0">
+    <w:nsid w:val="799B7D65"/>
+    <w:multiLevelType w:val="hybridMultilevel"/>
+    <w:tmpl w:val="A418C578"/>
+    <w:lvl w:ilvl="0" w:tplc="04090001">
+      <w:start w:val="1"/>
+      <w:numFmt w:val="bullet"/>
+      <w:lvlText w:val=""/>
+      <w:lvlJc w:val="left"/>
+      <w:pPr>
+        <w:ind w:left="480" w:hanging="480"/>
+      </w:pPr>
+      <w:rPr>
+        <w:rFonts w:ascii="Wingdings" w:hAnsi="Wingdings" w:hint="default"/>
+      </w:rPr>
+    </w:lvl>
+    <w:lvl w:ilvl="1" w:tplc="04090003" w:tentative="1">
+      <w:start w:val="1"/>
+      <w:numFmt w:val="bullet"/>
+      <w:lvlText w:val=""/>
+      <w:lvlJc w:val="left"/>
+      <w:pPr>
+        <w:ind w:left="960" w:hanging="480"/>
+      </w:pPr>
+      <w:rPr>
+        <w:rFonts w:ascii="Wingdings" w:hAnsi="Wingdings" w:hint="default"/>
+      </w:rPr>
+    </w:lvl>
+    <w:lvl w:ilvl="2" w:tplc="04090005" w:tentative="1">
+      <w:start w:val="1"/>
+      <w:numFmt w:val="bullet"/>
+      <w:lvlText w:val=""/>
+      <w:lvlJc w:val="left"/>
+      <w:pPr>
+        <w:ind w:left="1440" w:hanging="480"/>
+      </w:pPr>
+      <w:rPr>
+        <w:rFonts w:ascii="Wingdings" w:hAnsi="Wingdings" w:hint="default"/>
+      </w:rPr>
+    </w:lvl>
+    <w:lvl w:ilvl="3" w:tplc="04090001" w:tentative="1">
+      <w:start w:val="1"/>
+      <w:numFmt w:val="bullet"/>
+      <w:lvlText w:val=""/>
+      <w:lvlJc w:val="left"/>
+      <w:pPr>
+        <w:ind w:left="1920" w:hanging="480"/>
+      </w:pPr>
+      <w:rPr>
+        <w:rFonts w:ascii="Wingdings" w:hAnsi="Wingdings" w:hint="default"/>
+      </w:rPr>
+    </w:lvl>
+    <w:lvl w:ilvl="4" w:tplc="04090003" w:tentative="1">
+      <w:start w:val="1"/>
+      <w:numFmt w:val="bullet"/>
+      <w:lvlText w:val=""/>
+      <w:lvlJc w:val="left"/>
+      <w:pPr>
+        <w:ind w:left="2400" w:hanging="480"/>
+      </w:pPr>
+      <w:rPr>
+        <w:rFonts w:ascii="Wingdings" w:hAnsi="Wingdings" w:hint="default"/>
+      </w:rPr>
+    </w:lvl>
+    <w:lvl w:ilvl="5" w:tplc="04090005" w:tentative="1">
+      <w:start w:val="1"/>
+      <w:numFmt w:val="bullet"/>
+      <w:lvlText w:val=""/>
+      <w:lvlJc w:val="left"/>
+      <w:pPr>
+        <w:ind w:left="2880" w:hanging="480"/>
+      </w:pPr>
+      <w:rPr>
+        <w:rFonts w:ascii="Wingdings" w:hAnsi="Wingdings" w:hint="default"/>
+      </w:rPr>
+    </w:lvl>
+    <w:lvl w:ilvl="6" w:tplc="04090001" w:tentative="1">
+      <w:start w:val="1"/>
+      <w:numFmt w:val="bullet"/>
+      <w:lvlText w:val=""/>
+      <w:lvlJc w:val="left"/>
+      <w:pPr>
+        <w:ind w:left="3360" w:hanging="480"/>
+      </w:pPr>
+      <w:rPr>
+        <w:rFonts w:ascii="Wingdings" w:hAnsi="Wingdings" w:hint="default"/>
+      </w:rPr>
+    </w:lvl>
+    <w:lvl w:ilvl="7" w:tplc="04090003" w:tentative="1">
+      <w:start w:val="1"/>
+      <w:numFmt w:val="bullet"/>
+      <w:lvlText w:val=""/>
+      <w:lvlJc w:val="left"/>
+      <w:pPr>
+        <w:ind w:left="3840" w:hanging="480"/>
+      </w:pPr>
+      <w:rPr>
+        <w:rFonts w:ascii="Wingdings" w:hAnsi="Wingdings" w:hint="default"/>
+      </w:rPr>
+    </w:lvl>
+    <w:lvl w:ilvl="8" w:tplc="04090005" w:tentative="1">
+      <w:start w:val="1"/>
+      <w:numFmt w:val="bullet"/>
+      <w:lvlText w:val=""/>
+      <w:lvlJc w:val="left"/>
+      <w:pPr>
+        <w:ind w:left="4320" w:hanging="480"/>
+      </w:pPr>
+      <w:rPr>
+        <w:rFonts w:ascii="Wingdings" w:hAnsi="Wingdings" w:hint="default"/>
+      </w:rPr>
+    </w:lvl>
+  </w:abstractNum>
   <w:num w:numId="1" w16cid:durableId="2062366445">
+    <w:abstractNumId w:val="9"/>
+  </w:num>
+  <w:num w:numId="2" w16cid:durableId="1721588010">
+    <w:abstractNumId w:val="6"/>
+  </w:num>
+  <w:num w:numId="3" w16cid:durableId="702363385">
+    <w:abstractNumId w:val="4"/>
+  </w:num>
+  <w:num w:numId="4" w16cid:durableId="503058934">
+    <w:abstractNumId w:val="5"/>
+  </w:num>
+  <w:num w:numId="5" w16cid:durableId="2046904868">
+    <w:abstractNumId w:val="3"/>
+  </w:num>
+  <w:num w:numId="6" w16cid:durableId="965307048">
+    <w:abstractNumId w:val="0"/>
+  </w:num>
+  <w:num w:numId="7" w16cid:durableId="137454396">
+    <w:abstractNumId w:val="7"/>
+  </w:num>
+  <w:num w:numId="8" w16cid:durableId="92365036">
+    <w:abstractNumId w:val="12"/>
+  </w:num>
+  <w:num w:numId="9" w16cid:durableId="1443452988">
+    <w:abstractNumId w:val="8"/>
+  </w:num>
+  <w:num w:numId="10" w16cid:durableId="1355961348">
     <w:abstractNumId w:val="2"/>
   </w:num>
-  <w:num w:numId="2" w16cid:durableId="1721588010">
+  <w:num w:numId="11" w16cid:durableId="768544073">
     <w:abstractNumId w:val="1"/>
   </w:num>
-  <w:num w:numId="3" w16cid:durableId="702363385">
-    <w:abstractNumId w:val="0"/>
+  <w:num w:numId="12" w16cid:durableId="1129399352">
+    <w:abstractNumId w:val="11"/>
+  </w:num>
+  <w:num w:numId="13" w16cid:durableId="1407609390">
+    <w:abstractNumId w:val="10"/>
   </w:num>
 </w:numbering>
 </file>
@@ -3967,6 +7285,23 @@
       </w:tcPr>
     </w:tblStylePr>
   </w:style>
+  <w:style w:type="paragraph" w:styleId="Web">
+    <w:name w:val="Normal (Web)"/>
+    <w:basedOn w:val="a"/>
+    <w:uiPriority w:val="99"/>
+    <w:semiHidden/>
+    <w:unhideWhenUsed/>
+    <w:rsid w:val="004B5DE5"/>
+    <w:pPr>
+      <w:widowControl/>
+      <w:spacing w:before="100" w:beforeAutospacing="1" w:after="100" w:afterAutospacing="1" w:line="240" w:lineRule="auto"/>
+    </w:pPr>
+    <w:rPr>
+      <w:rFonts w:ascii="新細明體" w:eastAsia="新細明體" w:hAnsi="新細明體" w:cs="新細明體"/>
+      <w:kern w:val="0"/>
+      <w14:ligatures w14:val="none"/>
+    </w:rPr>
+  </w:style>
 </w:styles>
 </file>
 
